--- a/Documentacao UniFAJ.docx
+++ b/Documentacao UniFAJ.docx
@@ -1,6 +1,6 @@
 
 <file path=word/document.xml><?xml version="1.0" encoding="utf-8"?>
-<w:document xmlns:wpc="http://schemas.microsoft.com/office/word/2010/wordprocessingCanvas" xmlns:cx="http://schemas.microsoft.com/office/drawing/2014/chartex" xmlns:cx1="http://schemas.microsoft.com/office/drawing/2015/9/8/chartex" xmlns:cx2="http://schemas.microsoft.com/office/drawing/2015/10/21/chartex" xmlns:cx3="http://schemas.microsoft.com/office/drawing/2016/5/9/chartex" xmlns:cx4="http://schemas.microsoft.com/office/drawing/2016/5/10/chartex" xmlns:cx5="http://schemas.microsoft.com/office/drawing/2016/5/11/chartex" xmlns:cx6="http://schemas.microsoft.com/office/drawing/2016/5/12/chartex" xmlns:cx7="http://schemas.microsoft.com/office/drawing/2016/5/13/chartex" xmlns:cx8="http://schemas.microsoft.com/office/drawing/2016/5/14/chartex" xmlns:mc="http://schemas.openxmlformats.org/markup-compatibility/2006" xmlns:aink="http://schemas.microsoft.com/office/drawing/2016/ink" xmlns:am3d="http://schemas.microsoft.com/office/drawing/2017/model3d" xmlns:o="urn:schemas-microsoft-com:office:office" xmlns:oel="http://schemas.microsoft.com/office/2019/extlst" xmlns:r="http://schemas.openxmlformats.org/officeDocument/2006/relationships" xmlns:m="http://schemas.openxmlformats.org/officeDocument/2006/math" xmlns:v="urn:schemas-microsoft-com:vml" xmlns:wp14="http://schemas.microsoft.com/office/word/2010/wordprocessingDrawing" xmlns:wp="http://schemas.openxmlformats.org/drawingml/2006/wordprocessingDrawing" xmlns:w10="urn:schemas-microsoft-com:office:word" xmlns:w="http://schemas.openxmlformats.org/wordprocessingml/2006/main" xmlns:w14="http://schemas.microsoft.com/office/word/2010/wordml" xmlns:w15="http://schemas.microsoft.com/office/word/2012/wordml" xmlns:w16cex="http://schemas.microsoft.com/office/word/2018/wordml/cex" xmlns:w16cid="http://schemas.microsoft.com/office/word/2016/wordml/cid" xmlns:w16="http://schemas.microsoft.com/office/word/2018/wordml" xmlns:w16du="http://schemas.microsoft.com/office/word/2023/wordml/word16du" xmlns:w16sdtdh="http://schemas.microsoft.com/office/word/2020/wordml/sdtdatahash" xmlns:w16sdtfl="http://schemas.microsoft.com/office/word/2024/wordml/sdtformatlock" xmlns:w16se="http://schemas.microsoft.com/office/word/2015/wordml/symex" xmlns:wpg="http://schemas.microsoft.com/office/word/2010/wordprocessingGroup" xmlns:wpi="http://schemas.microsoft.com/office/word/2010/wordprocessingInk" xmlns:wne="http://schemas.microsoft.com/office/word/2006/wordml" xmlns:wps="http://schemas.microsoft.com/office/word/2010/wordprocessingShape" mc:Ignorable="w14 w15 w16se w16cid w16 w16cex w16sdtdh w16sdtfl w16du wp14">
+<w:document xmlns:wpc="http://schemas.microsoft.com/office/word/2010/wordprocessingCanvas" xmlns:cx="http://schemas.microsoft.com/office/drawing/2014/chartex" xmlns:mc="http://schemas.openxmlformats.org/markup-compatibility/2006" xmlns:o="urn:schemas-microsoft-com:office:office" xmlns:r="http://schemas.openxmlformats.org/officeDocument/2006/relationships" xmlns:m="http://schemas.openxmlformats.org/officeDocument/2006/math" xmlns:v="urn:schemas-microsoft-com:vml" xmlns:wp14="http://schemas.microsoft.com/office/word/2010/wordprocessingDrawing" xmlns:wp="http://schemas.openxmlformats.org/drawingml/2006/wordprocessingDrawing" xmlns:w10="urn:schemas-microsoft-com:office:word" xmlns:w="http://schemas.openxmlformats.org/wordprocessingml/2006/main" xmlns:w14="http://schemas.microsoft.com/office/word/2010/wordml" xmlns:w15="http://schemas.microsoft.com/office/word/2012/wordml" xmlns:w16se="http://schemas.microsoft.com/office/word/2015/wordml/symex" xmlns:wpg="http://schemas.microsoft.com/office/word/2010/wordprocessingGroup" xmlns:wpi="http://schemas.microsoft.com/office/word/2010/wordprocessingInk" xmlns:wne="http://schemas.microsoft.com/office/word/2006/wordml" xmlns:wps="http://schemas.microsoft.com/office/word/2010/wordprocessingShape" mc:Ignorable="w14 w15 w16se wp14">
   <w:body>
     <w:p/>
     <w:tbl>
@@ -56,6 +56,7 @@
       <w:r>
         <w:rPr>
           <w:noProof/>
+          <w:lang w:val="pt-BR" w:eastAsia="pt-BR"/>
         </w:rPr>
         <w:drawing>
           <wp:inline distT="0" distB="0" distL="0" distR="0" wp14:anchorId="7CCADCBA" wp14:editId="0D82B945">
@@ -1445,7 +1446,7 @@
     </w:p>
     <w:p>
       <w:pPr>
-        <w:pStyle w:val="Heading1"/>
+        <w:pStyle w:val="Ttulo1"/>
         <w:rPr>
           <w:lang w:val="pt-BR"/>
         </w:rPr>
@@ -1833,7 +1834,7 @@
     </w:p>
     <w:p>
       <w:pPr>
-        <w:pStyle w:val="Heading2"/>
+        <w:pStyle w:val="Ttulo2"/>
       </w:pPr>
       <w:r>
         <w:t xml:space="preserve">Como </w:t>
@@ -1847,7 +1848,7 @@
     </w:p>
     <w:p>
       <w:pPr>
-        <w:pStyle w:val="ListNumber"/>
+        <w:pStyle w:val="Numerada"/>
         <w:spacing w:after="60"/>
         <w:rPr>
           <w:lang w:val="pt-BR"/>
@@ -1862,7 +1863,7 @@
     </w:p>
     <w:p>
       <w:pPr>
-        <w:pStyle w:val="ListNumber"/>
+        <w:pStyle w:val="Numerada"/>
         <w:spacing w:after="60"/>
         <w:rPr>
           <w:lang w:val="pt-BR"/>
@@ -1877,7 +1878,7 @@
     </w:p>
     <w:p>
       <w:pPr>
-        <w:pStyle w:val="ListNumber"/>
+        <w:pStyle w:val="Numerada"/>
         <w:spacing w:after="60"/>
         <w:rPr>
           <w:lang w:val="pt-BR"/>
@@ -1892,7 +1893,7 @@
     </w:p>
     <w:p>
       <w:pPr>
-        <w:pStyle w:val="ListNumber"/>
+        <w:pStyle w:val="Numerada"/>
         <w:spacing w:after="60"/>
         <w:rPr>
           <w:lang w:val="pt-BR"/>
@@ -1907,7 +1908,7 @@
     </w:p>
     <w:p>
       <w:pPr>
-        <w:pStyle w:val="ListNumber"/>
+        <w:pStyle w:val="Numerada"/>
         <w:spacing w:after="60"/>
         <w:rPr>
           <w:lang w:val="pt-BR"/>
@@ -1935,7 +1936,7 @@
     </w:p>
     <w:p>
       <w:pPr>
-        <w:pStyle w:val="Heading1"/>
+        <w:pStyle w:val="Ttulo1"/>
         <w:rPr>
           <w:lang w:val="pt-BR"/>
         </w:rPr>
@@ -1959,7 +1960,21 @@
           <w:sz w:val="21"/>
           <w:lang w:val="pt-BR"/>
         </w:rPr>
-        <w:t>O projeto consiste no desenvolvimento de uma mão robótica articulada capaz de reproduzir, aproximadamente em tempo real, a flexão dos dedos de uma mão humana posicionada diante de uma câmera. A webcam captura a mão; um software em Python identifica os pontos anatômicos; os valores de flexão são enviados ao ESP32; e os servomotores movimentam os dedos por meio de tendões artificiais.</w:t>
+        <w:t>O projeto consiste no desenvolvimento de uma mão robótica articulada capaz de reproduzir, aproximadamente em tempo real, a flexão dos dedos de uma mão humana posicionada diante de uma câmera. A webcam captura a mão; um software em Python identifica os pontos anatômicos; os valores de flexão são enviados ao ESP32; e os servomotores movimentam os dedos por meio de tendões artificiais</w:t>
+      </w:r>
+      <w:r>
+        <w:rPr>
+          <w:sz w:val="21"/>
+          <w:lang w:val="pt-BR"/>
+        </w:rPr>
+        <w:t xml:space="preserve"> e regulador de tensão L7805</w:t>
+      </w:r>
+      <w:r>
+        <w:rPr>
+          <w:sz w:val="21"/>
+          <w:lang w:val="pt-BR"/>
+        </w:rPr>
+        <w:t>.</w:t>
       </w:r>
     </w:p>
     <w:tbl>
@@ -2030,7 +2045,7 @@
     </w:p>
     <w:p>
       <w:pPr>
-        <w:pStyle w:val="Heading2"/>
+        <w:pStyle w:val="Ttulo2"/>
         <w:rPr>
           <w:lang w:val="pt-BR"/>
         </w:rPr>
@@ -2057,7 +2072,7 @@
     </w:p>
     <w:p>
       <w:pPr>
-        <w:pStyle w:val="Heading2"/>
+        <w:pStyle w:val="Ttulo2"/>
       </w:pPr>
       <w:r>
         <w:t>1.2 Objetivos específicos</w:t>
@@ -2065,7 +2080,7 @@
     </w:p>
     <w:p>
       <w:pPr>
-        <w:pStyle w:val="ListBullet"/>
+        <w:pStyle w:val="Commarcadores"/>
         <w:spacing w:after="40"/>
         <w:rPr>
           <w:lang w:val="pt-BR"/>
@@ -2080,7 +2095,7 @@
     </w:p>
     <w:p>
       <w:pPr>
-        <w:pStyle w:val="ListBullet"/>
+        <w:pStyle w:val="Commarcadores"/>
         <w:spacing w:after="40"/>
         <w:rPr>
           <w:lang w:val="pt-BR"/>
@@ -2095,7 +2110,7 @@
     </w:p>
     <w:p>
       <w:pPr>
-        <w:pStyle w:val="ListBullet"/>
+        <w:pStyle w:val="Commarcadores"/>
         <w:spacing w:after="40"/>
         <w:rPr>
           <w:lang w:val="pt-BR"/>
@@ -2110,7 +2125,7 @@
     </w:p>
     <w:p>
       <w:pPr>
-        <w:pStyle w:val="ListBullet"/>
+        <w:pStyle w:val="Commarcadores"/>
         <w:spacing w:after="40"/>
         <w:rPr>
           <w:lang w:val="pt-BR"/>
@@ -2125,7 +2140,7 @@
     </w:p>
     <w:p>
       <w:pPr>
-        <w:pStyle w:val="ListBullet"/>
+        <w:pStyle w:val="Commarcadores"/>
         <w:spacing w:after="40"/>
         <w:rPr>
           <w:lang w:val="pt-BR"/>
@@ -2140,7 +2155,7 @@
     </w:p>
     <w:p>
       <w:pPr>
-        <w:pStyle w:val="ListBullet"/>
+        <w:pStyle w:val="Commarcadores"/>
         <w:spacing w:after="40"/>
         <w:rPr>
           <w:lang w:val="pt-BR"/>
@@ -2155,7 +2170,7 @@
     </w:p>
     <w:p>
       <w:pPr>
-        <w:pStyle w:val="ListBullet"/>
+        <w:pStyle w:val="Commarcadores"/>
         <w:spacing w:after="40"/>
         <w:rPr>
           <w:lang w:val="pt-BR"/>
@@ -2170,7 +2185,7 @@
     </w:p>
     <w:p>
       <w:pPr>
-        <w:pStyle w:val="ListBullet"/>
+        <w:pStyle w:val="Commarcadores"/>
         <w:spacing w:after="40"/>
         <w:rPr>
           <w:lang w:val="pt-BR"/>
@@ -2185,7 +2200,7 @@
     </w:p>
     <w:p>
       <w:pPr>
-        <w:pStyle w:val="Heading2"/>
+        <w:pStyle w:val="Ttulo2"/>
         <w:rPr>
           <w:lang w:val="pt-BR"/>
         </w:rPr>
@@ -2876,6 +2891,99 @@
           </w:p>
         </w:tc>
       </w:tr>
+      <w:tr>
+        <w:trPr>
+          <w:jc w:val="center"/>
+        </w:trPr>
+        <w:tc>
+          <w:tcPr>
+            <w:tcW w:w="2948" w:type="dxa"/>
+            <w:tcBorders>
+              <w:top w:val="single" w:sz="4" w:space="0" w:color="D9E1E5"/>
+              <w:left w:val="single" w:sz="4" w:space="0" w:color="D9E1E5"/>
+              <w:bottom w:val="single" w:sz="4" w:space="0" w:color="D9E1E5"/>
+              <w:right w:val="single" w:sz="4" w:space="0" w:color="D9E1E5"/>
+            </w:tcBorders>
+            <w:shd w:val="clear" w:color="auto" w:fill="FFFFFF"/>
+            <w:vAlign w:val="center"/>
+          </w:tcPr>
+          <w:p>
+            <w:pPr>
+              <w:spacing w:after="0"/>
+              <w:rPr>
+                <w:color w:val="172B36"/>
+                <w:sz w:val="17"/>
+              </w:rPr>
+            </w:pPr>
+            <w:r>
+              <w:rPr>
+                <w:color w:val="172B36"/>
+                <w:sz w:val="17"/>
+              </w:rPr>
+              <w:t>Regulador de Tensão</w:t>
+            </w:r>
+          </w:p>
+        </w:tc>
+        <w:tc>
+          <w:tcPr>
+            <w:tcW w:w="2381" w:type="dxa"/>
+            <w:tcBorders>
+              <w:top w:val="single" w:sz="4" w:space="0" w:color="D9E1E5"/>
+              <w:left w:val="single" w:sz="4" w:space="0" w:color="D9E1E5"/>
+              <w:bottom w:val="single" w:sz="4" w:space="0" w:color="D9E1E5"/>
+              <w:right w:val="single" w:sz="4" w:space="0" w:color="D9E1E5"/>
+            </w:tcBorders>
+            <w:shd w:val="clear" w:color="auto" w:fill="FFFFFF"/>
+            <w:vAlign w:val="center"/>
+          </w:tcPr>
+          <w:p>
+            <w:pPr>
+              <w:spacing w:after="0"/>
+              <w:rPr>
+                <w:color w:val="172B36"/>
+                <w:sz w:val="17"/>
+              </w:rPr>
+            </w:pPr>
+            <w:r>
+              <w:rPr>
+                <w:color w:val="172B36"/>
+                <w:sz w:val="17"/>
+              </w:rPr>
+              <w:t xml:space="preserve">Confirmado </w:t>
+            </w:r>
+          </w:p>
+        </w:tc>
+        <w:tc>
+          <w:tcPr>
+            <w:tcW w:w="4082" w:type="dxa"/>
+            <w:tcBorders>
+              <w:top w:val="single" w:sz="4" w:space="0" w:color="D9E1E5"/>
+              <w:left w:val="single" w:sz="4" w:space="0" w:color="D9E1E5"/>
+              <w:bottom w:val="single" w:sz="4" w:space="0" w:color="D9E1E5"/>
+              <w:right w:val="single" w:sz="4" w:space="0" w:color="D9E1E5"/>
+            </w:tcBorders>
+            <w:shd w:val="clear" w:color="auto" w:fill="FFFFFF"/>
+            <w:vAlign w:val="center"/>
+          </w:tcPr>
+          <w:p>
+            <w:pPr>
+              <w:spacing w:after="0"/>
+              <w:rPr>
+                <w:color w:val="172B36"/>
+                <w:sz w:val="17"/>
+                <w:lang w:val="pt-BR"/>
+              </w:rPr>
+            </w:pPr>
+            <w:r>
+              <w:rPr>
+                <w:sz w:val="21"/>
+                <w:lang w:val="pt-BR"/>
+              </w:rPr>
+              <w:t>L7805</w:t>
+            </w:r>
+          </w:p>
+        </w:tc>
+      </w:tr>
     </w:tbl>
     <w:p>
       <w:pPr>
@@ -2887,7 +2995,7 @@
     </w:p>
     <w:p>
       <w:pPr>
-        <w:pStyle w:val="Heading1"/>
+        <w:pStyle w:val="Ttulo1"/>
         <w:rPr>
           <w:lang w:val="pt-BR"/>
         </w:rPr>
@@ -2919,6 +3027,7 @@
       <w:r>
         <w:rPr>
           <w:noProof/>
+          <w:lang w:val="pt-BR" w:eastAsia="pt-BR"/>
         </w:rPr>
         <w:lastRenderedPageBreak/>
         <w:drawing>
@@ -2960,7 +3069,7 @@
     </w:p>
     <w:p>
       <w:pPr>
-        <w:pStyle w:val="Heading2"/>
+        <w:pStyle w:val="Ttulo2"/>
       </w:pPr>
       <w:r>
         <w:t>2.1 Fluxo de dados</w:t>
@@ -2968,7 +3077,7 @@
     </w:p>
     <w:p>
       <w:pPr>
-        <w:pStyle w:val="ListNumber"/>
+        <w:pStyle w:val="Numerada"/>
         <w:spacing w:after="60"/>
         <w:rPr>
           <w:lang w:val="pt-BR"/>
@@ -2983,7 +3092,7 @@
     </w:p>
     <w:p>
       <w:pPr>
-        <w:pStyle w:val="ListNumber"/>
+        <w:pStyle w:val="Numerada"/>
         <w:spacing w:after="60"/>
         <w:rPr>
           <w:lang w:val="pt-BR"/>
@@ -2998,7 +3107,7 @@
     </w:p>
     <w:p>
       <w:pPr>
-        <w:pStyle w:val="ListNumber"/>
+        <w:pStyle w:val="Numerada"/>
         <w:spacing w:after="60"/>
         <w:rPr>
           <w:lang w:val="pt-BR"/>
@@ -3013,7 +3122,7 @@
     </w:p>
     <w:p>
       <w:pPr>
-        <w:pStyle w:val="ListNumber"/>
+        <w:pStyle w:val="Numerada"/>
         <w:spacing w:after="60"/>
         <w:rPr>
           <w:lang w:val="pt-BR"/>
@@ -3028,7 +3137,7 @@
     </w:p>
     <w:p>
       <w:pPr>
-        <w:pStyle w:val="ListNumber"/>
+        <w:pStyle w:val="Numerada"/>
         <w:spacing w:after="60"/>
         <w:rPr>
           <w:lang w:val="pt-BR"/>
@@ -3043,7 +3152,7 @@
     </w:p>
     <w:p>
       <w:pPr>
-        <w:pStyle w:val="ListNumber"/>
+        <w:pStyle w:val="Numerada"/>
         <w:spacing w:after="60"/>
         <w:rPr>
           <w:lang w:val="pt-BR"/>
@@ -3058,7 +3167,7 @@
     </w:p>
     <w:p>
       <w:pPr>
-        <w:pStyle w:val="ListNumber"/>
+        <w:pStyle w:val="Numerada"/>
         <w:spacing w:after="60"/>
         <w:rPr>
           <w:lang w:val="pt-BR"/>
@@ -3073,7 +3182,7 @@
     </w:p>
     <w:p>
       <w:pPr>
-        <w:pStyle w:val="ListNumber"/>
+        <w:pStyle w:val="Numerada"/>
         <w:spacing w:after="60"/>
         <w:rPr>
           <w:lang w:val="pt-BR"/>
@@ -3088,7 +3197,7 @@
     </w:p>
     <w:p>
       <w:pPr>
-        <w:pStyle w:val="Heading2"/>
+        <w:pStyle w:val="Ttulo2"/>
       </w:pPr>
       <w:r>
         <w:rPr>
@@ -3099,7 +3208,7 @@
     </w:p>
     <w:p>
       <w:pPr>
-        <w:pStyle w:val="Heading1"/>
+        <w:pStyle w:val="Ttulo1"/>
       </w:pPr>
       <w:r>
         <w:lastRenderedPageBreak/>
@@ -3108,7 +3217,7 @@
     </w:p>
     <w:p>
       <w:pPr>
-        <w:pStyle w:val="Heading2"/>
+        <w:pStyle w:val="Ttulo2"/>
       </w:pPr>
       <w:r>
         <w:t>3.1 Eletrônica principal</w:t>
@@ -4348,7 +4457,7 @@
     </w:p>
     <w:p>
       <w:pPr>
-        <w:pStyle w:val="Heading2"/>
+        <w:pStyle w:val="Ttulo2"/>
       </w:pPr>
       <w:r>
         <w:t>3.2 Parte mecânica</w:t>
@@ -4356,7 +4465,7 @@
     </w:p>
     <w:p>
       <w:pPr>
-        <w:pStyle w:val="ListBullet"/>
+        <w:pStyle w:val="Commarcadores"/>
         <w:spacing w:after="40"/>
         <w:rPr>
           <w:lang w:val="pt-BR"/>
@@ -4371,7 +4480,7 @@
     </w:p>
     <w:p>
       <w:pPr>
-        <w:pStyle w:val="ListBullet"/>
+        <w:pStyle w:val="Commarcadores"/>
         <w:spacing w:after="40"/>
         <w:rPr>
           <w:lang w:val="pt-BR"/>
@@ -4386,7 +4495,7 @@
     </w:p>
     <w:p>
       <w:pPr>
-        <w:pStyle w:val="ListBullet"/>
+        <w:pStyle w:val="Commarcadores"/>
         <w:spacing w:after="40"/>
         <w:rPr>
           <w:lang w:val="pt-BR"/>
@@ -4401,7 +4510,7 @@
     </w:p>
     <w:p>
       <w:pPr>
-        <w:pStyle w:val="ListBullet"/>
+        <w:pStyle w:val="Commarcadores"/>
         <w:spacing w:after="40"/>
         <w:rPr>
           <w:lang w:val="pt-BR"/>
@@ -4416,7 +4525,7 @@
     </w:p>
     <w:p>
       <w:pPr>
-        <w:pStyle w:val="ListBullet"/>
+        <w:pStyle w:val="Commarcadores"/>
         <w:spacing w:after="40"/>
         <w:rPr>
           <w:lang w:val="pt-BR"/>
@@ -4431,7 +4540,7 @@
     </w:p>
     <w:p>
       <w:pPr>
-        <w:pStyle w:val="ListBullet"/>
+        <w:pStyle w:val="Commarcadores"/>
         <w:spacing w:after="40"/>
         <w:rPr>
           <w:lang w:val="pt-BR"/>
@@ -4446,7 +4555,7 @@
     </w:p>
     <w:p>
       <w:pPr>
-        <w:pStyle w:val="ListBullet"/>
+        <w:pStyle w:val="Commarcadores"/>
         <w:spacing w:after="40"/>
         <w:rPr>
           <w:lang w:val="pt-BR"/>
@@ -4461,7 +4570,7 @@
     </w:p>
     <w:p>
       <w:pPr>
-        <w:pStyle w:val="ListBullet"/>
+        <w:pStyle w:val="Commarcadores"/>
         <w:spacing w:after="40"/>
         <w:rPr>
           <w:lang w:val="pt-BR"/>
@@ -4476,7 +4585,7 @@
     </w:p>
     <w:p>
       <w:pPr>
-        <w:pStyle w:val="Heading2"/>
+        <w:pStyle w:val="Ttulo2"/>
       </w:pPr>
       <w:r>
         <w:t>3.3 Software e ferramentas</w:t>
@@ -4916,7 +5025,7 @@
     </w:p>
     <w:p>
       <w:pPr>
-        <w:pStyle w:val="Heading1"/>
+        <w:pStyle w:val="Ttulo1"/>
         <w:rPr>
           <w:lang w:val="pt-BR"/>
         </w:rPr>
@@ -4944,7 +5053,7 @@
     </w:p>
     <w:p>
       <w:pPr>
-        <w:pStyle w:val="Heading2"/>
+        <w:pStyle w:val="Ttulo2"/>
       </w:pPr>
       <w:r>
         <w:t>4.1 Divisão recomendada das peças</w:t>
@@ -4952,7 +5061,7 @@
     </w:p>
     <w:p>
       <w:pPr>
-        <w:pStyle w:val="ListBullet"/>
+        <w:pStyle w:val="Commarcadores"/>
         <w:spacing w:after="40"/>
       </w:pPr>
       <w:r>
@@ -4961,7 +5070,7 @@
     </w:p>
     <w:p>
       <w:pPr>
-        <w:pStyle w:val="ListBullet"/>
+        <w:pStyle w:val="Commarcadores"/>
         <w:spacing w:after="40"/>
       </w:pPr>
       <w:r>
@@ -4970,7 +5079,7 @@
     </w:p>
     <w:p>
       <w:pPr>
-        <w:pStyle w:val="ListBullet"/>
+        <w:pStyle w:val="Commarcadores"/>
         <w:spacing w:after="40"/>
         <w:rPr>
           <w:lang w:val="pt-BR"/>
@@ -4985,7 +5094,7 @@
     </w:p>
     <w:p>
       <w:pPr>
-        <w:pStyle w:val="ListBullet"/>
+        <w:pStyle w:val="Commarcadores"/>
         <w:spacing w:after="40"/>
         <w:rPr>
           <w:lang w:val="pt-BR"/>
@@ -5000,7 +5109,7 @@
     </w:p>
     <w:p>
       <w:pPr>
-        <w:pStyle w:val="ListBullet"/>
+        <w:pStyle w:val="Commarcadores"/>
         <w:spacing w:after="40"/>
         <w:rPr>
           <w:lang w:val="pt-BR"/>
@@ -5015,7 +5124,7 @@
     </w:p>
     <w:p>
       <w:pPr>
-        <w:pStyle w:val="ListBullet"/>
+        <w:pStyle w:val="Commarcadores"/>
         <w:spacing w:after="40"/>
         <w:rPr>
           <w:lang w:val="pt-BR"/>
@@ -5030,7 +5139,7 @@
     </w:p>
     <w:p>
       <w:pPr>
-        <w:pStyle w:val="Heading2"/>
+        <w:pStyle w:val="Ttulo2"/>
       </w:pPr>
       <w:r>
         <w:t>4.2 Parâmetros iniciais de impressão</w:t>
@@ -5437,7 +5546,15 @@
                 <w:color w:val="003B5C"/>
                 <w:lang w:val="pt-BR"/>
               </w:rPr>
-              <w:t xml:space="preserve">Melhoria de projeto  </w:t>
+              <w:t>Melhoria de projeto</w:t>
+            </w:r>
+            <w:r>
+              <w:rPr>
+                <w:b/>
+                <w:color w:val="003B5C"/>
+                <w:lang w:val="pt-BR"/>
+              </w:rPr>
+              <w:t xml:space="preserve"> </w:t>
             </w:r>
             <w:r>
               <w:rPr>
@@ -5460,7 +5577,7 @@
     </w:p>
     <w:p>
       <w:pPr>
-        <w:pStyle w:val="Heading1"/>
+        <w:pStyle w:val="Ttulo1"/>
       </w:pPr>
       <w:r>
         <w:t>5. SISTEMA DE TENDÕES</w:t>
@@ -5473,6 +5590,7 @@
       <w:r>
         <w:rPr>
           <w:noProof/>
+          <w:lang w:val="pt-BR" w:eastAsia="pt-BR"/>
         </w:rPr>
         <w:drawing>
           <wp:inline distT="0" distB="0" distL="0" distR="0" wp14:anchorId="567E8488" wp14:editId="1CE9CC72">
@@ -5521,12 +5639,13 @@
         <w:rPr>
           <w:lang w:val="pt-BR"/>
         </w:rPr>
+        <w:lastRenderedPageBreak/>
         <w:t>Cada servo atua como um “músculo”. Ao girar, o horn enrola ou puxa o fio de nylon. O tendão transmite a força pelas falanges e causa a flexão. Para a extensão, um elástico ou mola devolve o dedo à posição aberta.</w:t>
       </w:r>
     </w:p>
     <w:p>
       <w:pPr>
-        <w:pStyle w:val="Heading2"/>
+        <w:pStyle w:val="Ttulo2"/>
       </w:pPr>
       <w:r>
         <w:t>5.1 Roteamento do tendão</w:t>
@@ -5534,7 +5653,7 @@
     </w:p>
     <w:p>
       <w:pPr>
-        <w:pStyle w:val="ListNumber"/>
+        <w:pStyle w:val="Numerada"/>
         <w:spacing w:after="60"/>
         <w:rPr>
           <w:lang w:val="pt-BR"/>
@@ -5549,7 +5668,7 @@
     </w:p>
     <w:p>
       <w:pPr>
-        <w:pStyle w:val="ListNumber"/>
+        <w:pStyle w:val="Numerada"/>
         <w:spacing w:after="60"/>
         <w:rPr>
           <w:lang w:val="pt-BR"/>
@@ -5564,7 +5683,7 @@
     </w:p>
     <w:p>
       <w:pPr>
-        <w:pStyle w:val="ListNumber"/>
+        <w:pStyle w:val="Numerada"/>
         <w:spacing w:after="60"/>
         <w:rPr>
           <w:lang w:val="pt-BR"/>
@@ -5579,7 +5698,7 @@
     </w:p>
     <w:p>
       <w:pPr>
-        <w:pStyle w:val="ListNumber"/>
+        <w:pStyle w:val="Numerada"/>
         <w:spacing w:after="60"/>
         <w:rPr>
           <w:lang w:val="pt-BR"/>
@@ -5594,7 +5713,7 @@
     </w:p>
     <w:p>
       <w:pPr>
-        <w:pStyle w:val="ListNumber"/>
+        <w:pStyle w:val="Numerada"/>
         <w:spacing w:after="60"/>
         <w:rPr>
           <w:lang w:val="pt-BR"/>
@@ -5609,7 +5728,7 @@
     </w:p>
     <w:p>
       <w:pPr>
-        <w:pStyle w:val="ListNumber"/>
+        <w:pStyle w:val="Numerada"/>
         <w:spacing w:after="60"/>
         <w:rPr>
           <w:lang w:val="pt-BR"/>
@@ -5624,7 +5743,7 @@
     </w:p>
     <w:p>
       <w:pPr>
-        <w:pStyle w:val="Heading2"/>
+        <w:pStyle w:val="Ttulo2"/>
       </w:pPr>
       <w:r>
         <w:t>5.2 Retorno do dedo</w:t>
@@ -5632,7 +5751,7 @@
     </w:p>
     <w:p>
       <w:pPr>
-        <w:pStyle w:val="ListBullet"/>
+        <w:pStyle w:val="Commarcadores"/>
         <w:spacing w:after="40"/>
         <w:rPr>
           <w:lang w:val="pt-BR"/>
@@ -5647,7 +5766,7 @@
     </w:p>
     <w:p>
       <w:pPr>
-        <w:pStyle w:val="ListBullet"/>
+        <w:pStyle w:val="Commarcadores"/>
         <w:spacing w:after="40"/>
         <w:rPr>
           <w:lang w:val="pt-BR"/>
@@ -5662,7 +5781,7 @@
     </w:p>
     <w:p>
       <w:pPr>
-        <w:pStyle w:val="ListBullet"/>
+        <w:pStyle w:val="Commarcadores"/>
         <w:spacing w:after="40"/>
         <w:rPr>
           <w:lang w:val="pt-BR"/>
@@ -5690,9 +5809,10 @@
     </w:p>
     <w:p>
       <w:pPr>
-        <w:pStyle w:val="Heading1"/>
-      </w:pPr>
-      <w:r>
+        <w:pStyle w:val="Ttulo1"/>
+      </w:pPr>
+      <w:r>
+        <w:lastRenderedPageBreak/>
         <w:t>6. ELETRÔNICA E ALIMENTAÇÃO</w:t>
       </w:r>
     </w:p>
@@ -5703,6 +5823,7 @@
       <w:r>
         <w:rPr>
           <w:noProof/>
+          <w:lang w:val="pt-BR" w:eastAsia="pt-BR"/>
         </w:rPr>
         <w:drawing>
           <wp:inline distT="0" distB="0" distL="0" distR="0" wp14:anchorId="358E6034" wp14:editId="320D8122">
@@ -5743,7 +5864,7 @@
     </w:p>
     <w:p>
       <w:pPr>
-        <w:pStyle w:val="Heading2"/>
+        <w:pStyle w:val="Ttulo2"/>
       </w:pPr>
       <w:r>
         <w:t>6.1 ESP32 ↔ PCA9685</w:t>
@@ -6172,7 +6293,7 @@
     </w:p>
     <w:p>
       <w:pPr>
-        <w:pStyle w:val="Heading2"/>
+        <w:pStyle w:val="Ttulo2"/>
       </w:pPr>
       <w:r>
         <w:t>6.2 Servos ↔ PCA9685</w:t>
@@ -6564,14 +6685,28 @@
                 <w:color w:val="003B5C"/>
                 <w:lang w:val="pt-BR"/>
               </w:rPr>
-              <w:t xml:space="preserve">ATENÇÃO À ALIMENTAÇÃO  </w:t>
+              <w:t xml:space="preserve">ATENÇÃO ALIMENTAÇÃO: </w:t>
             </w:r>
             <w:r>
               <w:rPr>
                 <w:color w:val="172B36"/>
                 <w:lang w:val="pt-BR"/>
               </w:rPr>
-              <w:t>Não utilize a USB do computador ou o pino de 5 V do microcontrolador para alimentar simultaneamente cinco servos. Utilize fonte externa dedicada aos atuadores e mantenha o GND comum entre fonte, PCA9685 e ESP32.</w:t>
+              <w:t xml:space="preserve">Não utilize a USB do computador ou o pino de 5 V do </w:t>
+            </w:r>
+            <w:r>
+              <w:rPr>
+                <w:color w:val="172B36"/>
+                <w:lang w:val="pt-BR"/>
+              </w:rPr>
+              <w:t>micro controlador</w:t>
+            </w:r>
+            <w:r>
+              <w:rPr>
+                <w:color w:val="172B36"/>
+                <w:lang w:val="pt-BR"/>
+              </w:rPr>
+              <w:t xml:space="preserve"> para alimentar simultaneamente cinco servos. Utilize fonte externa dedicada aos atuadores e mantenha o GND comum entre fonte, PCA9685 e ESP32.</w:t>
             </w:r>
           </w:p>
         </w:tc>
@@ -6587,18 +6722,16 @@
     </w:p>
     <w:p>
       <w:pPr>
-        <w:pStyle w:val="Heading2"/>
-      </w:pPr>
-      <w:r>
-        <w:t>6.3 Sequência segura</w:t>
-      </w:r>
-      <w:r>
-        <w:t xml:space="preserve"> de energização</w:t>
-      </w:r>
-    </w:p>
-    <w:p>
-      <w:pPr>
-        <w:pStyle w:val="ListNumber"/>
+        <w:pStyle w:val="Ttulo2"/>
+      </w:pPr>
+      <w:r>
+        <w:lastRenderedPageBreak/>
+        <w:t>6.3 Sequência segura de energização</w:t>
+      </w:r>
+    </w:p>
+    <w:p>
+      <w:pPr>
+        <w:pStyle w:val="Numerada"/>
         <w:spacing w:after="60"/>
         <w:rPr>
           <w:lang w:val="pt-BR"/>
@@ -6613,7 +6746,7 @@
     </w:p>
     <w:p>
       <w:pPr>
-        <w:pStyle w:val="ListNumber"/>
+        <w:pStyle w:val="Numerada"/>
         <w:spacing w:after="60"/>
         <w:rPr>
           <w:lang w:val="pt-BR"/>
@@ -6628,7 +6761,7 @@
     </w:p>
     <w:p>
       <w:pPr>
-        <w:pStyle w:val="ListNumber"/>
+        <w:pStyle w:val="Numerada"/>
         <w:spacing w:after="60"/>
         <w:rPr>
           <w:lang w:val="pt-BR"/>
@@ -6643,7 +6776,7 @@
     </w:p>
     <w:p>
       <w:pPr>
-        <w:pStyle w:val="ListNumber"/>
+        <w:pStyle w:val="Numerada"/>
         <w:spacing w:after="60"/>
         <w:rPr>
           <w:lang w:val="pt-BR"/>
@@ -6658,7 +6791,7 @@
     </w:p>
     <w:p>
       <w:pPr>
-        <w:pStyle w:val="ListNumber"/>
+        <w:pStyle w:val="Numerada"/>
         <w:spacing w:after="60"/>
         <w:rPr>
           <w:lang w:val="pt-BR"/>
@@ -6673,7 +6806,7 @@
     </w:p>
     <w:p>
       <w:pPr>
-        <w:pStyle w:val="ListNumber"/>
+        <w:pStyle w:val="Numerada"/>
         <w:spacing w:after="60"/>
         <w:rPr>
           <w:lang w:val="pt-BR"/>
@@ -6701,21 +6834,22 @@
     </w:p>
     <w:p>
       <w:pPr>
-        <w:pStyle w:val="Heading1"/>
-        <w:rPr>
-          <w:lang w:val="pt-BR"/>
-        </w:rPr>
-      </w:pPr>
-      <w:r>
-        <w:rPr>
-          <w:lang w:val="pt-BR"/>
-        </w:rPr>
+        <w:pStyle w:val="Ttulo1"/>
+        <w:rPr>
+          <w:lang w:val="pt-BR"/>
+        </w:rPr>
+      </w:pPr>
+      <w:r>
+        <w:rPr>
+          <w:lang w:val="pt-BR"/>
+        </w:rPr>
+        <w:lastRenderedPageBreak/>
         <w:t>7. MONTAGEM PASSO A PASSO</w:t>
       </w:r>
     </w:p>
     <w:p>
       <w:pPr>
-        <w:pStyle w:val="Heading2"/>
+        <w:pStyle w:val="Ttulo2"/>
         <w:rPr>
           <w:lang w:val="pt-BR"/>
         </w:rPr>
@@ -6741,8 +6875,22 @@
           <w:sz w:val="22"/>
           <w:lang w:val="pt-BR"/>
         </w:rPr>
-        <w:t>☐</w:t>
-      </w:r>
+        <w:t xml:space="preserve">☐  </w:t>
+      </w:r>
+      <w:r>
+        <w:rPr>
+          <w:lang w:val="pt-BR"/>
+        </w:rPr>
+        <w:t>Montar ESP32 e PCA9685.</w:t>
+      </w:r>
+    </w:p>
+    <w:p>
+      <w:pPr>
+        <w:spacing w:after="40"/>
+        <w:rPr>
+          <w:lang w:val="pt-BR"/>
+        </w:rPr>
+      </w:pPr>
       <w:r>
         <w:rPr>
           <w:rFonts w:ascii="DejaVu Sans" w:hAnsi="DejaVu Sans"/>
@@ -6750,13 +6898,13 @@
           <w:sz w:val="22"/>
           <w:lang w:val="pt-BR"/>
         </w:rPr>
-        <w:t xml:space="preserve">  </w:t>
-      </w:r>
-      <w:r>
-        <w:rPr>
-          <w:lang w:val="pt-BR"/>
-        </w:rPr>
-        <w:t>Montar ESP32 e PCA9685.</w:t>
+        <w:t xml:space="preserve">☐  </w:t>
+      </w:r>
+      <w:r>
+        <w:rPr>
+          <w:lang w:val="pt-BR"/>
+        </w:rPr>
+        <w:t>Conectar VCC, GND, SDA e SCL.</w:t>
       </w:r>
     </w:p>
     <w:p>
@@ -6773,8 +6921,22 @@
           <w:sz w:val="22"/>
           <w:lang w:val="pt-BR"/>
         </w:rPr>
-        <w:t>☐</w:t>
-      </w:r>
+        <w:t xml:space="preserve">☐  </w:t>
+      </w:r>
+      <w:r>
+        <w:rPr>
+          <w:lang w:val="pt-BR"/>
+        </w:rPr>
+        <w:t>Alimentar o PCA9685 corretamente.</w:t>
+      </w:r>
+    </w:p>
+    <w:p>
+      <w:pPr>
+        <w:spacing w:after="40"/>
+        <w:rPr>
+          <w:lang w:val="pt-BR"/>
+        </w:rPr>
+      </w:pPr>
       <w:r>
         <w:rPr>
           <w:rFonts w:ascii="DejaVu Sans" w:hAnsi="DejaVu Sans"/>
@@ -6782,13 +6944,13 @@
           <w:sz w:val="22"/>
           <w:lang w:val="pt-BR"/>
         </w:rPr>
-        <w:t xml:space="preserve">  </w:t>
-      </w:r>
-      <w:r>
-        <w:rPr>
-          <w:lang w:val="pt-BR"/>
-        </w:rPr>
-        <w:t>Conectar VCC, GND, SDA e SCL.</w:t>
+        <w:t xml:space="preserve">☐  </w:t>
+      </w:r>
+      <w:r>
+        <w:rPr>
+          <w:lang w:val="pt-BR"/>
+        </w:rPr>
+        <w:t>Carregar programa de teste.</w:t>
       </w:r>
     </w:p>
     <w:p>
@@ -6805,8 +6967,36 @@
           <w:sz w:val="22"/>
           <w:lang w:val="pt-BR"/>
         </w:rPr>
-        <w:t>☐</w:t>
-      </w:r>
+        <w:t xml:space="preserve">☐  </w:t>
+      </w:r>
+      <w:r>
+        <w:rPr>
+          <w:lang w:val="pt-BR"/>
+        </w:rPr>
+        <w:t>Confirmar um servo girando para posições conhecidas.</w:t>
+      </w:r>
+    </w:p>
+    <w:p>
+      <w:pPr>
+        <w:pStyle w:val="Ttulo2"/>
+        <w:rPr>
+          <w:lang w:val="pt-BR"/>
+        </w:rPr>
+      </w:pPr>
+      <w:r>
+        <w:rPr>
+          <w:lang w:val="pt-BR"/>
+        </w:rPr>
+        <w:t>Fase 2 - Validação mecânica de um dedo</w:t>
+      </w:r>
+    </w:p>
+    <w:p>
+      <w:pPr>
+        <w:spacing w:after="40"/>
+        <w:rPr>
+          <w:lang w:val="pt-BR"/>
+        </w:rPr>
+      </w:pPr>
       <w:r>
         <w:rPr>
           <w:rFonts w:ascii="DejaVu Sans" w:hAnsi="DejaVu Sans"/>
@@ -6814,13 +7004,13 @@
           <w:sz w:val="22"/>
           <w:lang w:val="pt-BR"/>
         </w:rPr>
-        <w:t xml:space="preserve">  </w:t>
-      </w:r>
-      <w:r>
-        <w:rPr>
-          <w:lang w:val="pt-BR"/>
-        </w:rPr>
-        <w:t>Alimentar o PCA9685 corretamente.</w:t>
+        <w:t xml:space="preserve">☐  </w:t>
+      </w:r>
+      <w:r>
+        <w:rPr>
+          <w:lang w:val="pt-BR"/>
+        </w:rPr>
+        <w:t>Imprimir um dedo.</w:t>
       </w:r>
     </w:p>
     <w:p>
@@ -6837,8 +7027,22 @@
           <w:sz w:val="22"/>
           <w:lang w:val="pt-BR"/>
         </w:rPr>
-        <w:t>☐</w:t>
-      </w:r>
+        <w:t xml:space="preserve">☐  </w:t>
+      </w:r>
+      <w:r>
+        <w:rPr>
+          <w:lang w:val="pt-BR"/>
+        </w:rPr>
+        <w:t>Montar pinos/eixos das falanges.</w:t>
+      </w:r>
+    </w:p>
+    <w:p>
+      <w:pPr>
+        <w:spacing w:after="40"/>
+        <w:rPr>
+          <w:lang w:val="pt-BR"/>
+        </w:rPr>
+      </w:pPr>
       <w:r>
         <w:rPr>
           <w:rFonts w:ascii="DejaVu Sans" w:hAnsi="DejaVu Sans"/>
@@ -6846,13 +7050,13 @@
           <w:sz w:val="22"/>
           <w:lang w:val="pt-BR"/>
         </w:rPr>
-        <w:t xml:space="preserve">  </w:t>
-      </w:r>
-      <w:r>
-        <w:rPr>
-          <w:lang w:val="pt-BR"/>
-        </w:rPr>
-        <w:t>Carregar programa de teste.</w:t>
+        <w:t xml:space="preserve">☐  </w:t>
+      </w:r>
+      <w:r>
+        <w:rPr>
+          <w:lang w:val="pt-BR"/>
+        </w:rPr>
+        <w:t>Passar o tendão.</w:t>
       </w:r>
     </w:p>
     <w:p>
@@ -6869,8 +7073,22 @@
           <w:sz w:val="22"/>
           <w:lang w:val="pt-BR"/>
         </w:rPr>
-        <w:t>☐</w:t>
-      </w:r>
+        <w:t xml:space="preserve">☐  </w:t>
+      </w:r>
+      <w:r>
+        <w:rPr>
+          <w:lang w:val="pt-BR"/>
+        </w:rPr>
+        <w:t>Instalar retorno elástico.</w:t>
+      </w:r>
+    </w:p>
+    <w:p>
+      <w:pPr>
+        <w:spacing w:after="40"/>
+        <w:rPr>
+          <w:lang w:val="pt-BR"/>
+        </w:rPr>
+      </w:pPr>
       <w:r>
         <w:rPr>
           <w:rFonts w:ascii="DejaVu Sans" w:hAnsi="DejaVu Sans"/>
@@ -6878,27 +7096,13 @@
           <w:sz w:val="22"/>
           <w:lang w:val="pt-BR"/>
         </w:rPr>
-        <w:t xml:space="preserve">  </w:t>
-      </w:r>
-      <w:r>
-        <w:rPr>
-          <w:lang w:val="pt-BR"/>
-        </w:rPr>
-        <w:t>Confirmar um servo girando para posições conhecidas.</w:t>
-      </w:r>
-    </w:p>
-    <w:p>
-      <w:pPr>
-        <w:pStyle w:val="Heading2"/>
-        <w:rPr>
-          <w:lang w:val="pt-BR"/>
-        </w:rPr>
-      </w:pPr>
-      <w:r>
-        <w:rPr>
-          <w:lang w:val="pt-BR"/>
-        </w:rPr>
-        <w:t>Fase 2 - Validação mecânica de um dedo</w:t>
+        <w:t xml:space="preserve">☐  </w:t>
+      </w:r>
+      <w:r>
+        <w:rPr>
+          <w:lang w:val="pt-BR"/>
+        </w:rPr>
+        <w:t>Fixar um servo na base.</w:t>
       </w:r>
     </w:p>
     <w:p>
@@ -6915,8 +7119,22 @@
           <w:sz w:val="22"/>
           <w:lang w:val="pt-BR"/>
         </w:rPr>
-        <w:t>☐</w:t>
-      </w:r>
+        <w:t xml:space="preserve">☐  </w:t>
+      </w:r>
+      <w:r>
+        <w:rPr>
+          <w:lang w:val="pt-BR"/>
+        </w:rPr>
+        <w:t>Centralizar o servo em 90° antes de prender o horn.</w:t>
+      </w:r>
+    </w:p>
+    <w:p>
+      <w:pPr>
+        <w:spacing w:after="40"/>
+        <w:rPr>
+          <w:lang w:val="pt-BR"/>
+        </w:rPr>
+      </w:pPr>
       <w:r>
         <w:rPr>
           <w:rFonts w:ascii="DejaVu Sans" w:hAnsi="DejaVu Sans"/>
@@ -6924,13 +7142,13 @@
           <w:sz w:val="22"/>
           <w:lang w:val="pt-BR"/>
         </w:rPr>
-        <w:t xml:space="preserve">  </w:t>
-      </w:r>
-      <w:r>
-        <w:rPr>
-          <w:lang w:val="pt-BR"/>
-        </w:rPr>
-        <w:t>Imprimir um dedo.</w:t>
+        <w:t xml:space="preserve">☐  </w:t>
+      </w:r>
+      <w:r>
+        <w:rPr>
+          <w:lang w:val="pt-BR"/>
+        </w:rPr>
+        <w:t>Prender tendão com o dedo aberto.</w:t>
       </w:r>
     </w:p>
     <w:p>
@@ -6947,8 +7165,36 @@
           <w:sz w:val="22"/>
           <w:lang w:val="pt-BR"/>
         </w:rPr>
-        <w:t>☐</w:t>
-      </w:r>
+        <w:t xml:space="preserve">☐  </w:t>
+      </w:r>
+      <w:r>
+        <w:rPr>
+          <w:lang w:val="pt-BR"/>
+        </w:rPr>
+        <w:t>Testar abertura e fechamento progressivos.</w:t>
+      </w:r>
+    </w:p>
+    <w:p>
+      <w:pPr>
+        <w:pStyle w:val="Ttulo2"/>
+        <w:rPr>
+          <w:lang w:val="pt-BR"/>
+        </w:rPr>
+      </w:pPr>
+      <w:r>
+        <w:rPr>
+          <w:lang w:val="pt-BR"/>
+        </w:rPr>
+        <w:t>Fase 3 - Replicação para os cinco dedos</w:t>
+      </w:r>
+    </w:p>
+    <w:p>
+      <w:pPr>
+        <w:spacing w:after="40"/>
+        <w:rPr>
+          <w:lang w:val="pt-BR"/>
+        </w:rPr>
+      </w:pPr>
       <w:r>
         <w:rPr>
           <w:rFonts w:ascii="DejaVu Sans" w:hAnsi="DejaVu Sans"/>
@@ -6956,13 +7202,13 @@
           <w:sz w:val="22"/>
           <w:lang w:val="pt-BR"/>
         </w:rPr>
-        <w:t xml:space="preserve">  </w:t>
-      </w:r>
-      <w:r>
-        <w:rPr>
-          <w:lang w:val="pt-BR"/>
-        </w:rPr>
-        <w:t>Montar pinos/eixos das falanges.</w:t>
+        <w:t xml:space="preserve">☐  </w:t>
+      </w:r>
+      <w:r>
+        <w:rPr>
+          <w:lang w:val="pt-BR"/>
+        </w:rPr>
+        <w:t>Imprimir palma e os outros dedos.</w:t>
       </w:r>
     </w:p>
     <w:p>
@@ -6979,8 +7225,22 @@
           <w:sz w:val="22"/>
           <w:lang w:val="pt-BR"/>
         </w:rPr>
-        <w:t>☐</w:t>
-      </w:r>
+        <w:t xml:space="preserve">☐  </w:t>
+      </w:r>
+      <w:r>
+        <w:rPr>
+          <w:lang w:val="pt-BR"/>
+        </w:rPr>
+        <w:t>Instalar todos os tendões.</w:t>
+      </w:r>
+    </w:p>
+    <w:p>
+      <w:pPr>
+        <w:spacing w:after="40"/>
+        <w:rPr>
+          <w:lang w:val="pt-BR"/>
+        </w:rPr>
+      </w:pPr>
       <w:r>
         <w:rPr>
           <w:rFonts w:ascii="DejaVu Sans" w:hAnsi="DejaVu Sans"/>
@@ -6988,13 +7248,13 @@
           <w:sz w:val="22"/>
           <w:lang w:val="pt-BR"/>
         </w:rPr>
-        <w:t xml:space="preserve">  </w:t>
-      </w:r>
-      <w:r>
-        <w:rPr>
-          <w:lang w:val="pt-BR"/>
-        </w:rPr>
-        <w:t>Passar o tendão.</w:t>
+        <w:t xml:space="preserve">☐  </w:t>
+      </w:r>
+      <w:r>
+        <w:rPr>
+          <w:lang w:val="pt-BR"/>
+        </w:rPr>
+        <w:t>Fixar cinco servos no antebraço.</w:t>
       </w:r>
     </w:p>
     <w:p>
@@ -7011,8 +7271,22 @@
           <w:sz w:val="22"/>
           <w:lang w:val="pt-BR"/>
         </w:rPr>
-        <w:t>☐</w:t>
-      </w:r>
+        <w:t xml:space="preserve">☐  </w:t>
+      </w:r>
+      <w:r>
+        <w:rPr>
+          <w:lang w:val="pt-BR"/>
+        </w:rPr>
+        <w:t>Identificar fisicamente cada conector.</w:t>
+      </w:r>
+    </w:p>
+    <w:p>
+      <w:pPr>
+        <w:spacing w:after="40"/>
+        <w:rPr>
+          <w:lang w:val="pt-BR"/>
+        </w:rPr>
+      </w:pPr>
       <w:r>
         <w:rPr>
           <w:rFonts w:ascii="DejaVu Sans" w:hAnsi="DejaVu Sans"/>
@@ -7020,13 +7294,13 @@
           <w:sz w:val="22"/>
           <w:lang w:val="pt-BR"/>
         </w:rPr>
-        <w:t xml:space="preserve">  </w:t>
-      </w:r>
-      <w:r>
-        <w:rPr>
-          <w:lang w:val="pt-BR"/>
-        </w:rPr>
-        <w:t>Instalar retorno elástico.</w:t>
+        <w:t xml:space="preserve">☐  </w:t>
+      </w:r>
+      <w:r>
+        <w:rPr>
+          <w:lang w:val="pt-BR"/>
+        </w:rPr>
+        <w:t>Executar teste de um canal por vez.</w:t>
       </w:r>
     </w:p>
     <w:p>
@@ -7043,8 +7317,36 @@
           <w:sz w:val="22"/>
           <w:lang w:val="pt-BR"/>
         </w:rPr>
-        <w:t>☐</w:t>
-      </w:r>
+        <w:t xml:space="preserve">☐  </w:t>
+      </w:r>
+      <w:r>
+        <w:rPr>
+          <w:lang w:val="pt-BR"/>
+        </w:rPr>
+        <w:t>Definir limites individuais de cada dedo.</w:t>
+      </w:r>
+    </w:p>
+    <w:p>
+      <w:pPr>
+        <w:pStyle w:val="Ttulo2"/>
+        <w:rPr>
+          <w:lang w:val="pt-BR"/>
+        </w:rPr>
+      </w:pPr>
+      <w:r>
+        <w:rPr>
+          <w:lang w:val="pt-BR"/>
+        </w:rPr>
+        <w:t>Fase 4 - Integração com o computador</w:t>
+      </w:r>
+    </w:p>
+    <w:p>
+      <w:pPr>
+        <w:spacing w:after="40"/>
+        <w:rPr>
+          <w:lang w:val="pt-BR"/>
+        </w:rPr>
+      </w:pPr>
       <w:r>
         <w:rPr>
           <w:rFonts w:ascii="DejaVu Sans" w:hAnsi="DejaVu Sans"/>
@@ -7052,13 +7354,13 @@
           <w:sz w:val="22"/>
           <w:lang w:val="pt-BR"/>
         </w:rPr>
-        <w:t xml:space="preserve">  </w:t>
-      </w:r>
-      <w:r>
-        <w:rPr>
-          <w:lang w:val="pt-BR"/>
-        </w:rPr>
-        <w:t>Fixar um servo na base.</w:t>
+        <w:t xml:space="preserve">☐  </w:t>
+      </w:r>
+      <w:r>
+        <w:rPr>
+          <w:lang w:val="pt-BR"/>
+        </w:rPr>
+        <w:t>Instalar ambiente Python.</w:t>
       </w:r>
     </w:p>
     <w:p>
@@ -7075,8 +7377,22 @@
           <w:sz w:val="22"/>
           <w:lang w:val="pt-BR"/>
         </w:rPr>
-        <w:t>☐</w:t>
-      </w:r>
+        <w:t xml:space="preserve">☐  </w:t>
+      </w:r>
+      <w:r>
+        <w:rPr>
+          <w:lang w:val="pt-BR"/>
+        </w:rPr>
+        <w:t>Testar webcam.</w:t>
+      </w:r>
+    </w:p>
+    <w:p>
+      <w:pPr>
+        <w:spacing w:after="40"/>
+        <w:rPr>
+          <w:lang w:val="pt-BR"/>
+        </w:rPr>
+      </w:pPr>
       <w:r>
         <w:rPr>
           <w:rFonts w:ascii="DejaVu Sans" w:hAnsi="DejaVu Sans"/>
@@ -7084,13 +7400,13 @@
           <w:sz w:val="22"/>
           <w:lang w:val="pt-BR"/>
         </w:rPr>
-        <w:t xml:space="preserve">  </w:t>
-      </w:r>
-      <w:r>
-        <w:rPr>
-          <w:lang w:val="pt-BR"/>
-        </w:rPr>
-        <w:t>Centralizar o servo em 90° antes de prender o horn.</w:t>
+        <w:t xml:space="preserve">☐  </w:t>
+      </w:r>
+      <w:r>
+        <w:rPr>
+          <w:lang w:val="pt-BR"/>
+        </w:rPr>
+        <w:t>Executar detecção da mão.</w:t>
       </w:r>
     </w:p>
     <w:p>
@@ -7107,8 +7423,22 @@
           <w:sz w:val="22"/>
           <w:lang w:val="pt-BR"/>
         </w:rPr>
-        <w:t>☐</w:t>
-      </w:r>
+        <w:t xml:space="preserve">☐  </w:t>
+      </w:r>
+      <w:r>
+        <w:rPr>
+          <w:lang w:val="pt-BR"/>
+        </w:rPr>
+        <w:t>Verificar landmarks na tela.</w:t>
+      </w:r>
+    </w:p>
+    <w:p>
+      <w:pPr>
+        <w:spacing w:after="40"/>
+        <w:rPr>
+          <w:lang w:val="pt-BR"/>
+        </w:rPr>
+      </w:pPr>
       <w:r>
         <w:rPr>
           <w:rFonts w:ascii="DejaVu Sans" w:hAnsi="DejaVu Sans"/>
@@ -7116,13 +7446,13 @@
           <w:sz w:val="22"/>
           <w:lang w:val="pt-BR"/>
         </w:rPr>
-        <w:t xml:space="preserve">  </w:t>
-      </w:r>
-      <w:r>
-        <w:rPr>
-          <w:lang w:val="pt-BR"/>
-        </w:rPr>
-        <w:t>Prender tendão com o dedo aberto.</w:t>
+        <w:t xml:space="preserve">☐  </w:t>
+      </w:r>
+      <w:r>
+        <w:rPr>
+          <w:lang w:val="pt-BR"/>
+        </w:rPr>
+        <w:t>Calcular flexão individual.</w:t>
       </w:r>
     </w:p>
     <w:p>
@@ -7139,8 +7469,22 @@
           <w:sz w:val="22"/>
           <w:lang w:val="pt-BR"/>
         </w:rPr>
-        <w:t>☐</w:t>
-      </w:r>
+        <w:t xml:space="preserve">☐  </w:t>
+      </w:r>
+      <w:r>
+        <w:rPr>
+          <w:lang w:val="pt-BR"/>
+        </w:rPr>
+        <w:t>Abrir comunicação serial.</w:t>
+      </w:r>
+    </w:p>
+    <w:p>
+      <w:pPr>
+        <w:spacing w:after="40"/>
+        <w:rPr>
+          <w:lang w:val="pt-BR"/>
+        </w:rPr>
+      </w:pPr>
       <w:r>
         <w:rPr>
           <w:rFonts w:ascii="DejaVu Sans" w:hAnsi="DejaVu Sans"/>
@@ -7148,27 +7492,13 @@
           <w:sz w:val="22"/>
           <w:lang w:val="pt-BR"/>
         </w:rPr>
-        <w:t xml:space="preserve">  </w:t>
-      </w:r>
-      <w:r>
-        <w:rPr>
-          <w:lang w:val="pt-BR"/>
-        </w:rPr>
-        <w:t>Testar abertura e fechamento progressivos.</w:t>
-      </w:r>
-    </w:p>
-    <w:p>
-      <w:pPr>
-        <w:pStyle w:val="Heading2"/>
-        <w:rPr>
-          <w:lang w:val="pt-BR"/>
-        </w:rPr>
-      </w:pPr>
-      <w:r>
-        <w:rPr>
-          <w:lang w:val="pt-BR"/>
-        </w:rPr>
-        <w:t>Fase 3 - Replicação para os cinco dedos</w:t>
+        <w:t xml:space="preserve">☐  </w:t>
+      </w:r>
+      <w:r>
+        <w:rPr>
+          <w:lang w:val="pt-BR"/>
+        </w:rPr>
+        <w:t>Enviar ângulos sem a mecânica conectada.</w:t>
       </w:r>
     </w:p>
     <w:p>
@@ -7178,6 +7508,15 @@
           <w:lang w:val="pt-BR"/>
         </w:rPr>
       </w:pPr>
+      <w:r>
+        <w:rPr>
+          <w:rFonts w:ascii="Segoe UI Symbol" w:hAnsi="Segoe UI Symbol" w:cs="Segoe UI Symbol"/>
+          <w:color w:val="F2B900"/>
+          <w:sz w:val="22"/>
+          <w:lang w:val="pt-BR"/>
+        </w:rPr>
+        <w:t>☐</w:t>
+      </w:r>
       <w:r>
         <w:rPr>
           <w:rFonts w:ascii="DejaVu Sans" w:hAnsi="DejaVu Sans"/>
@@ -7185,511 +7524,20 @@
           <w:sz w:val="22"/>
           <w:lang w:val="pt-BR"/>
         </w:rPr>
-        <w:t>☐</w:t>
-      </w:r>
-      <w:r>
-        <w:rPr>
-          <w:rFonts w:ascii="DejaVu Sans" w:hAnsi="DejaVu Sans"/>
-          <w:color w:val="F2B900"/>
-          <w:sz w:val="22"/>
-          <w:lang w:val="pt-BR"/>
-        </w:rPr>
         <w:t xml:space="preserve">  </w:t>
       </w:r>
       <w:r>
         <w:rPr>
           <w:lang w:val="pt-BR"/>
         </w:rPr>
-        <w:t>Imprimir palma e os outros dedos.</w:t>
-      </w:r>
-    </w:p>
-    <w:p>
-      <w:pPr>
-        <w:spacing w:after="40"/>
-        <w:rPr>
-          <w:lang w:val="pt-BR"/>
-        </w:rPr>
-      </w:pPr>
-      <w:r>
-        <w:rPr>
-          <w:rFonts w:ascii="DejaVu Sans" w:hAnsi="DejaVu Sans"/>
-          <w:color w:val="F2B900"/>
-          <w:sz w:val="22"/>
-          <w:lang w:val="pt-BR"/>
-        </w:rPr>
-        <w:t>☐</w:t>
-      </w:r>
-      <w:r>
-        <w:rPr>
-          <w:rFonts w:ascii="DejaVu Sans" w:hAnsi="DejaVu Sans"/>
-          <w:color w:val="F2B900"/>
-          <w:sz w:val="22"/>
-          <w:lang w:val="pt-BR"/>
-        </w:rPr>
-        <w:t xml:space="preserve">  </w:t>
-      </w:r>
-      <w:r>
-        <w:rPr>
-          <w:lang w:val="pt-BR"/>
-        </w:rPr>
-        <w:t>Instalar todos os tendões.</w:t>
-      </w:r>
-    </w:p>
-    <w:p>
-      <w:pPr>
-        <w:spacing w:after="40"/>
-        <w:rPr>
-          <w:lang w:val="pt-BR"/>
-        </w:rPr>
-      </w:pPr>
-      <w:r>
-        <w:rPr>
-          <w:rFonts w:ascii="DejaVu Sans" w:hAnsi="DejaVu Sans"/>
-          <w:color w:val="F2B900"/>
-          <w:sz w:val="22"/>
-          <w:lang w:val="pt-BR"/>
-        </w:rPr>
-        <w:t>☐</w:t>
-      </w:r>
-      <w:r>
-        <w:rPr>
-          <w:rFonts w:ascii="DejaVu Sans" w:hAnsi="DejaVu Sans"/>
-          <w:color w:val="F2B900"/>
-          <w:sz w:val="22"/>
-          <w:lang w:val="pt-BR"/>
-        </w:rPr>
-        <w:t xml:space="preserve">  </w:t>
-      </w:r>
-      <w:r>
-        <w:rPr>
-          <w:lang w:val="pt-BR"/>
-        </w:rPr>
-        <w:t>Fixar cinco servos no antebraço.</w:t>
-      </w:r>
-    </w:p>
-    <w:p>
-      <w:pPr>
-        <w:spacing w:after="40"/>
-        <w:rPr>
-          <w:lang w:val="pt-BR"/>
-        </w:rPr>
-      </w:pPr>
-      <w:r>
-        <w:rPr>
-          <w:rFonts w:ascii="DejaVu Sans" w:hAnsi="DejaVu Sans"/>
-          <w:color w:val="F2B900"/>
-          <w:sz w:val="22"/>
-          <w:lang w:val="pt-BR"/>
-        </w:rPr>
-        <w:t>☐</w:t>
-      </w:r>
-      <w:r>
-        <w:rPr>
-          <w:rFonts w:ascii="DejaVu Sans" w:hAnsi="DejaVu Sans"/>
-          <w:color w:val="F2B900"/>
-          <w:sz w:val="22"/>
-          <w:lang w:val="pt-BR"/>
-        </w:rPr>
-        <w:t xml:space="preserve">  </w:t>
-      </w:r>
-      <w:r>
-        <w:rPr>
-          <w:lang w:val="pt-BR"/>
-        </w:rPr>
-        <w:t>Identificar fisicamente cada conector.</w:t>
-      </w:r>
-    </w:p>
-    <w:p>
-      <w:pPr>
-        <w:spacing w:after="40"/>
-        <w:rPr>
-          <w:lang w:val="pt-BR"/>
-        </w:rPr>
-      </w:pPr>
-      <w:r>
-        <w:rPr>
-          <w:rFonts w:ascii="DejaVu Sans" w:hAnsi="DejaVu Sans"/>
-          <w:color w:val="F2B900"/>
-          <w:sz w:val="22"/>
-          <w:lang w:val="pt-BR"/>
-        </w:rPr>
-        <w:t>☐</w:t>
-      </w:r>
-      <w:r>
-        <w:rPr>
-          <w:rFonts w:ascii="DejaVu Sans" w:hAnsi="DejaVu Sans"/>
-          <w:color w:val="F2B900"/>
-          <w:sz w:val="22"/>
-          <w:lang w:val="pt-BR"/>
-        </w:rPr>
-        <w:t xml:space="preserve">  </w:t>
-      </w:r>
-      <w:r>
-        <w:rPr>
-          <w:lang w:val="pt-BR"/>
-        </w:rPr>
-        <w:t>Executar teste de um canal por vez.</w:t>
-      </w:r>
-    </w:p>
-    <w:p>
-      <w:pPr>
-        <w:spacing w:after="40"/>
-        <w:rPr>
-          <w:lang w:val="pt-BR"/>
-        </w:rPr>
-      </w:pPr>
-      <w:r>
-        <w:rPr>
-          <w:rFonts w:ascii="DejaVu Sans" w:hAnsi="DejaVu Sans"/>
-          <w:color w:val="F2B900"/>
-          <w:sz w:val="22"/>
-          <w:lang w:val="pt-BR"/>
-        </w:rPr>
-        <w:t>☐</w:t>
-      </w:r>
-      <w:r>
-        <w:rPr>
-          <w:rFonts w:ascii="DejaVu Sans" w:hAnsi="DejaVu Sans"/>
-          <w:color w:val="F2B900"/>
-          <w:sz w:val="22"/>
-          <w:lang w:val="pt-BR"/>
-        </w:rPr>
-        <w:t xml:space="preserve">  </w:t>
-      </w:r>
-      <w:r>
-        <w:rPr>
-          <w:lang w:val="pt-BR"/>
-        </w:rPr>
-        <w:t>Definir limites individuais de cada dedo.</w:t>
-      </w:r>
-    </w:p>
-    <w:p>
-      <w:pPr>
-        <w:pStyle w:val="Heading2"/>
-        <w:rPr>
-          <w:lang w:val="pt-BR"/>
-        </w:rPr>
-      </w:pPr>
-      <w:r>
-        <w:rPr>
-          <w:lang w:val="pt-BR"/>
-        </w:rPr>
-        <w:t>Fase 4 - Integração com o computador</w:t>
-      </w:r>
-    </w:p>
-    <w:p>
-      <w:pPr>
-        <w:spacing w:after="40"/>
-        <w:rPr>
-          <w:lang w:val="pt-BR"/>
-        </w:rPr>
-      </w:pPr>
-      <w:r>
-        <w:rPr>
-          <w:rFonts w:ascii="DejaVu Sans" w:hAnsi="DejaVu Sans"/>
-          <w:color w:val="F2B900"/>
-          <w:sz w:val="22"/>
-          <w:lang w:val="pt-BR"/>
-        </w:rPr>
-        <w:t>☐</w:t>
-      </w:r>
-      <w:r>
-        <w:rPr>
-          <w:rFonts w:ascii="DejaVu Sans" w:hAnsi="DejaVu Sans"/>
-          <w:color w:val="F2B900"/>
-          <w:sz w:val="22"/>
-          <w:lang w:val="pt-BR"/>
-        </w:rPr>
-        <w:t xml:space="preserve">  </w:t>
-      </w:r>
-      <w:r>
-        <w:rPr>
-          <w:lang w:val="pt-BR"/>
-        </w:rPr>
-        <w:t>Instalar ambiente Python.</w:t>
-      </w:r>
-    </w:p>
-    <w:p>
-      <w:pPr>
-        <w:spacing w:after="40"/>
-        <w:rPr>
-          <w:lang w:val="pt-BR"/>
-        </w:rPr>
-      </w:pPr>
-      <w:r>
-        <w:rPr>
-          <w:rFonts w:ascii="DejaVu Sans" w:hAnsi="DejaVu Sans"/>
-          <w:color w:val="F2B900"/>
-          <w:sz w:val="22"/>
-          <w:lang w:val="pt-BR"/>
-        </w:rPr>
-        <w:t>☐</w:t>
-      </w:r>
-      <w:r>
-        <w:rPr>
-          <w:rFonts w:ascii="DejaVu Sans" w:hAnsi="DejaVu Sans"/>
-          <w:color w:val="F2B900"/>
-          <w:sz w:val="22"/>
-          <w:lang w:val="pt-BR"/>
-        </w:rPr>
-        <w:t xml:space="preserve">  </w:t>
-      </w:r>
-      <w:r>
-        <w:rPr>
-          <w:lang w:val="pt-BR"/>
-        </w:rPr>
-        <w:t>Testar webcam.</w:t>
-      </w:r>
-    </w:p>
-    <w:p>
-      <w:pPr>
-        <w:spacing w:after="40"/>
-        <w:rPr>
-          <w:lang w:val="pt-BR"/>
-        </w:rPr>
-      </w:pPr>
-      <w:r>
-        <w:rPr>
-          <w:rFonts w:ascii="DejaVu Sans" w:hAnsi="DejaVu Sans"/>
-          <w:color w:val="F2B900"/>
-          <w:sz w:val="22"/>
-          <w:lang w:val="pt-BR"/>
-        </w:rPr>
-        <w:t>☐</w:t>
-      </w:r>
-      <w:r>
-        <w:rPr>
-          <w:rFonts w:ascii="DejaVu Sans" w:hAnsi="DejaVu Sans"/>
-          <w:color w:val="F2B900"/>
-          <w:sz w:val="22"/>
-          <w:lang w:val="pt-BR"/>
-        </w:rPr>
-        <w:t xml:space="preserve">  </w:t>
-      </w:r>
-      <w:r>
-        <w:rPr>
-          <w:lang w:val="pt-BR"/>
-        </w:rPr>
-        <w:t>Executar detecção da mão.</w:t>
-      </w:r>
-    </w:p>
-    <w:p>
-      <w:pPr>
-        <w:spacing w:after="40"/>
-        <w:rPr>
-          <w:lang w:val="pt-BR"/>
-        </w:rPr>
-      </w:pPr>
-      <w:r>
-        <w:rPr>
-          <w:rFonts w:ascii="DejaVu Sans" w:hAnsi="DejaVu Sans"/>
-          <w:color w:val="F2B900"/>
-          <w:sz w:val="22"/>
-          <w:lang w:val="pt-BR"/>
-        </w:rPr>
-        <w:t>☐</w:t>
-      </w:r>
-      <w:r>
-        <w:rPr>
-          <w:rFonts w:ascii="DejaVu Sans" w:hAnsi="DejaVu Sans"/>
-          <w:color w:val="F2B900"/>
-          <w:sz w:val="22"/>
-          <w:lang w:val="pt-BR"/>
-        </w:rPr>
-        <w:t xml:space="preserve">  </w:t>
-      </w:r>
-      <w:r>
-        <w:rPr>
-          <w:lang w:val="pt-BR"/>
-        </w:rPr>
-        <w:t>Verificar landmarks na tela.</w:t>
-      </w:r>
-    </w:p>
-    <w:p>
-      <w:pPr>
-        <w:spacing w:after="40"/>
-        <w:rPr>
-          <w:lang w:val="pt-BR"/>
-        </w:rPr>
-      </w:pPr>
-      <w:r>
-        <w:rPr>
-          <w:rFonts w:ascii="DejaVu Sans" w:hAnsi="DejaVu Sans"/>
-          <w:color w:val="F2B900"/>
-          <w:sz w:val="22"/>
-          <w:lang w:val="pt-BR"/>
-        </w:rPr>
-        <w:t>☐</w:t>
-      </w:r>
-      <w:r>
-        <w:rPr>
-          <w:rFonts w:ascii="DejaVu Sans" w:hAnsi="DejaVu Sans"/>
-          <w:color w:val="F2B900"/>
-          <w:sz w:val="22"/>
-          <w:lang w:val="pt-BR"/>
-        </w:rPr>
-        <w:t xml:space="preserve">  </w:t>
-      </w:r>
-      <w:r>
-        <w:rPr>
-          <w:lang w:val="pt-BR"/>
-        </w:rPr>
-        <w:t>Calcular flexão individual.</w:t>
-      </w:r>
-    </w:p>
-    <w:p>
-      <w:pPr>
-        <w:spacing w:after="40"/>
-        <w:rPr>
-          <w:lang w:val="pt-BR"/>
-        </w:rPr>
-      </w:pPr>
-      <w:r>
-        <w:rPr>
-          <w:rFonts w:ascii="DejaVu Sans" w:hAnsi="DejaVu Sans"/>
-          <w:color w:val="F2B900"/>
-          <w:sz w:val="22"/>
-          <w:lang w:val="pt-BR"/>
-        </w:rPr>
-        <w:t>☐</w:t>
-      </w:r>
-      <w:r>
-        <w:rPr>
-          <w:rFonts w:ascii="DejaVu Sans" w:hAnsi="DejaVu Sans"/>
-          <w:color w:val="F2B900"/>
-          <w:sz w:val="22"/>
-          <w:lang w:val="pt-BR"/>
-        </w:rPr>
-        <w:t xml:space="preserve">  </w:t>
-      </w:r>
-      <w:r>
-        <w:rPr>
-          <w:lang w:val="pt-BR"/>
-        </w:rPr>
-        <w:t>Abrir comunicação serial.</w:t>
-      </w:r>
-    </w:p>
-    <w:p>
-      <w:pPr>
-        <w:spacing w:after="40"/>
-        <w:rPr>
-          <w:lang w:val="pt-BR"/>
-        </w:rPr>
-      </w:pPr>
-      <w:r>
-        <w:rPr>
-          <w:rFonts w:ascii="DejaVu Sans" w:hAnsi="DejaVu Sans"/>
-          <w:color w:val="F2B900"/>
-          <w:sz w:val="22"/>
-          <w:lang w:val="pt-BR"/>
-        </w:rPr>
-        <w:t>☐</w:t>
-      </w:r>
-      <w:r>
-        <w:rPr>
-          <w:rFonts w:ascii="DejaVu Sans" w:hAnsi="DejaVu Sans"/>
-          <w:color w:val="F2B900"/>
-          <w:sz w:val="22"/>
-          <w:lang w:val="pt-BR"/>
-        </w:rPr>
-        <w:t xml:space="preserve">  </w:t>
-      </w:r>
-      <w:r>
-        <w:rPr>
-          <w:lang w:val="pt-BR"/>
-        </w:rPr>
-        <w:t>Enviar ângulos sem a mecânica conectada.</w:t>
-      </w:r>
-    </w:p>
-    <w:p>
-      <w:pPr>
-        <w:spacing w:after="40"/>
-        <w:rPr>
-          <w:lang w:val="pt-BR"/>
-        </w:rPr>
-      </w:pPr>
-      <w:r>
-        <w:rPr>
-          <w:rFonts w:ascii="DejaVu Sans" w:hAnsi="DejaVu Sans"/>
-          <w:color w:val="F2B900"/>
-          <w:sz w:val="22"/>
-          <w:lang w:val="pt-BR"/>
-        </w:rPr>
-        <w:t>☐</w:t>
-      </w:r>
-      <w:r>
-        <w:rPr>
-          <w:rFonts w:ascii="DejaVu Sans" w:hAnsi="DejaVu Sans"/>
-          <w:color w:val="F2B900"/>
-          <w:sz w:val="22"/>
-          <w:lang w:val="pt-BR"/>
-        </w:rPr>
-        <w:t xml:space="preserve">  </w:t>
-      </w:r>
-      <w:r>
-        <w:rPr>
-          <w:lang w:val="pt-BR"/>
-        </w:rPr>
         <w:t>Conectar tendões somente depois de validar os comandos.</w:t>
       </w:r>
-    </w:p>
-    <w:tbl>
-      <w:tblPr>
-        <w:tblW w:w="0" w:type="auto"/>
-        <w:jc w:val="center"/>
-        <w:tblLook w:val="04A0" w:firstRow="1" w:lastRow="0" w:firstColumn="1" w:lastColumn="0" w:noHBand="0" w:noVBand="1"/>
-      </w:tblPr>
-      <w:tblGrid>
-        <w:gridCol w:w="9808"/>
-      </w:tblGrid>
-      <w:tr>
-        <w:trPr>
-          <w:jc w:val="center"/>
-        </w:trPr>
-        <w:tc>
-          <w:tcPr>
-            <w:tcW w:w="9808" w:type="dxa"/>
-            <w:tcBorders>
-              <w:top w:val="single" w:sz="3" w:space="0" w:color="D9E1E5"/>
-              <w:left w:val="single" w:sz="22" w:space="0" w:color="003B5C"/>
-              <w:bottom w:val="single" w:sz="3" w:space="0" w:color="D9E1E5"/>
-              <w:right w:val="single" w:sz="3" w:space="0" w:color="D9E1E5"/>
-            </w:tcBorders>
-            <w:shd w:val="clear" w:color="auto" w:fill="F4F7F9"/>
-          </w:tcPr>
-          <w:p>
-            <w:pPr>
-              <w:spacing w:after="60"/>
-              <w:rPr>
-                <w:lang w:val="pt-BR"/>
-              </w:rPr>
-            </w:pPr>
-            <w:r>
-              <w:rPr>
-                <w:b/>
-                <w:color w:val="003B5C"/>
-                <w:lang w:val="pt-BR"/>
-              </w:rPr>
-              <w:t xml:space="preserve">Critério para avançar  </w:t>
-            </w:r>
-            <w:r>
-              <w:rPr>
-                <w:color w:val="172B36"/>
-                <w:lang w:val="pt-BR"/>
-              </w:rPr>
-              <w:t>só passe para a fase seguinte quando a anterior funcionar de forma repetível. Isso facilita localizar falhas e evita quebrar a estrutura mecânica por um erro de software.</w:t>
-            </w:r>
-          </w:p>
-        </w:tc>
-      </w:tr>
-    </w:tbl>
-    <w:p>
-      <w:pPr>
-        <w:spacing w:after="20"/>
-        <w:rPr>
-          <w:lang w:val="pt-BR"/>
-        </w:rPr>
-      </w:pPr>
+      <w:r>
+        <w:rPr>
+          <w:lang w:val="pt-BR"/>
+        </w:rPr>
+        <w:t xml:space="preserve"> </w:t>
+      </w:r>
     </w:p>
     <w:p>
       <w:pPr>
@@ -7706,30 +7554,31 @@
     </w:p>
     <w:p>
       <w:pPr>
-        <w:pStyle w:val="Heading1"/>
-        <w:rPr>
-          <w:lang w:val="pt-BR"/>
-        </w:rPr>
-      </w:pPr>
-      <w:r>
-        <w:rPr>
-          <w:lang w:val="pt-BR"/>
-        </w:rPr>
+        <w:pStyle w:val="Ttulo1"/>
+        <w:rPr>
+          <w:lang w:val="pt-BR"/>
+        </w:rPr>
+      </w:pPr>
+      <w:r>
+        <w:rPr>
+          <w:lang w:val="pt-BR"/>
+        </w:rPr>
+        <w:lastRenderedPageBreak/>
         <w:t>8. AMBIENTE DE SOFTWARE</w:t>
       </w:r>
     </w:p>
     <w:p>
       <w:pPr>
-        <w:pStyle w:val="Heading2"/>
-        <w:rPr>
-          <w:lang w:val="pt-BR"/>
-        </w:rPr>
-      </w:pPr>
-      <w:r>
-        <w:rPr>
-          <w:lang w:val="pt-BR"/>
-        </w:rPr>
-        <w:t>8.1 Estrutura de pastas sugerida</w:t>
+        <w:pStyle w:val="Ttulo2"/>
+        <w:rPr>
+          <w:lang w:val="pt-BR"/>
+        </w:rPr>
+      </w:pPr>
+      <w:r>
+        <w:rPr>
+          <w:lang w:val="pt-BR"/>
+        </w:rPr>
+        <w:t>8.1 Estrutura de pastas</w:t>
       </w:r>
     </w:p>
     <w:tbl>
@@ -7853,7 +7702,7 @@
     </w:p>
     <w:p>
       <w:pPr>
-        <w:pStyle w:val="Heading2"/>
+        <w:pStyle w:val="Ttulo2"/>
       </w:pPr>
       <w:r>
         <w:t>8.2 Ambiente Python</w:t>
@@ -7948,7 +7797,7 @@
     </w:p>
     <w:p>
       <w:pPr>
-        <w:pStyle w:val="Heading2"/>
+        <w:pStyle w:val="Ttulo2"/>
       </w:pPr>
       <w:r>
         <w:t>8.3 Firmware</w:t>
@@ -7956,7 +7805,7 @@
     </w:p>
     <w:p>
       <w:pPr>
-        <w:pStyle w:val="ListBullet"/>
+        <w:pStyle w:val="Commarcadores"/>
         <w:spacing w:after="40"/>
         <w:rPr>
           <w:lang w:val="pt-BR"/>
@@ -7971,7 +7820,7 @@
     </w:p>
     <w:p>
       <w:pPr>
-        <w:pStyle w:val="ListBullet"/>
+        <w:pStyle w:val="Commarcadores"/>
         <w:spacing w:after="40"/>
         <w:rPr>
           <w:lang w:val="pt-BR"/>
@@ -7981,18 +7830,12 @@
         <w:rPr>
           <w:lang w:val="pt-BR"/>
         </w:rPr>
-        <w:t>Instalar a biblioteca Adafruit</w:t>
-      </w:r>
-      <w:r>
-        <w:rPr>
-          <w:lang w:val="pt-BR"/>
-        </w:rPr>
-        <w:t xml:space="preserve"> PWM Servo Driver.</w:t>
-      </w:r>
-    </w:p>
-    <w:p>
-      <w:pPr>
-        <w:pStyle w:val="ListBullet"/>
+        <w:t>Instalar a biblioteca Adafruit PWM Servo Driver.</w:t>
+      </w:r>
+    </w:p>
+    <w:p>
+      <w:pPr>
+        <w:pStyle w:val="Commarcadores"/>
         <w:spacing w:after="40"/>
         <w:rPr>
           <w:lang w:val="pt-BR"/>
@@ -8007,7 +7850,7 @@
     </w:p>
     <w:p>
       <w:pPr>
-        <w:pStyle w:val="ListBullet"/>
+        <w:pStyle w:val="Commarcadores"/>
         <w:spacing w:after="40"/>
         <w:rPr>
           <w:lang w:val="pt-BR"/>
@@ -8022,7 +7865,7 @@
     </w:p>
     <w:p>
       <w:pPr>
-        <w:pStyle w:val="Heading1"/>
+        <w:pStyle w:val="Ttulo1"/>
         <w:rPr>
           <w:lang w:val="pt-BR"/>
         </w:rPr>
@@ -8049,7 +7892,7 @@
     </w:p>
     <w:p>
       <w:pPr>
-        <w:pStyle w:val="Heading2"/>
+        <w:pStyle w:val="Ttulo2"/>
       </w:pPr>
       <w:r>
         <w:t>9.1 Landmarks úteis</w:t>
@@ -8562,10 +8405,16 @@
     </w:p>
     <w:p>
       <w:pPr>
-        <w:pStyle w:val="Heading2"/>
-      </w:pPr>
-      <w:r>
-        <w:t>9.2 Conversão para o servo</w:t>
+        <w:pStyle w:val="Ttulo2"/>
+      </w:pPr>
+      <w:r>
+        <w:lastRenderedPageBreak/>
+        <w:t>9.2 Conversã</w:t>
+      </w:r>
+      <w:bookmarkStart w:id="0" w:name="_GoBack"/>
+      <w:bookmarkEnd w:id="0"/>
+      <w:r>
+        <w:t>o para o servo</w:t>
       </w:r>
     </w:p>
     <w:tbl>
@@ -8601,14 +8450,15 @@
                 <w:sz w:val="16"/>
                 <w:lang w:val="pt-BR"/>
               </w:rPr>
-              <w:t xml:space="preserve">angulo_mao = limitar(angulo_mao, mao_fechada, </w:t>
+              <w:t>angulo_mao = limitar(angulo_mao, mao_fechada, mao_aberta)</w:t>
             </w:r>
             <w:r>
               <w:rPr>
                 <w:sz w:val="16"/>
                 <w:lang w:val="pt-BR"/>
               </w:rPr>
-              <w:t>mao_aberta)</w:t>
+              <w:br/>
+              <w:t>normalizado = (angulo_mao - mao_fechada) / (mao_aberta - mao_fechada)</w:t>
             </w:r>
             <w:r>
               <w:rPr>
@@ -8616,14 +8466,6 @@
                 <w:lang w:val="pt-BR"/>
               </w:rPr>
               <w:br/>
-              <w:t>normalizado = (angulo_mao - mao_fechada) / (mao_aberta - mao_fechada)</w:t>
-            </w:r>
-            <w:r>
-              <w:rPr>
-                <w:sz w:val="16"/>
-                <w:lang w:val="pt-BR"/>
-              </w:rPr>
-              <w:br/>
               <w:t>angulo_servo = servo_fechado - normalizado * (servo_fechado - servo_aberto)</w:t>
             </w:r>
           </w:p>
@@ -8640,7 +8482,7 @@
     </w:p>
     <w:p>
       <w:pPr>
-        <w:pStyle w:val="Heading2"/>
+        <w:pStyle w:val="Ttulo2"/>
         <w:rPr>
           <w:lang w:val="pt-BR"/>
         </w:rPr>
@@ -8750,6 +8592,7 @@
       <w:r>
         <w:rPr>
           <w:noProof/>
+          <w:lang w:val="pt-BR" w:eastAsia="pt-BR"/>
         </w:rPr>
         <w:drawing>
           <wp:inline distT="0" distB="0" distL="0" distR="0" wp14:anchorId="4B1FD1D0" wp14:editId="1EC0F7F3">
@@ -8795,15 +8638,16 @@
     </w:p>
     <w:p>
       <w:pPr>
-        <w:pStyle w:val="Heading1"/>
-        <w:rPr>
-          <w:lang w:val="pt-BR"/>
-        </w:rPr>
-      </w:pPr>
-      <w:r>
-        <w:rPr>
-          <w:lang w:val="pt-BR"/>
-        </w:rPr>
+        <w:pStyle w:val="Ttulo1"/>
+        <w:rPr>
+          <w:lang w:val="pt-BR"/>
+        </w:rPr>
+      </w:pPr>
+      <w:r>
+        <w:rPr>
+          <w:lang w:val="pt-BR"/>
+        </w:rPr>
+        <w:lastRenderedPageBreak/>
         <w:t>10. COMUNICAÇÃO SERIAL E FIRMWARE</w:t>
       </w:r>
     </w:p>
@@ -8873,7 +8717,7 @@
     </w:p>
     <w:p>
       <w:pPr>
-        <w:pStyle w:val="Heading2"/>
+        <w:pStyle w:val="Ttulo2"/>
       </w:pPr>
       <w:r>
         <w:t>10.1 Formato de protocolo recomendado</w:t>
@@ -9292,7 +9136,7 @@
     </w:p>
     <w:p>
       <w:pPr>
-        <w:pStyle w:val="Heading2"/>
+        <w:pStyle w:val="Ttulo2"/>
       </w:pPr>
       <w:r>
         <w:t>10.2 Robustez adicional</w:t>
@@ -9300,7 +9144,7 @@
     </w:p>
     <w:p>
       <w:pPr>
-        <w:pStyle w:val="ListBullet"/>
+        <w:pStyle w:val="Commarcadores"/>
         <w:spacing w:after="40"/>
       </w:pPr>
       <w:r>
@@ -9309,7 +9153,7 @@
     </w:p>
     <w:p>
       <w:pPr>
-        <w:pStyle w:val="ListBullet"/>
+        <w:pStyle w:val="Commarcadores"/>
         <w:spacing w:after="40"/>
         <w:rPr>
           <w:lang w:val="pt-BR"/>
@@ -9324,7 +9168,7 @@
     </w:p>
     <w:p>
       <w:pPr>
-        <w:pStyle w:val="ListBullet"/>
+        <w:pStyle w:val="Commarcadores"/>
         <w:spacing w:after="40"/>
         <w:rPr>
           <w:lang w:val="pt-BR"/>
@@ -9339,7 +9183,7 @@
     </w:p>
     <w:p>
       <w:pPr>
-        <w:pStyle w:val="ListBullet"/>
+        <w:pStyle w:val="Commarcadores"/>
         <w:spacing w:after="40"/>
         <w:rPr>
           <w:lang w:val="pt-BR"/>
@@ -9354,7 +9198,7 @@
     </w:p>
     <w:p>
       <w:pPr>
-        <w:pStyle w:val="Heading1"/>
+        <w:pStyle w:val="Ttulo1"/>
         <w:rPr>
           <w:lang w:val="pt-BR"/>
         </w:rPr>
@@ -9381,7 +9225,7 @@
     </w:p>
     <w:p>
       <w:pPr>
-        <w:pStyle w:val="Heading2"/>
+        <w:pStyle w:val="Ttulo2"/>
       </w:pPr>
       <w:r>
         <w:t>11.1 Centralização inicial</w:t>
@@ -9389,7 +9233,7 @@
     </w:p>
     <w:p>
       <w:pPr>
-        <w:pStyle w:val="ListNumber"/>
+        <w:pStyle w:val="Numerada"/>
         <w:spacing w:after="60"/>
         <w:rPr>
           <w:lang w:val="pt-BR"/>
@@ -9404,7 +9248,7 @@
     </w:p>
     <w:p>
       <w:pPr>
-        <w:pStyle w:val="ListNumber"/>
+        <w:pStyle w:val="Numerada"/>
         <w:spacing w:after="60"/>
       </w:pPr>
       <w:r>
@@ -9413,7 +9257,7 @@
     </w:p>
     <w:p>
       <w:pPr>
-        <w:pStyle w:val="ListNumber"/>
+        <w:pStyle w:val="Numerada"/>
         <w:spacing w:after="60"/>
         <w:rPr>
           <w:lang w:val="pt-BR"/>
@@ -9428,7 +9272,7 @@
     </w:p>
     <w:p>
       <w:pPr>
-        <w:pStyle w:val="ListNumber"/>
+        <w:pStyle w:val="Numerada"/>
         <w:spacing w:after="60"/>
         <w:rPr>
           <w:lang w:val="pt-BR"/>
@@ -9443,7 +9287,7 @@
     </w:p>
     <w:p>
       <w:pPr>
-        <w:pStyle w:val="ListNumber"/>
+        <w:pStyle w:val="Numerada"/>
         <w:spacing w:after="60"/>
         <w:rPr>
           <w:lang w:val="pt-BR"/>
@@ -9458,7 +9302,7 @@
     </w:p>
     <w:p>
       <w:pPr>
-        <w:pStyle w:val="Heading2"/>
+        <w:pStyle w:val="Ttulo2"/>
         <w:rPr>
           <w:lang w:val="pt-BR"/>
         </w:rPr>
@@ -10173,6 +10017,7 @@
                 <w:color w:val="003B5C"/>
                 <w:lang w:val="pt-BR"/>
               </w:rPr>
+              <w:lastRenderedPageBreak/>
               <w:t xml:space="preserve">Importante  </w:t>
             </w:r>
             <w:r>
@@ -10209,15 +10054,16 @@
     </w:p>
     <w:p>
       <w:pPr>
-        <w:pStyle w:val="Heading1"/>
-      </w:pPr>
-      <w:r>
+        <w:pStyle w:val="Ttulo1"/>
+      </w:pPr>
+      <w:r>
+        <w:lastRenderedPageBreak/>
         <w:t>12. PLANO DE TESTES</w:t>
       </w:r>
     </w:p>
     <w:p>
       <w:pPr>
-        <w:pStyle w:val="Heading2"/>
+        <w:pStyle w:val="Ttulo2"/>
       </w:pPr>
       <w:r>
         <w:t>12.1 Testes unitários</w:t>
@@ -10845,7 +10691,7 @@
     </w:p>
     <w:p>
       <w:pPr>
-        <w:pStyle w:val="Heading2"/>
+        <w:pStyle w:val="Ttulo2"/>
       </w:pPr>
       <w:r>
         <w:t>12.2 Testes de integração</w:t>
@@ -10853,7 +10699,7 @@
     </w:p>
     <w:p>
       <w:pPr>
-        <w:pStyle w:val="ListBullet"/>
+        <w:pStyle w:val="Commarcadores"/>
         <w:spacing w:after="40"/>
       </w:pPr>
       <w:r>
@@ -10862,7 +10708,7 @@
     </w:p>
     <w:p>
       <w:pPr>
-        <w:pStyle w:val="ListBullet"/>
+        <w:pStyle w:val="Commarcadores"/>
         <w:spacing w:after="40"/>
       </w:pPr>
       <w:r>
@@ -10871,7 +10717,7 @@
     </w:p>
     <w:p>
       <w:pPr>
-        <w:pStyle w:val="ListBullet"/>
+        <w:pStyle w:val="Commarcadores"/>
         <w:spacing w:after="40"/>
       </w:pPr>
       <w:r>
@@ -10880,7 +10726,7 @@
     </w:p>
     <w:p>
       <w:pPr>
-        <w:pStyle w:val="ListBullet"/>
+        <w:pStyle w:val="Commarcadores"/>
         <w:spacing w:after="40"/>
       </w:pPr>
       <w:r>
@@ -10889,7 +10735,7 @@
     </w:p>
     <w:p>
       <w:pPr>
-        <w:pStyle w:val="ListBullet"/>
+        <w:pStyle w:val="Commarcadores"/>
         <w:spacing w:after="40"/>
         <w:rPr>
           <w:lang w:val="pt-BR"/>
@@ -10904,7 +10750,7 @@
     </w:p>
     <w:p>
       <w:pPr>
-        <w:pStyle w:val="ListBullet"/>
+        <w:pStyle w:val="Commarcadores"/>
         <w:spacing w:after="40"/>
       </w:pPr>
       <w:r>
@@ -10913,7 +10759,7 @@
     </w:p>
     <w:p>
       <w:pPr>
-        <w:pStyle w:val="ListBullet"/>
+        <w:pStyle w:val="Commarcadores"/>
         <w:spacing w:after="40"/>
         <w:rPr>
           <w:lang w:val="pt-BR"/>
@@ -10928,7 +10774,7 @@
     </w:p>
     <w:p>
       <w:pPr>
-        <w:pStyle w:val="ListBullet"/>
+        <w:pStyle w:val="Commarcadores"/>
         <w:spacing w:after="40"/>
       </w:pPr>
       <w:r>
@@ -10937,7 +10783,7 @@
     </w:p>
     <w:p>
       <w:pPr>
-        <w:pStyle w:val="Heading2"/>
+        <w:pStyle w:val="Ttulo2"/>
       </w:pPr>
       <w:r>
         <w:t>12.3 Métricas para apresentação</w:t>
@@ -11427,7 +11273,7 @@
     </w:p>
     <w:p>
       <w:pPr>
-        <w:pStyle w:val="Heading1"/>
+        <w:pStyle w:val="Ttulo1"/>
       </w:pPr>
       <w:r>
         <w:t>13. DIAGNÓSTICO DE FALHAS</w:t>
@@ -12302,21 +12148,22 @@
     </w:p>
     <w:p>
       <w:pPr>
-        <w:pStyle w:val="Heading1"/>
-        <w:rPr>
-          <w:lang w:val="pt-BR"/>
-        </w:rPr>
-      </w:pPr>
-      <w:r>
-        <w:rPr>
-          <w:lang w:val="pt-BR"/>
-        </w:rPr>
+        <w:pStyle w:val="Ttulo1"/>
+        <w:rPr>
+          <w:lang w:val="pt-BR"/>
+        </w:rPr>
+      </w:pPr>
+      <w:r>
+        <w:rPr>
+          <w:lang w:val="pt-BR"/>
+        </w:rPr>
+        <w:lastRenderedPageBreak/>
         <w:t>14. MELHORIAS E EVOLUÇÃO</w:t>
       </w:r>
     </w:p>
     <w:p>
       <w:pPr>
-        <w:pStyle w:val="Heading2"/>
+        <w:pStyle w:val="Ttulo2"/>
         <w:rPr>
           <w:lang w:val="pt-BR"/>
         </w:rPr>
@@ -12343,7 +12190,7 @@
     </w:p>
     <w:p>
       <w:pPr>
-        <w:pStyle w:val="Heading2"/>
+        <w:pStyle w:val="Ttulo2"/>
         <w:rPr>
           <w:lang w:val="pt-BR"/>
         </w:rPr>
@@ -12370,7 +12217,7 @@
     </w:p>
     <w:p>
       <w:pPr>
-        <w:pStyle w:val="Heading2"/>
+        <w:pStyle w:val="Ttulo2"/>
         <w:rPr>
           <w:lang w:val="pt-BR"/>
         </w:rPr>
@@ -12397,7 +12244,7 @@
     </w:p>
     <w:p>
       <w:pPr>
-        <w:pStyle w:val="Heading2"/>
+        <w:pStyle w:val="Ttulo2"/>
       </w:pPr>
       <w:r>
         <w:t>14.4 Dashboard</w:t>
@@ -12405,7 +12252,7 @@
     </w:p>
     <w:p>
       <w:pPr>
-        <w:pStyle w:val="ListBullet"/>
+        <w:pStyle w:val="Commarcadores"/>
         <w:spacing w:after="40"/>
         <w:rPr>
           <w:lang w:val="pt-BR"/>
@@ -12420,7 +12267,7 @@
     </w:p>
     <w:p>
       <w:pPr>
-        <w:pStyle w:val="ListBullet"/>
+        <w:pStyle w:val="Commarcadores"/>
         <w:spacing w:after="40"/>
       </w:pPr>
       <w:r>
@@ -12429,7 +12276,7 @@
     </w:p>
     <w:p>
       <w:pPr>
-        <w:pStyle w:val="ListBullet"/>
+        <w:pStyle w:val="Commarcadores"/>
         <w:spacing w:after="40"/>
       </w:pPr>
       <w:r>
@@ -12438,7 +12285,7 @@
     </w:p>
     <w:p>
       <w:pPr>
-        <w:pStyle w:val="ListBullet"/>
+        <w:pStyle w:val="Commarcadores"/>
         <w:spacing w:after="40"/>
       </w:pPr>
       <w:r>
@@ -12447,7 +12294,7 @@
     </w:p>
     <w:p>
       <w:pPr>
-        <w:pStyle w:val="ListBullet"/>
+        <w:pStyle w:val="Commarcadores"/>
         <w:spacing w:after="40"/>
       </w:pPr>
       <w:r>
@@ -12456,7 +12303,7 @@
     </w:p>
     <w:p>
       <w:pPr>
-        <w:pStyle w:val="ListBullet"/>
+        <w:pStyle w:val="Commarcadores"/>
         <w:spacing w:after="40"/>
         <w:rPr>
           <w:lang w:val="pt-BR"/>
@@ -12471,7 +12318,7 @@
     </w:p>
     <w:p>
       <w:pPr>
-        <w:pStyle w:val="Heading2"/>
+        <w:pStyle w:val="Ttulo2"/>
       </w:pPr>
       <w:r>
         <w:t>14.5 Evolução por níveis</w:t>
@@ -12835,7 +12682,7 @@
     </w:p>
     <w:p>
       <w:pPr>
-        <w:pStyle w:val="Heading1"/>
+        <w:pStyle w:val="Ttulo1"/>
       </w:pPr>
       <w:r>
         <w:t>15. CRONOGRAMA DE EXECUÇÃO</w:t>
@@ -13263,15 +13110,7 @@
                 <w:sz w:val="17"/>
                 <w:lang w:val="pt-BR"/>
               </w:rPr>
-              <w:t>Landmarks</w:t>
-            </w:r>
-            <w:r>
-              <w:rPr>
-                <w:color w:val="172B36"/>
-                <w:sz w:val="17"/>
-                <w:lang w:val="pt-BR"/>
-              </w:rPr>
-              <w:t xml:space="preserve"> da mão detectados pela webcam</w:t>
+              <w:t>Landmarks da mão detectados pela webcam</w:t>
             </w:r>
           </w:p>
         </w:tc>
@@ -13628,15 +13467,16 @@
     </w:p>
     <w:p>
       <w:pPr>
-        <w:pStyle w:val="Heading1"/>
-      </w:pPr>
-      <w:r>
+        <w:pStyle w:val="Ttulo1"/>
+      </w:pPr>
+      <w:r>
+        <w:lastRenderedPageBreak/>
         <w:t>16. SEGURANÇA E LIMITAÇÕES</w:t>
       </w:r>
     </w:p>
     <w:p>
       <w:pPr>
-        <w:pStyle w:val="ListBullet"/>
+        <w:pStyle w:val="Commarcadores"/>
         <w:spacing w:after="40"/>
         <w:rPr>
           <w:lang w:val="pt-BR"/>
@@ -13651,7 +13491,7 @@
     </w:p>
     <w:p>
       <w:pPr>
-        <w:pStyle w:val="ListBullet"/>
+        <w:pStyle w:val="Commarcadores"/>
         <w:spacing w:after="40"/>
         <w:rPr>
           <w:lang w:val="pt-BR"/>
@@ -13666,7 +13506,7 @@
     </w:p>
     <w:p>
       <w:pPr>
-        <w:pStyle w:val="ListBullet"/>
+        <w:pStyle w:val="Commarcadores"/>
         <w:spacing w:after="40"/>
         <w:rPr>
           <w:lang w:val="pt-BR"/>
@@ -13681,7 +13521,7 @@
     </w:p>
     <w:p>
       <w:pPr>
-        <w:pStyle w:val="ListBullet"/>
+        <w:pStyle w:val="Commarcadores"/>
         <w:spacing w:after="40"/>
         <w:rPr>
           <w:lang w:val="pt-BR"/>
@@ -13696,7 +13536,7 @@
     </w:p>
     <w:p>
       <w:pPr>
-        <w:pStyle w:val="ListBullet"/>
+        <w:pStyle w:val="Commarcadores"/>
         <w:spacing w:after="40"/>
         <w:rPr>
           <w:lang w:val="pt-BR"/>
@@ -13711,7 +13551,7 @@
     </w:p>
     <w:p>
       <w:pPr>
-        <w:pStyle w:val="ListBullet"/>
+        <w:pStyle w:val="Commarcadores"/>
         <w:spacing w:after="40"/>
         <w:rPr>
           <w:lang w:val="pt-BR"/>
@@ -13726,7 +13566,7 @@
     </w:p>
     <w:p>
       <w:pPr>
-        <w:pStyle w:val="ListBullet"/>
+        <w:pStyle w:val="Commarcadores"/>
         <w:spacing w:after="40"/>
         <w:rPr>
           <w:lang w:val="pt-BR"/>
@@ -13741,7 +13581,7 @@
     </w:p>
     <w:p>
       <w:pPr>
-        <w:pStyle w:val="ListBullet"/>
+        <w:pStyle w:val="Commarcadores"/>
         <w:spacing w:after="40"/>
         <w:rPr>
           <w:lang w:val="pt-BR"/>
@@ -13814,7 +13654,7 @@
     </w:p>
     <w:p>
       <w:pPr>
-        <w:pStyle w:val="Heading2"/>
+        <w:pStyle w:val="Ttulo2"/>
         <w:rPr>
           <w:lang w:val="pt-BR"/>
         </w:rPr>
@@ -13841,7 +13681,7 @@
     </w:p>
     <w:p>
       <w:pPr>
-        <w:pStyle w:val="Heading1"/>
+        <w:pStyle w:val="Ttulo1"/>
         <w:rPr>
           <w:lang w:val="pt-BR"/>
         </w:rPr>
@@ -13855,7 +13695,7 @@
     </w:p>
     <w:p>
       <w:pPr>
-        <w:pStyle w:val="Heading2"/>
+        <w:pStyle w:val="Ttulo2"/>
         <w:rPr>
           <w:lang w:val="pt-BR"/>
         </w:rPr>
@@ -13881,8 +13721,22 @@
           <w:sz w:val="22"/>
           <w:lang w:val="pt-BR"/>
         </w:rPr>
-        <w:t>☐</w:t>
-      </w:r>
+        <w:t xml:space="preserve">☐  </w:t>
+      </w:r>
+      <w:r>
+        <w:rPr>
+          <w:lang w:val="pt-BR"/>
+        </w:rPr>
+        <w:t>Articulações giram sem travar.</w:t>
+      </w:r>
+    </w:p>
+    <w:p>
+      <w:pPr>
+        <w:spacing w:after="40"/>
+        <w:rPr>
+          <w:lang w:val="pt-BR"/>
+        </w:rPr>
+      </w:pPr>
       <w:r>
         <w:rPr>
           <w:rFonts w:ascii="DejaVu Sans" w:hAnsi="DejaVu Sans"/>
@@ -13890,13 +13744,13 @@
           <w:sz w:val="22"/>
           <w:lang w:val="pt-BR"/>
         </w:rPr>
-        <w:t xml:space="preserve">  </w:t>
-      </w:r>
-      <w:r>
-        <w:rPr>
-          <w:lang w:val="pt-BR"/>
-        </w:rPr>
-        <w:t>Articulações giram sem travar.</w:t>
+        <w:t xml:space="preserve">☐  </w:t>
+      </w:r>
+      <w:r>
+        <w:rPr>
+          <w:lang w:val="pt-BR"/>
+        </w:rPr>
+        <w:t>Tendões não raspam em arestas cortantes.</w:t>
       </w:r>
     </w:p>
     <w:p>
@@ -13913,8 +13767,22 @@
           <w:sz w:val="22"/>
           <w:lang w:val="pt-BR"/>
         </w:rPr>
-        <w:t>☐</w:t>
-      </w:r>
+        <w:t xml:space="preserve">☐  </w:t>
+      </w:r>
+      <w:r>
+        <w:rPr>
+          <w:lang w:val="pt-BR"/>
+        </w:rPr>
+        <w:t>Retorno elástico funciona nos cinco dedos.</w:t>
+      </w:r>
+    </w:p>
+    <w:p>
+      <w:pPr>
+        <w:spacing w:after="40"/>
+        <w:rPr>
+          <w:lang w:val="pt-BR"/>
+        </w:rPr>
+      </w:pPr>
       <w:r>
         <w:rPr>
           <w:rFonts w:ascii="DejaVu Sans" w:hAnsi="DejaVu Sans"/>
@@ -13922,13 +13790,13 @@
           <w:sz w:val="22"/>
           <w:lang w:val="pt-BR"/>
         </w:rPr>
-        <w:t xml:space="preserve">  </w:t>
-      </w:r>
-      <w:r>
-        <w:rPr>
-          <w:lang w:val="pt-BR"/>
-        </w:rPr>
-        <w:t>Tendões não raspam em arestas cortantes.</w:t>
+        <w:t xml:space="preserve">☐  </w:t>
+      </w:r>
+      <w:r>
+        <w:rPr>
+          <w:lang w:val="pt-BR"/>
+        </w:rPr>
+        <w:t>Servos estão firmemente fixados.</w:t>
       </w:r>
     </w:p>
     <w:p>
@@ -13945,8 +13813,36 @@
           <w:sz w:val="22"/>
           <w:lang w:val="pt-BR"/>
         </w:rPr>
-        <w:t>☐</w:t>
-      </w:r>
+        <w:t xml:space="preserve">☐  </w:t>
+      </w:r>
+      <w:r>
+        <w:rPr>
+          <w:lang w:val="pt-BR"/>
+        </w:rPr>
+        <w:t>Existe acesso para manutenção interna.</w:t>
+      </w:r>
+    </w:p>
+    <w:p>
+      <w:pPr>
+        <w:pStyle w:val="Ttulo2"/>
+        <w:rPr>
+          <w:lang w:val="pt-BR"/>
+        </w:rPr>
+      </w:pPr>
+      <w:r>
+        <w:rPr>
+          <w:lang w:val="pt-BR"/>
+        </w:rPr>
+        <w:t>Eletrônica</w:t>
+      </w:r>
+    </w:p>
+    <w:p>
+      <w:pPr>
+        <w:spacing w:after="40"/>
+        <w:rPr>
+          <w:lang w:val="pt-BR"/>
+        </w:rPr>
+      </w:pPr>
       <w:r>
         <w:rPr>
           <w:rFonts w:ascii="DejaVu Sans" w:hAnsi="DejaVu Sans"/>
@@ -13954,13 +13850,13 @@
           <w:sz w:val="22"/>
           <w:lang w:val="pt-BR"/>
         </w:rPr>
-        <w:t xml:space="preserve">  </w:t>
-      </w:r>
-      <w:r>
-        <w:rPr>
-          <w:lang w:val="pt-BR"/>
-        </w:rPr>
-        <w:t>Retorno elástico funciona nos cinco dedos.</w:t>
+        <w:t xml:space="preserve">☐  </w:t>
+      </w:r>
+      <w:r>
+        <w:rPr>
+          <w:lang w:val="pt-BR"/>
+        </w:rPr>
+        <w:t>GND comum confirmado.</w:t>
       </w:r>
     </w:p>
     <w:p>
@@ -13977,8 +13873,22 @@
           <w:sz w:val="22"/>
           <w:lang w:val="pt-BR"/>
         </w:rPr>
-        <w:t>☐</w:t>
-      </w:r>
+        <w:t xml:space="preserve">☐  </w:t>
+      </w:r>
+      <w:r>
+        <w:rPr>
+          <w:lang w:val="pt-BR"/>
+        </w:rPr>
+        <w:t>Fonte externa dos servos dimensionada.</w:t>
+      </w:r>
+    </w:p>
+    <w:p>
+      <w:pPr>
+        <w:spacing w:after="40"/>
+        <w:rPr>
+          <w:lang w:val="pt-BR"/>
+        </w:rPr>
+      </w:pPr>
       <w:r>
         <w:rPr>
           <w:rFonts w:ascii="DejaVu Sans" w:hAnsi="DejaVu Sans"/>
@@ -13986,13 +13896,13 @@
           <w:sz w:val="22"/>
           <w:lang w:val="pt-BR"/>
         </w:rPr>
-        <w:t xml:space="preserve">  </w:t>
-      </w:r>
-      <w:r>
-        <w:rPr>
-          <w:lang w:val="pt-BR"/>
-        </w:rPr>
-        <w:t>Servos estão firmemente fixados.</w:t>
+        <w:t xml:space="preserve">☐  </w:t>
+      </w:r>
+      <w:r>
+        <w:rPr>
+          <w:lang w:val="pt-BR"/>
+        </w:rPr>
+        <w:t>PCA9685 detectado pelo ESP32.</w:t>
       </w:r>
     </w:p>
     <w:p>
@@ -14009,8 +13919,22 @@
           <w:sz w:val="22"/>
           <w:lang w:val="pt-BR"/>
         </w:rPr>
-        <w:t>☐</w:t>
-      </w:r>
+        <w:t xml:space="preserve">☐  </w:t>
+      </w:r>
+      <w:r>
+        <w:rPr>
+          <w:lang w:val="pt-BR"/>
+        </w:rPr>
+        <w:t>Cinco canais identificados.</w:t>
+      </w:r>
+    </w:p>
+    <w:p>
+      <w:pPr>
+        <w:spacing w:after="40"/>
+        <w:rPr>
+          <w:lang w:val="pt-BR"/>
+        </w:rPr>
+      </w:pPr>
       <w:r>
         <w:rPr>
           <w:rFonts w:ascii="DejaVu Sans" w:hAnsi="DejaVu Sans"/>
@@ -14018,27 +13942,13 @@
           <w:sz w:val="22"/>
           <w:lang w:val="pt-BR"/>
         </w:rPr>
-        <w:t xml:space="preserve">  </w:t>
-      </w:r>
-      <w:r>
-        <w:rPr>
-          <w:lang w:val="pt-BR"/>
-        </w:rPr>
-        <w:t>Existe acesso para manutenção interna.</w:t>
-      </w:r>
-    </w:p>
-    <w:p>
-      <w:pPr>
-        <w:pStyle w:val="Heading2"/>
-        <w:rPr>
-          <w:lang w:val="pt-BR"/>
-        </w:rPr>
-      </w:pPr>
-      <w:r>
-        <w:rPr>
-          <w:lang w:val="pt-BR"/>
-        </w:rPr>
-        <w:t>Eletrônica</w:t>
+        <w:t xml:space="preserve">☐  </w:t>
+      </w:r>
+      <w:r>
+        <w:rPr>
+          <w:lang w:val="pt-BR"/>
+        </w:rPr>
+        <w:t>Chave geral / emergência disponível.</w:t>
       </w:r>
     </w:p>
     <w:p>
@@ -14055,8 +13965,36 @@
           <w:sz w:val="22"/>
           <w:lang w:val="pt-BR"/>
         </w:rPr>
-        <w:t>☐</w:t>
-      </w:r>
+        <w:t xml:space="preserve">☐  </w:t>
+      </w:r>
+      <w:r>
+        <w:rPr>
+          <w:lang w:val="pt-BR"/>
+        </w:rPr>
+        <w:t>Cabos organizados e sem partes expostas perigosas.</w:t>
+      </w:r>
+    </w:p>
+    <w:p>
+      <w:pPr>
+        <w:pStyle w:val="Ttulo2"/>
+        <w:rPr>
+          <w:lang w:val="pt-BR"/>
+        </w:rPr>
+      </w:pPr>
+      <w:r>
+        <w:rPr>
+          <w:lang w:val="pt-BR"/>
+        </w:rPr>
+        <w:t>Software</w:t>
+      </w:r>
+    </w:p>
+    <w:p>
+      <w:pPr>
+        <w:spacing w:after="40"/>
+        <w:rPr>
+          <w:lang w:val="pt-BR"/>
+        </w:rPr>
+      </w:pPr>
       <w:r>
         <w:rPr>
           <w:rFonts w:ascii="DejaVu Sans" w:hAnsi="DejaVu Sans"/>
@@ -14064,13 +14002,13 @@
           <w:sz w:val="22"/>
           <w:lang w:val="pt-BR"/>
         </w:rPr>
-        <w:t xml:space="preserve">  </w:t>
-      </w:r>
-      <w:r>
-        <w:rPr>
-          <w:lang w:val="pt-BR"/>
-        </w:rPr>
-        <w:t>GND comum confirmado.</w:t>
+        <w:t xml:space="preserve">☐  </w:t>
+      </w:r>
+      <w:r>
+        <w:rPr>
+          <w:lang w:val="pt-BR"/>
+        </w:rPr>
+        <w:t>Webcam inicia corretamente.</w:t>
       </w:r>
     </w:p>
     <w:p>
@@ -14087,8 +14025,22 @@
           <w:sz w:val="22"/>
           <w:lang w:val="pt-BR"/>
         </w:rPr>
-        <w:t>☐</w:t>
-      </w:r>
+        <w:t xml:space="preserve">☐  </w:t>
+      </w:r>
+      <w:r>
+        <w:rPr>
+          <w:lang w:val="pt-BR"/>
+        </w:rPr>
+        <w:t>Mão é detectada de forma consistente.</w:t>
+      </w:r>
+    </w:p>
+    <w:p>
+      <w:pPr>
+        <w:spacing w:after="40"/>
+        <w:rPr>
+          <w:lang w:val="pt-BR"/>
+        </w:rPr>
+      </w:pPr>
       <w:r>
         <w:rPr>
           <w:rFonts w:ascii="DejaVu Sans" w:hAnsi="DejaVu Sans"/>
@@ -14096,13 +14048,13 @@
           <w:sz w:val="22"/>
           <w:lang w:val="pt-BR"/>
         </w:rPr>
-        <w:t xml:space="preserve">  </w:t>
-      </w:r>
-      <w:r>
-        <w:rPr>
-          <w:lang w:val="pt-BR"/>
-        </w:rPr>
-        <w:t>Fonte externa dos servos dimensionada.</w:t>
+        <w:t xml:space="preserve">☐  </w:t>
+      </w:r>
+      <w:r>
+        <w:rPr>
+          <w:lang w:val="pt-BR"/>
+        </w:rPr>
+        <w:t>Cinco valores são calculados.</w:t>
       </w:r>
     </w:p>
     <w:p>
@@ -14119,8 +14071,22 @@
           <w:sz w:val="22"/>
           <w:lang w:val="pt-BR"/>
         </w:rPr>
-        <w:t>☐</w:t>
-      </w:r>
+        <w:t xml:space="preserve">☐  </w:t>
+      </w:r>
+      <w:r>
+        <w:rPr>
+          <w:lang w:val="pt-BR"/>
+        </w:rPr>
+        <w:t>Filtro reduz tremores.</w:t>
+      </w:r>
+    </w:p>
+    <w:p>
+      <w:pPr>
+        <w:spacing w:after="40"/>
+        <w:rPr>
+          <w:lang w:val="pt-BR"/>
+        </w:rPr>
+      </w:pPr>
       <w:r>
         <w:rPr>
           <w:rFonts w:ascii="DejaVu Sans" w:hAnsi="DejaVu Sans"/>
@@ -14128,13 +14094,14 @@
           <w:sz w:val="22"/>
           <w:lang w:val="pt-BR"/>
         </w:rPr>
-        <w:t xml:space="preserve">  </w:t>
-      </w:r>
-      <w:r>
-        <w:rPr>
-          <w:lang w:val="pt-BR"/>
-        </w:rPr>
-        <w:t>PCA9685 detectado pelo ESP32.</w:t>
+        <w:lastRenderedPageBreak/>
+        <w:t xml:space="preserve">☐  </w:t>
+      </w:r>
+      <w:r>
+        <w:rPr>
+          <w:lang w:val="pt-BR"/>
+        </w:rPr>
+        <w:t>Serial envia e recebe sem erros.</w:t>
       </w:r>
     </w:p>
     <w:p>
@@ -14151,8 +14118,22 @@
           <w:sz w:val="22"/>
           <w:lang w:val="pt-BR"/>
         </w:rPr>
-        <w:t>☐</w:t>
-      </w:r>
+        <w:t xml:space="preserve">☐  </w:t>
+      </w:r>
+      <w:r>
+        <w:rPr>
+          <w:lang w:val="pt-BR"/>
+        </w:rPr>
+        <w:t>Limites individuais são aplicados.</w:t>
+      </w:r>
+    </w:p>
+    <w:p>
+      <w:pPr>
+        <w:spacing w:after="40"/>
+        <w:rPr>
+          <w:lang w:val="pt-BR"/>
+        </w:rPr>
+      </w:pPr>
       <w:r>
         <w:rPr>
           <w:rFonts w:ascii="DejaVu Sans" w:hAnsi="DejaVu Sans"/>
@@ -14160,13 +14141,27 @@
           <w:sz w:val="22"/>
           <w:lang w:val="pt-BR"/>
         </w:rPr>
-        <w:t xml:space="preserve">  </w:t>
-      </w:r>
-      <w:r>
-        <w:rPr>
-          <w:lang w:val="pt-BR"/>
-        </w:rPr>
-        <w:t>Cinco canais identificados.</w:t>
+        <w:t xml:space="preserve">☐  </w:t>
+      </w:r>
+      <w:r>
+        <w:rPr>
+          <w:lang w:val="pt-BR"/>
+        </w:rPr>
+        <w:t>Timeout ou estado seguro existe quando a mão não é detectada.</w:t>
+      </w:r>
+    </w:p>
+    <w:p>
+      <w:pPr>
+        <w:pStyle w:val="Ttulo2"/>
+        <w:rPr>
+          <w:lang w:val="pt-BR"/>
+        </w:rPr>
+      </w:pPr>
+      <w:r>
+        <w:rPr>
+          <w:lang w:val="pt-BR"/>
+        </w:rPr>
+        <w:t>Demonstração</w:t>
       </w:r>
     </w:p>
     <w:p>
@@ -14183,8 +14178,22 @@
           <w:sz w:val="22"/>
           <w:lang w:val="pt-BR"/>
         </w:rPr>
-        <w:t>☐</w:t>
-      </w:r>
+        <w:t xml:space="preserve">☐  </w:t>
+      </w:r>
+      <w:r>
+        <w:rPr>
+          <w:lang w:val="pt-BR"/>
+        </w:rPr>
+        <w:t>Mão aberta.</w:t>
+      </w:r>
+    </w:p>
+    <w:p>
+      <w:pPr>
+        <w:spacing w:after="40"/>
+        <w:rPr>
+          <w:lang w:val="pt-BR"/>
+        </w:rPr>
+      </w:pPr>
       <w:r>
         <w:rPr>
           <w:rFonts w:ascii="DejaVu Sans" w:hAnsi="DejaVu Sans"/>
@@ -14192,13 +14201,13 @@
           <w:sz w:val="22"/>
           <w:lang w:val="pt-BR"/>
         </w:rPr>
-        <w:t xml:space="preserve">  </w:t>
-      </w:r>
-      <w:r>
-        <w:rPr>
-          <w:lang w:val="pt-BR"/>
-        </w:rPr>
-        <w:t>Chave geral / emergência disponível.</w:t>
+        <w:t xml:space="preserve">☐  </w:t>
+      </w:r>
+      <w:r>
+        <w:rPr>
+          <w:lang w:val="pt-BR"/>
+        </w:rPr>
+        <w:t>Punho fechado.</w:t>
       </w:r>
     </w:p>
     <w:p>
@@ -14215,8 +14224,22 @@
           <w:sz w:val="22"/>
           <w:lang w:val="pt-BR"/>
         </w:rPr>
-        <w:t>☐</w:t>
-      </w:r>
+        <w:t xml:space="preserve">☐  </w:t>
+      </w:r>
+      <w:r>
+        <w:rPr>
+          <w:lang w:val="pt-BR"/>
+        </w:rPr>
+        <w:t>Indicador.</w:t>
+      </w:r>
+    </w:p>
+    <w:p>
+      <w:pPr>
+        <w:spacing w:after="40"/>
+        <w:rPr>
+          <w:lang w:val="pt-BR"/>
+        </w:rPr>
+      </w:pPr>
       <w:r>
         <w:rPr>
           <w:rFonts w:ascii="DejaVu Sans" w:hAnsi="DejaVu Sans"/>
@@ -14224,27 +14247,13 @@
           <w:sz w:val="22"/>
           <w:lang w:val="pt-BR"/>
         </w:rPr>
-        <w:t xml:space="preserve">  </w:t>
-      </w:r>
-      <w:r>
-        <w:rPr>
-          <w:lang w:val="pt-BR"/>
-        </w:rPr>
-        <w:t>Cabos organizados e sem partes expostas perigosas.</w:t>
-      </w:r>
-    </w:p>
-    <w:p>
-      <w:pPr>
-        <w:pStyle w:val="Heading2"/>
-        <w:rPr>
-          <w:lang w:val="pt-BR"/>
-        </w:rPr>
-      </w:pPr>
-      <w:r>
-        <w:rPr>
-          <w:lang w:val="pt-BR"/>
-        </w:rPr>
-        <w:t>Software</w:t>
+        <w:t xml:space="preserve">☐  </w:t>
+      </w:r>
+      <w:r>
+        <w:rPr>
+          <w:lang w:val="pt-BR"/>
+        </w:rPr>
+        <w:t>Sinal de paz.</w:t>
       </w:r>
     </w:p>
     <w:p>
@@ -14261,8 +14270,22 @@
           <w:sz w:val="22"/>
           <w:lang w:val="pt-BR"/>
         </w:rPr>
-        <w:t>☐</w:t>
-      </w:r>
+        <w:t xml:space="preserve">☐  </w:t>
+      </w:r>
+      <w:r>
+        <w:rPr>
+          <w:lang w:val="pt-BR"/>
+        </w:rPr>
+        <w:t>Flexão parcial.</w:t>
+      </w:r>
+    </w:p>
+    <w:p>
+      <w:pPr>
+        <w:spacing w:after="40"/>
+        <w:rPr>
+          <w:lang w:val="pt-BR"/>
+        </w:rPr>
+      </w:pPr>
       <w:r>
         <w:rPr>
           <w:rFonts w:ascii="DejaVu Sans" w:hAnsi="DejaVu Sans"/>
@@ -14270,13 +14293,13 @@
           <w:sz w:val="22"/>
           <w:lang w:val="pt-BR"/>
         </w:rPr>
-        <w:t xml:space="preserve">  </w:t>
-      </w:r>
-      <w:r>
-        <w:rPr>
-          <w:lang w:val="pt-BR"/>
-        </w:rPr>
-        <w:t>Webcam inicia corretamente.</w:t>
+        <w:t xml:space="preserve">☐  </w:t>
+      </w:r>
+      <w:r>
+        <w:rPr>
+          <w:lang w:val="pt-BR"/>
+        </w:rPr>
+        <w:t>Preensão de objeto leve.</w:t>
       </w:r>
     </w:p>
     <w:p>
@@ -14293,8 +14316,22 @@
           <w:sz w:val="22"/>
           <w:lang w:val="pt-BR"/>
         </w:rPr>
-        <w:t>☐</w:t>
-      </w:r>
+        <w:t xml:space="preserve">☐  </w:t>
+      </w:r>
+      <w:r>
+        <w:rPr>
+          <w:lang w:val="pt-BR"/>
+        </w:rPr>
+        <w:t>Métricas registradas.</w:t>
+      </w:r>
+    </w:p>
+    <w:p>
+      <w:pPr>
+        <w:spacing w:after="40"/>
+        <w:rPr>
+          <w:lang w:val="pt-BR"/>
+        </w:rPr>
+      </w:pPr>
       <w:r>
         <w:rPr>
           <w:rFonts w:ascii="DejaVu Sans" w:hAnsi="DejaVu Sans"/>
@@ -14302,437 +14339,7 @@
           <w:sz w:val="22"/>
           <w:lang w:val="pt-BR"/>
         </w:rPr>
-        <w:t xml:space="preserve">  </w:t>
-      </w:r>
-      <w:r>
-        <w:rPr>
-          <w:lang w:val="pt-BR"/>
-        </w:rPr>
-        <w:t>Mão é detectada de forma consistente.</w:t>
-      </w:r>
-    </w:p>
-    <w:p>
-      <w:pPr>
-        <w:spacing w:after="40"/>
-        <w:rPr>
-          <w:lang w:val="pt-BR"/>
-        </w:rPr>
-      </w:pPr>
-      <w:r>
-        <w:rPr>
-          <w:rFonts w:ascii="DejaVu Sans" w:hAnsi="DejaVu Sans"/>
-          <w:color w:val="F2B900"/>
-          <w:sz w:val="22"/>
-          <w:lang w:val="pt-BR"/>
-        </w:rPr>
-        <w:t>☐</w:t>
-      </w:r>
-      <w:r>
-        <w:rPr>
-          <w:rFonts w:ascii="DejaVu Sans" w:hAnsi="DejaVu Sans"/>
-          <w:color w:val="F2B900"/>
-          <w:sz w:val="22"/>
-          <w:lang w:val="pt-BR"/>
-        </w:rPr>
-        <w:t xml:space="preserve">  </w:t>
-      </w:r>
-      <w:r>
-        <w:rPr>
-          <w:lang w:val="pt-BR"/>
-        </w:rPr>
-        <w:t>Cinco valores são calculados.</w:t>
-      </w:r>
-    </w:p>
-    <w:p>
-      <w:pPr>
-        <w:spacing w:after="40"/>
-        <w:rPr>
-          <w:lang w:val="pt-BR"/>
-        </w:rPr>
-      </w:pPr>
-      <w:r>
-        <w:rPr>
-          <w:rFonts w:ascii="DejaVu Sans" w:hAnsi="DejaVu Sans"/>
-          <w:color w:val="F2B900"/>
-          <w:sz w:val="22"/>
-          <w:lang w:val="pt-BR"/>
-        </w:rPr>
-        <w:t>☐</w:t>
-      </w:r>
-      <w:r>
-        <w:rPr>
-          <w:rFonts w:ascii="DejaVu Sans" w:hAnsi="DejaVu Sans"/>
-          <w:color w:val="F2B900"/>
-          <w:sz w:val="22"/>
-          <w:lang w:val="pt-BR"/>
-        </w:rPr>
-        <w:t xml:space="preserve">  </w:t>
-      </w:r>
-      <w:r>
-        <w:rPr>
-          <w:lang w:val="pt-BR"/>
-        </w:rPr>
-        <w:t>Filtro reduz tremores.</w:t>
-      </w:r>
-    </w:p>
-    <w:p>
-      <w:pPr>
-        <w:spacing w:after="40"/>
-        <w:rPr>
-          <w:lang w:val="pt-BR"/>
-        </w:rPr>
-      </w:pPr>
-      <w:r>
-        <w:rPr>
-          <w:rFonts w:ascii="DejaVu Sans" w:hAnsi="DejaVu Sans"/>
-          <w:color w:val="F2B900"/>
-          <w:sz w:val="22"/>
-          <w:lang w:val="pt-BR"/>
-        </w:rPr>
-        <w:t>☐</w:t>
-      </w:r>
-      <w:r>
-        <w:rPr>
-          <w:rFonts w:ascii="DejaVu Sans" w:hAnsi="DejaVu Sans"/>
-          <w:color w:val="F2B900"/>
-          <w:sz w:val="22"/>
-          <w:lang w:val="pt-BR"/>
-        </w:rPr>
-        <w:t xml:space="preserve">  </w:t>
-      </w:r>
-      <w:r>
-        <w:rPr>
-          <w:lang w:val="pt-BR"/>
-        </w:rPr>
-        <w:t>Serial envia e recebe sem erros.</w:t>
-      </w:r>
-    </w:p>
-    <w:p>
-      <w:pPr>
-        <w:spacing w:after="40"/>
-        <w:rPr>
-          <w:lang w:val="pt-BR"/>
-        </w:rPr>
-      </w:pPr>
-      <w:r>
-        <w:rPr>
-          <w:rFonts w:ascii="DejaVu Sans" w:hAnsi="DejaVu Sans"/>
-          <w:color w:val="F2B900"/>
-          <w:sz w:val="22"/>
-          <w:lang w:val="pt-BR"/>
-        </w:rPr>
-        <w:t>☐</w:t>
-      </w:r>
-      <w:r>
-        <w:rPr>
-          <w:rFonts w:ascii="DejaVu Sans" w:hAnsi="DejaVu Sans"/>
-          <w:color w:val="F2B900"/>
-          <w:sz w:val="22"/>
-          <w:lang w:val="pt-BR"/>
-        </w:rPr>
-        <w:t xml:space="preserve">  </w:t>
-      </w:r>
-      <w:r>
-        <w:rPr>
-          <w:lang w:val="pt-BR"/>
-        </w:rPr>
-        <w:t>Limites individuais são aplicados.</w:t>
-      </w:r>
-    </w:p>
-    <w:p>
-      <w:pPr>
-        <w:spacing w:after="40"/>
-        <w:rPr>
-          <w:lang w:val="pt-BR"/>
-        </w:rPr>
-      </w:pPr>
-      <w:r>
-        <w:rPr>
-          <w:rFonts w:ascii="DejaVu Sans" w:hAnsi="DejaVu Sans"/>
-          <w:color w:val="F2B900"/>
-          <w:sz w:val="22"/>
-          <w:lang w:val="pt-BR"/>
-        </w:rPr>
-        <w:t>☐</w:t>
-      </w:r>
-      <w:r>
-        <w:rPr>
-          <w:rFonts w:ascii="DejaVu Sans" w:hAnsi="DejaVu Sans"/>
-          <w:color w:val="F2B900"/>
-          <w:sz w:val="22"/>
-          <w:lang w:val="pt-BR"/>
-        </w:rPr>
-        <w:t xml:space="preserve">  </w:t>
-      </w:r>
-      <w:r>
-        <w:rPr>
-          <w:lang w:val="pt-BR"/>
-        </w:rPr>
-        <w:t>Timeout ou estado seguro existe quando a mão não é detectada.</w:t>
-      </w:r>
-    </w:p>
-    <w:p>
-      <w:pPr>
-        <w:pStyle w:val="Heading2"/>
-        <w:rPr>
-          <w:lang w:val="pt-BR"/>
-        </w:rPr>
-      </w:pPr>
-      <w:r>
-        <w:rPr>
-          <w:lang w:val="pt-BR"/>
-        </w:rPr>
-        <w:t>Demonstração</w:t>
-      </w:r>
-    </w:p>
-    <w:p>
-      <w:pPr>
-        <w:spacing w:after="40"/>
-        <w:rPr>
-          <w:lang w:val="pt-BR"/>
-        </w:rPr>
-      </w:pPr>
-      <w:r>
-        <w:rPr>
-          <w:rFonts w:ascii="DejaVu Sans" w:hAnsi="DejaVu Sans"/>
-          <w:color w:val="F2B900"/>
-          <w:sz w:val="22"/>
-          <w:lang w:val="pt-BR"/>
-        </w:rPr>
-        <w:t>☐</w:t>
-      </w:r>
-      <w:r>
-        <w:rPr>
-          <w:rFonts w:ascii="DejaVu Sans" w:hAnsi="DejaVu Sans"/>
-          <w:color w:val="F2B900"/>
-          <w:sz w:val="22"/>
-          <w:lang w:val="pt-BR"/>
-        </w:rPr>
-        <w:t xml:space="preserve">  </w:t>
-      </w:r>
-      <w:r>
-        <w:rPr>
-          <w:lang w:val="pt-BR"/>
-        </w:rPr>
-        <w:t>Mão aberta.</w:t>
-      </w:r>
-    </w:p>
-    <w:p>
-      <w:pPr>
-        <w:spacing w:after="40"/>
-        <w:rPr>
-          <w:lang w:val="pt-BR"/>
-        </w:rPr>
-      </w:pPr>
-      <w:r>
-        <w:rPr>
-          <w:rFonts w:ascii="DejaVu Sans" w:hAnsi="DejaVu Sans"/>
-          <w:color w:val="F2B900"/>
-          <w:sz w:val="22"/>
-          <w:lang w:val="pt-BR"/>
-        </w:rPr>
-        <w:t>☐</w:t>
-      </w:r>
-      <w:r>
-        <w:rPr>
-          <w:rFonts w:ascii="DejaVu Sans" w:hAnsi="DejaVu Sans"/>
-          <w:color w:val="F2B900"/>
-          <w:sz w:val="22"/>
-          <w:lang w:val="pt-BR"/>
-        </w:rPr>
-        <w:t xml:space="preserve">  </w:t>
-      </w:r>
-      <w:r>
-        <w:rPr>
-          <w:lang w:val="pt-BR"/>
-        </w:rPr>
-        <w:t>Punho fechado.</w:t>
-      </w:r>
-    </w:p>
-    <w:p>
-      <w:pPr>
-        <w:spacing w:after="40"/>
-        <w:rPr>
-          <w:lang w:val="pt-BR"/>
-        </w:rPr>
-      </w:pPr>
-      <w:r>
-        <w:rPr>
-          <w:rFonts w:ascii="DejaVu Sans" w:hAnsi="DejaVu Sans"/>
-          <w:color w:val="F2B900"/>
-          <w:sz w:val="22"/>
-          <w:lang w:val="pt-BR"/>
-        </w:rPr>
-        <w:t>☐</w:t>
-      </w:r>
-      <w:r>
-        <w:rPr>
-          <w:rFonts w:ascii="DejaVu Sans" w:hAnsi="DejaVu Sans"/>
-          <w:color w:val="F2B900"/>
-          <w:sz w:val="22"/>
-          <w:lang w:val="pt-BR"/>
-        </w:rPr>
-        <w:t xml:space="preserve">  </w:t>
-      </w:r>
-      <w:r>
-        <w:rPr>
-          <w:lang w:val="pt-BR"/>
-        </w:rPr>
-        <w:t>Indicador.</w:t>
-      </w:r>
-    </w:p>
-    <w:p>
-      <w:pPr>
-        <w:spacing w:after="40"/>
-        <w:rPr>
-          <w:lang w:val="pt-BR"/>
-        </w:rPr>
-      </w:pPr>
-      <w:r>
-        <w:rPr>
-          <w:rFonts w:ascii="DejaVu Sans" w:hAnsi="DejaVu Sans"/>
-          <w:color w:val="F2B900"/>
-          <w:sz w:val="22"/>
-          <w:lang w:val="pt-BR"/>
-        </w:rPr>
-        <w:t>☐</w:t>
-      </w:r>
-      <w:r>
-        <w:rPr>
-          <w:rFonts w:ascii="DejaVu Sans" w:hAnsi="DejaVu Sans"/>
-          <w:color w:val="F2B900"/>
-          <w:sz w:val="22"/>
-          <w:lang w:val="pt-BR"/>
-        </w:rPr>
-        <w:t xml:space="preserve">  </w:t>
-      </w:r>
-      <w:r>
-        <w:rPr>
-          <w:lang w:val="pt-BR"/>
-        </w:rPr>
-        <w:t>Sinal de paz.</w:t>
-      </w:r>
-    </w:p>
-    <w:p>
-      <w:pPr>
-        <w:spacing w:after="40"/>
-        <w:rPr>
-          <w:lang w:val="pt-BR"/>
-        </w:rPr>
-      </w:pPr>
-      <w:r>
-        <w:rPr>
-          <w:rFonts w:ascii="DejaVu Sans" w:hAnsi="DejaVu Sans"/>
-          <w:color w:val="F2B900"/>
-          <w:sz w:val="22"/>
-          <w:lang w:val="pt-BR"/>
-        </w:rPr>
-        <w:t>☐</w:t>
-      </w:r>
-      <w:r>
-        <w:rPr>
-          <w:rFonts w:ascii="DejaVu Sans" w:hAnsi="DejaVu Sans"/>
-          <w:color w:val="F2B900"/>
-          <w:sz w:val="22"/>
-          <w:lang w:val="pt-BR"/>
-        </w:rPr>
-        <w:t xml:space="preserve">  </w:t>
-      </w:r>
-      <w:r>
-        <w:rPr>
-          <w:lang w:val="pt-BR"/>
-        </w:rPr>
-        <w:t>Flexão parcial.</w:t>
-      </w:r>
-    </w:p>
-    <w:p>
-      <w:pPr>
-        <w:spacing w:after="40"/>
-        <w:rPr>
-          <w:lang w:val="pt-BR"/>
-        </w:rPr>
-      </w:pPr>
-      <w:r>
-        <w:rPr>
-          <w:rFonts w:ascii="DejaVu Sans" w:hAnsi="DejaVu Sans"/>
-          <w:color w:val="F2B900"/>
-          <w:sz w:val="22"/>
-          <w:lang w:val="pt-BR"/>
-        </w:rPr>
-        <w:t>☐</w:t>
-      </w:r>
-      <w:r>
-        <w:rPr>
-          <w:rFonts w:ascii="DejaVu Sans" w:hAnsi="DejaVu Sans"/>
-          <w:color w:val="F2B900"/>
-          <w:sz w:val="22"/>
-          <w:lang w:val="pt-BR"/>
-        </w:rPr>
-        <w:t xml:space="preserve">  </w:t>
-      </w:r>
-      <w:r>
-        <w:rPr>
-          <w:lang w:val="pt-BR"/>
-        </w:rPr>
-        <w:t>Preensão de objeto leve.</w:t>
-      </w:r>
-    </w:p>
-    <w:p>
-      <w:pPr>
-        <w:spacing w:after="40"/>
-        <w:rPr>
-          <w:lang w:val="pt-BR"/>
-        </w:rPr>
-      </w:pPr>
-      <w:r>
-        <w:rPr>
-          <w:rFonts w:ascii="DejaVu Sans" w:hAnsi="DejaVu Sans"/>
-          <w:color w:val="F2B900"/>
-          <w:sz w:val="22"/>
-          <w:lang w:val="pt-BR"/>
-        </w:rPr>
-        <w:t>☐</w:t>
-      </w:r>
-      <w:r>
-        <w:rPr>
-          <w:rFonts w:ascii="DejaVu Sans" w:hAnsi="DejaVu Sans"/>
-          <w:color w:val="F2B900"/>
-          <w:sz w:val="22"/>
-          <w:lang w:val="pt-BR"/>
-        </w:rPr>
-        <w:t xml:space="preserve">  </w:t>
-      </w:r>
-      <w:r>
-        <w:rPr>
-          <w:lang w:val="pt-BR"/>
-        </w:rPr>
-        <w:t>Métricas registradas.</w:t>
-      </w:r>
-    </w:p>
-    <w:p>
-      <w:pPr>
-        <w:spacing w:after="40"/>
-        <w:rPr>
-          <w:lang w:val="pt-BR"/>
-        </w:rPr>
-      </w:pPr>
-      <w:r>
-        <w:rPr>
-          <w:rFonts w:ascii="DejaVu Sans" w:hAnsi="DejaVu Sans"/>
-          <w:color w:val="F2B900"/>
-          <w:sz w:val="22"/>
-          <w:lang w:val="pt-BR"/>
-        </w:rPr>
-        <w:t>☐</w:t>
-      </w:r>
-      <w:r>
-        <w:rPr>
-          <w:rFonts w:ascii="DejaVu Sans" w:hAnsi="DejaVu Sans"/>
-          <w:color w:val="F2B900"/>
-          <w:sz w:val="22"/>
-          <w:lang w:val="pt-BR"/>
-        </w:rPr>
-        <w:t xml:space="preserve">  </w:t>
+        <w:t xml:space="preserve">☐  </w:t>
       </w:r>
       <w:r>
         <w:rPr>
@@ -14756,15 +14363,16 @@
     </w:p>
     <w:p>
       <w:pPr>
-        <w:pStyle w:val="Heading1"/>
-        <w:rPr>
-          <w:lang w:val="pt-BR"/>
-        </w:rPr>
-      </w:pPr>
-      <w:r>
-        <w:rPr>
-          <w:lang w:val="pt-BR"/>
-        </w:rPr>
+        <w:pStyle w:val="Ttulo1"/>
+        <w:rPr>
+          <w:lang w:val="pt-BR"/>
+        </w:rPr>
+      </w:pPr>
+      <w:r>
+        <w:rPr>
+          <w:lang w:val="pt-BR"/>
+        </w:rPr>
+        <w:lastRenderedPageBreak/>
         <w:t>18. REFERÊNCIAS TÉCNICAS</w:t>
       </w:r>
     </w:p>
@@ -14923,15 +14531,16 @@
     </w:p>
     <w:p>
       <w:pPr>
-        <w:pStyle w:val="Heading1"/>
-        <w:rPr>
-          <w:lang w:val="pt-BR"/>
-        </w:rPr>
-      </w:pPr>
-      <w:r>
-        <w:rPr>
-          <w:lang w:val="pt-BR"/>
-        </w:rPr>
+        <w:pStyle w:val="Ttulo1"/>
+        <w:rPr>
+          <w:lang w:val="pt-BR"/>
+        </w:rPr>
+      </w:pPr>
+      <w:r>
+        <w:rPr>
+          <w:lang w:val="pt-BR"/>
+        </w:rPr>
+        <w:lastRenderedPageBreak/>
         <w:t>APÊNDICE A - CÓDIGO PYTHON BASE</w:t>
       </w:r>
     </w:p>
@@ -15032,11 +14641,6 @@
                 <w:sz w:val="16"/>
               </w:rPr>
               <w:br/>
-            </w:r>
-            <w:r>
-              <w:rPr>
-                <w:sz w:val="16"/>
-              </w:rPr>
               <w:t>ser = serial.Serial(SERIAL_PORT, BAUD_RATE, timeout=0.02)</w:t>
             </w:r>
             <w:r>
@@ -15236,11 +14840,6 @@
                 <w:sz w:val="16"/>
               </w:rPr>
               <w:br/>
-            </w:r>
-            <w:r>
-              <w:rPr>
-                <w:sz w:val="16"/>
-              </w:rPr>
               <w:t xml:space="preserve">    normalized = (angle - hand_closed) / (hand_open - hand_closed)</w:t>
             </w:r>
             <w:r>
@@ -15336,13 +14935,7 @@
                 <w:sz w:val="16"/>
               </w:rPr>
               <w:br/>
-              <w:t xml:space="preserve">    result = landmarker.detect_for_video(mp_image, int(time.time() *</w:t>
-            </w:r>
-            <w:r>
-              <w:rPr>
-                <w:sz w:val="16"/>
-              </w:rPr>
-              <w:t xml:space="preserve"> 1000))</w:t>
+              <w:t xml:space="preserve">    result = landmarker.detect_for_video(mp_image, int(time.time() * 1000))</w:t>
             </w:r>
             <w:r>
               <w:rPr>
@@ -15362,6 +14955,12 @@
                 <w:sz w:val="16"/>
               </w:rPr>
               <w:br/>
+            </w:r>
+            <w:r>
+              <w:rPr>
+                <w:sz w:val="16"/>
+              </w:rPr>
+              <w:lastRenderedPageBreak/>
               <w:t xml:space="preserve">        lm = result.hand_landmarks[0]</w:t>
             </w:r>
             <w:r>
@@ -15518,15 +15117,16 @@
     </w:p>
     <w:p>
       <w:pPr>
-        <w:pStyle w:val="Heading1"/>
-        <w:rPr>
-          <w:lang w:val="pt-BR"/>
-        </w:rPr>
-      </w:pPr>
-      <w:r>
-        <w:rPr>
-          <w:lang w:val="pt-BR"/>
-        </w:rPr>
+        <w:pStyle w:val="Ttulo1"/>
+        <w:rPr>
+          <w:lang w:val="pt-BR"/>
+        </w:rPr>
+      </w:pPr>
+      <w:r>
+        <w:rPr>
+          <w:lang w:val="pt-BR"/>
+        </w:rPr>
+        <w:lastRenderedPageBreak/>
         <w:t>APÊNDICE B - FIRMWARE ESP32 BASE</w:t>
       </w:r>
     </w:p>
@@ -15674,13 +15274,7 @@
                 <w:sz w:val="16"/>
               </w:rPr>
               <w:br/>
-              <w:t xml:space="preserve">  angle = constrain(an</w:t>
-            </w:r>
-            <w:r>
-              <w:rPr>
-                <w:sz w:val="16"/>
-              </w:rPr>
-              <w:t>gle, 0, 180);</w:t>
+              <w:t xml:space="preserve">  angle = constrain(angle, 0, 180);</w:t>
             </w:r>
             <w:r>
               <w:rPr>
@@ -15811,13 +15405,7 @@
                 <w:sz w:val="16"/>
               </w:rPr>
               <w:br/>
-              <w:t xml:space="preserve">    int read = sscanf(l</w:t>
-            </w:r>
-            <w:r>
-              <w:rPr>
-                <w:sz w:val="16"/>
-              </w:rPr>
-              <w:t>ine.c_str(), "%d,%d,%d,%d,%d",</w:t>
+              <w:t xml:space="preserve">    int read = sscanf(line.c_str(), "%d,%d,%d,%d,%d",</w:t>
             </w:r>
             <w:r>
               <w:rPr>
@@ -15949,15 +15537,16 @@
     </w:p>
     <w:p>
       <w:pPr>
-        <w:pStyle w:val="Heading1"/>
-        <w:rPr>
-          <w:lang w:val="pt-BR"/>
-        </w:rPr>
-      </w:pPr>
-      <w:r>
-        <w:rPr>
-          <w:lang w:val="pt-BR"/>
-        </w:rPr>
+        <w:pStyle w:val="Ttulo1"/>
+        <w:rPr>
+          <w:lang w:val="pt-BR"/>
+        </w:rPr>
+      </w:pPr>
+      <w:r>
+        <w:rPr>
+          <w:lang w:val="pt-BR"/>
+        </w:rPr>
+        <w:lastRenderedPageBreak/>
         <w:t>CONCLUSÃO</w:t>
       </w:r>
     </w:p>
@@ -15996,6 +15585,7 @@
       <w:r>
         <w:rPr>
           <w:noProof/>
+          <w:lang w:val="pt-BR" w:eastAsia="pt-BR"/>
         </w:rPr>
         <w:drawing>
           <wp:inline distT="0" distB="0" distL="0" distR="0" wp14:anchorId="6BF4E184" wp14:editId="2C7C86A8">
@@ -16060,7 +15650,7 @@
 </file>
 
 <file path=word/endnotes.xml><?xml version="1.0" encoding="utf-8"?>
-<w:endnotes xmlns:wpc="http://schemas.microsoft.com/office/word/2010/wordprocessingCanvas" xmlns:cx="http://schemas.microsoft.com/office/drawing/2014/chartex" xmlns:cx1="http://schemas.microsoft.com/office/drawing/2015/9/8/chartex" xmlns:cx2="http://schemas.microsoft.com/office/drawing/2015/10/21/chartex" xmlns:cx3="http://schemas.microsoft.com/office/drawing/2016/5/9/chartex" xmlns:cx4="http://schemas.microsoft.com/office/drawing/2016/5/10/chartex" xmlns:cx5="http://schemas.microsoft.com/office/drawing/2016/5/11/chartex" xmlns:cx6="http://schemas.microsoft.com/office/drawing/2016/5/12/chartex" xmlns:cx7="http://schemas.microsoft.com/office/drawing/2016/5/13/chartex" xmlns:cx8="http://schemas.microsoft.com/office/drawing/2016/5/14/chartex" xmlns:mc="http://schemas.openxmlformats.org/markup-compatibility/2006" xmlns:aink="http://schemas.microsoft.com/office/drawing/2016/ink" xmlns:am3d="http://schemas.microsoft.com/office/drawing/2017/model3d" xmlns:o="urn:schemas-microsoft-com:office:office" xmlns:oel="http://schemas.microsoft.com/office/2019/extlst" xmlns:r="http://schemas.openxmlformats.org/officeDocument/2006/relationships" xmlns:m="http://schemas.openxmlformats.org/officeDocument/2006/math" xmlns:v="urn:schemas-microsoft-com:vml" xmlns:wp14="http://schemas.microsoft.com/office/word/2010/wordprocessingDrawing" xmlns:wp="http://schemas.openxmlformats.org/drawingml/2006/wordprocessingDrawing" xmlns:w10="urn:schemas-microsoft-com:office:word" xmlns:w="http://schemas.openxmlformats.org/wordprocessingml/2006/main" xmlns:w14="http://schemas.microsoft.com/office/word/2010/wordml" xmlns:w15="http://schemas.microsoft.com/office/word/2012/wordml" xmlns:w16cex="http://schemas.microsoft.com/office/word/2018/wordml/cex" xmlns:w16cid="http://schemas.microsoft.com/office/word/2016/wordml/cid" xmlns:w16="http://schemas.microsoft.com/office/word/2018/wordml" xmlns:w16du="http://schemas.microsoft.com/office/word/2023/wordml/word16du" xmlns:w16sdtdh="http://schemas.microsoft.com/office/word/2020/wordml/sdtdatahash" xmlns:w16sdtfl="http://schemas.microsoft.com/office/word/2024/wordml/sdtformatlock" xmlns:w16se="http://schemas.microsoft.com/office/word/2015/wordml/symex" xmlns:wpg="http://schemas.microsoft.com/office/word/2010/wordprocessingGroup" xmlns:wpi="http://schemas.microsoft.com/office/word/2010/wordprocessingInk" xmlns:wne="http://schemas.microsoft.com/office/word/2006/wordml" xmlns:wps="http://schemas.microsoft.com/office/word/2010/wordprocessingShape" mc:Ignorable="w14 w15 w16se w16cid w16 w16cex w16sdtdh w16sdtfl w16du wp14">
+<w:endnotes xmlns:wpc="http://schemas.microsoft.com/office/word/2010/wordprocessingCanvas" xmlns:cx="http://schemas.microsoft.com/office/drawing/2014/chartex" xmlns:mc="http://schemas.openxmlformats.org/markup-compatibility/2006" xmlns:o="urn:schemas-microsoft-com:office:office" xmlns:r="http://schemas.openxmlformats.org/officeDocument/2006/relationships" xmlns:m="http://schemas.openxmlformats.org/officeDocument/2006/math" xmlns:v="urn:schemas-microsoft-com:vml" xmlns:wp14="http://schemas.microsoft.com/office/word/2010/wordprocessingDrawing" xmlns:wp="http://schemas.openxmlformats.org/drawingml/2006/wordprocessingDrawing" xmlns:w10="urn:schemas-microsoft-com:office:word" xmlns:w="http://schemas.openxmlformats.org/wordprocessingml/2006/main" xmlns:w14="http://schemas.microsoft.com/office/word/2010/wordml" xmlns:w15="http://schemas.microsoft.com/office/word/2012/wordml" xmlns:w16se="http://schemas.microsoft.com/office/word/2015/wordml/symex" xmlns:wpg="http://schemas.microsoft.com/office/word/2010/wordprocessingGroup" xmlns:wpi="http://schemas.microsoft.com/office/word/2010/wordprocessingInk" xmlns:wne="http://schemas.microsoft.com/office/word/2006/wordml" xmlns:wps="http://schemas.microsoft.com/office/word/2010/wordprocessingShape" mc:Ignorable="w14 w15 w16se wp14">
   <w:endnote w:type="separator" w:id="-1">
     <w:p>
       <w:pPr>
@@ -16085,10 +15675,10 @@
 </file>
 
 <file path=word/footer1.xml><?xml version="1.0" encoding="utf-8"?>
-<w:ftr xmlns:wpc="http://schemas.microsoft.com/office/word/2010/wordprocessingCanvas" xmlns:cx="http://schemas.microsoft.com/office/drawing/2014/chartex" xmlns:cx1="http://schemas.microsoft.com/office/drawing/2015/9/8/chartex" xmlns:cx2="http://schemas.microsoft.com/office/drawing/2015/10/21/chartex" xmlns:cx3="http://schemas.microsoft.com/office/drawing/2016/5/9/chartex" xmlns:cx4="http://schemas.microsoft.com/office/drawing/2016/5/10/chartex" xmlns:cx5="http://schemas.microsoft.com/office/drawing/2016/5/11/chartex" xmlns:cx6="http://schemas.microsoft.com/office/drawing/2016/5/12/chartex" xmlns:cx7="http://schemas.microsoft.com/office/drawing/2016/5/13/chartex" xmlns:cx8="http://schemas.microsoft.com/office/drawing/2016/5/14/chartex" xmlns:mc="http://schemas.openxmlformats.org/markup-compatibility/2006" xmlns:aink="http://schemas.microsoft.com/office/drawing/2016/ink" xmlns:am3d="http://schemas.microsoft.com/office/drawing/2017/model3d" xmlns:o="urn:schemas-microsoft-com:office:office" xmlns:oel="http://schemas.microsoft.com/office/2019/extlst" xmlns:r="http://schemas.openxmlformats.org/officeDocument/2006/relationships" xmlns:m="http://schemas.openxmlformats.org/officeDocument/2006/math" xmlns:v="urn:schemas-microsoft-com:vml" xmlns:wp14="http://schemas.microsoft.com/office/word/2010/wordprocessingDrawing" xmlns:wp="http://schemas.openxmlformats.org/drawingml/2006/wordprocessingDrawing" xmlns:w10="urn:schemas-microsoft-com:office:word" xmlns:w="http://schemas.openxmlformats.org/wordprocessingml/2006/main" xmlns:w14="http://schemas.microsoft.com/office/word/2010/wordml" xmlns:w15="http://schemas.microsoft.com/office/word/2012/wordml" xmlns:w16cex="http://schemas.microsoft.com/office/word/2018/wordml/cex" xmlns:w16cid="http://schemas.microsoft.com/office/word/2016/wordml/cid" xmlns:w16="http://schemas.microsoft.com/office/word/2018/wordml" xmlns:w16du="http://schemas.microsoft.com/office/word/2023/wordml/word16du" xmlns:w16sdtdh="http://schemas.microsoft.com/office/word/2020/wordml/sdtdatahash" xmlns:w16sdtfl="http://schemas.microsoft.com/office/word/2024/wordml/sdtformatlock" xmlns:w16se="http://schemas.microsoft.com/office/word/2015/wordml/symex" xmlns:wpg="http://schemas.microsoft.com/office/word/2010/wordprocessingGroup" xmlns:wpi="http://schemas.microsoft.com/office/word/2010/wordprocessingInk" xmlns:wne="http://schemas.microsoft.com/office/word/2006/wordml" xmlns:wps="http://schemas.microsoft.com/office/word/2010/wordprocessingShape" mc:Ignorable="w14 w15 w16se w16cid w16 w16cex w16sdtdh w16sdtfl w16du wp14">
+<w:ftr xmlns:wpc="http://schemas.microsoft.com/office/word/2010/wordprocessingCanvas" xmlns:cx="http://schemas.microsoft.com/office/drawing/2014/chartex" xmlns:mc="http://schemas.openxmlformats.org/markup-compatibility/2006" xmlns:o="urn:schemas-microsoft-com:office:office" xmlns:r="http://schemas.openxmlformats.org/officeDocument/2006/relationships" xmlns:m="http://schemas.openxmlformats.org/officeDocument/2006/math" xmlns:v="urn:schemas-microsoft-com:vml" xmlns:wp14="http://schemas.microsoft.com/office/word/2010/wordprocessingDrawing" xmlns:wp="http://schemas.openxmlformats.org/drawingml/2006/wordprocessingDrawing" xmlns:w10="urn:schemas-microsoft-com:office:word" xmlns:w="http://schemas.openxmlformats.org/wordprocessingml/2006/main" xmlns:w14="http://schemas.microsoft.com/office/word/2010/wordml" xmlns:w15="http://schemas.microsoft.com/office/word/2012/wordml" xmlns:w16se="http://schemas.microsoft.com/office/word/2015/wordml/symex" xmlns:wpg="http://schemas.microsoft.com/office/word/2010/wordprocessingGroup" xmlns:wpi="http://schemas.microsoft.com/office/word/2010/wordprocessingInk" xmlns:wne="http://schemas.microsoft.com/office/word/2006/wordml" xmlns:wps="http://schemas.microsoft.com/office/word/2010/wordprocessingShape" mc:Ignorable="w14 w15 w16se wp14">
   <w:p>
     <w:pPr>
-      <w:pStyle w:val="Footer"/>
+      <w:pStyle w:val="Rodap"/>
       <w:jc w:val="center"/>
       <w:rPr>
         <w:lang w:val="pt-BR"/>
@@ -16119,7 +15709,7 @@
         <w:noProof/>
         <w:lang w:val="pt-BR"/>
       </w:rPr>
-      <w:t>2</w:t>
+      <w:t>13</w:t>
     </w:r>
     <w:r>
       <w:fldChar w:fldCharType="end"/>
@@ -16137,7 +15727,7 @@
 </file>
 
 <file path=word/footnotes.xml><?xml version="1.0" encoding="utf-8"?>
-<w:footnotes xmlns:wpc="http://schemas.microsoft.com/office/word/2010/wordprocessingCanvas" xmlns:cx="http://schemas.microsoft.com/office/drawing/2014/chartex" xmlns:cx1="http://schemas.microsoft.com/office/drawing/2015/9/8/chartex" xmlns:cx2="http://schemas.microsoft.com/office/drawing/2015/10/21/chartex" xmlns:cx3="http://schemas.microsoft.com/office/drawing/2016/5/9/chartex" xmlns:cx4="http://schemas.microsoft.com/office/drawing/2016/5/10/chartex" xmlns:cx5="http://schemas.microsoft.com/office/drawing/2016/5/11/chartex" xmlns:cx6="http://schemas.microsoft.com/office/drawing/2016/5/12/chartex" xmlns:cx7="http://schemas.microsoft.com/office/drawing/2016/5/13/chartex" xmlns:cx8="http://schemas.microsoft.com/office/drawing/2016/5/14/chartex" xmlns:mc="http://schemas.openxmlformats.org/markup-compatibility/2006" xmlns:aink="http://schemas.microsoft.com/office/drawing/2016/ink" xmlns:am3d="http://schemas.microsoft.com/office/drawing/2017/model3d" xmlns:o="urn:schemas-microsoft-com:office:office" xmlns:oel="http://schemas.microsoft.com/office/2019/extlst" xmlns:r="http://schemas.openxmlformats.org/officeDocument/2006/relationships" xmlns:m="http://schemas.openxmlformats.org/officeDocument/2006/math" xmlns:v="urn:schemas-microsoft-com:vml" xmlns:wp14="http://schemas.microsoft.com/office/word/2010/wordprocessingDrawing" xmlns:wp="http://schemas.openxmlformats.org/drawingml/2006/wordprocessingDrawing" xmlns:w10="urn:schemas-microsoft-com:office:word" xmlns:w="http://schemas.openxmlformats.org/wordprocessingml/2006/main" xmlns:w14="http://schemas.microsoft.com/office/word/2010/wordml" xmlns:w15="http://schemas.microsoft.com/office/word/2012/wordml" xmlns:w16cex="http://schemas.microsoft.com/office/word/2018/wordml/cex" xmlns:w16cid="http://schemas.microsoft.com/office/word/2016/wordml/cid" xmlns:w16="http://schemas.microsoft.com/office/word/2018/wordml" xmlns:w16du="http://schemas.microsoft.com/office/word/2023/wordml/word16du" xmlns:w16sdtdh="http://schemas.microsoft.com/office/word/2020/wordml/sdtdatahash" xmlns:w16sdtfl="http://schemas.microsoft.com/office/word/2024/wordml/sdtformatlock" xmlns:w16se="http://schemas.microsoft.com/office/word/2015/wordml/symex" xmlns:wpg="http://schemas.microsoft.com/office/word/2010/wordprocessingGroup" xmlns:wpi="http://schemas.microsoft.com/office/word/2010/wordprocessingInk" xmlns:wne="http://schemas.microsoft.com/office/word/2006/wordml" xmlns:wps="http://schemas.microsoft.com/office/word/2010/wordprocessingShape" mc:Ignorable="w14 w15 w16se w16cid w16 w16cex w16sdtdh w16sdtfl w16du wp14">
+<w:footnotes xmlns:wpc="http://schemas.microsoft.com/office/word/2010/wordprocessingCanvas" xmlns:cx="http://schemas.microsoft.com/office/drawing/2014/chartex" xmlns:mc="http://schemas.openxmlformats.org/markup-compatibility/2006" xmlns:o="urn:schemas-microsoft-com:office:office" xmlns:r="http://schemas.openxmlformats.org/officeDocument/2006/relationships" xmlns:m="http://schemas.openxmlformats.org/officeDocument/2006/math" xmlns:v="urn:schemas-microsoft-com:vml" xmlns:wp14="http://schemas.microsoft.com/office/word/2010/wordprocessingDrawing" xmlns:wp="http://schemas.openxmlformats.org/drawingml/2006/wordprocessingDrawing" xmlns:w10="urn:schemas-microsoft-com:office:word" xmlns:w="http://schemas.openxmlformats.org/wordprocessingml/2006/main" xmlns:w14="http://schemas.microsoft.com/office/word/2010/wordml" xmlns:w15="http://schemas.microsoft.com/office/word/2012/wordml" xmlns:w16se="http://schemas.microsoft.com/office/word/2015/wordml/symex" xmlns:wpg="http://schemas.microsoft.com/office/word/2010/wordprocessingGroup" xmlns:wpi="http://schemas.microsoft.com/office/word/2010/wordprocessingInk" xmlns:wne="http://schemas.microsoft.com/office/word/2006/wordml" xmlns:wps="http://schemas.microsoft.com/office/word/2010/wordprocessingShape" mc:Ignorable="w14 w15 w16se wp14">
   <w:footnote w:type="separator" w:id="-1">
     <w:p>
       <w:pPr>
@@ -16162,10 +15752,10 @@
 </file>
 
 <file path=word/header1.xml><?xml version="1.0" encoding="utf-8"?>
-<w:hdr xmlns:wpc="http://schemas.microsoft.com/office/word/2010/wordprocessingCanvas" xmlns:cx="http://schemas.microsoft.com/office/drawing/2014/chartex" xmlns:cx1="http://schemas.microsoft.com/office/drawing/2015/9/8/chartex" xmlns:cx2="http://schemas.microsoft.com/office/drawing/2015/10/21/chartex" xmlns:cx3="http://schemas.microsoft.com/office/drawing/2016/5/9/chartex" xmlns:cx4="http://schemas.microsoft.com/office/drawing/2016/5/10/chartex" xmlns:cx5="http://schemas.microsoft.com/office/drawing/2016/5/11/chartex" xmlns:cx6="http://schemas.microsoft.com/office/drawing/2016/5/12/chartex" xmlns:cx7="http://schemas.microsoft.com/office/drawing/2016/5/13/chartex" xmlns:cx8="http://schemas.microsoft.com/office/drawing/2016/5/14/chartex" xmlns:mc="http://schemas.openxmlformats.org/markup-compatibility/2006" xmlns:aink="http://schemas.microsoft.com/office/drawing/2016/ink" xmlns:am3d="http://schemas.microsoft.com/office/drawing/2017/model3d" xmlns:o="urn:schemas-microsoft-com:office:office" xmlns:oel="http://schemas.microsoft.com/office/2019/extlst" xmlns:r="http://schemas.openxmlformats.org/officeDocument/2006/relationships" xmlns:m="http://schemas.openxmlformats.org/officeDocument/2006/math" xmlns:v="urn:schemas-microsoft-com:vml" xmlns:wp14="http://schemas.microsoft.com/office/word/2010/wordprocessingDrawing" xmlns:wp="http://schemas.openxmlformats.org/drawingml/2006/wordprocessingDrawing" xmlns:w10="urn:schemas-microsoft-com:office:word" xmlns:w="http://schemas.openxmlformats.org/wordprocessingml/2006/main" xmlns:w14="http://schemas.microsoft.com/office/word/2010/wordml" xmlns:w15="http://schemas.microsoft.com/office/word/2012/wordml" xmlns:w16cex="http://schemas.microsoft.com/office/word/2018/wordml/cex" xmlns:w16cid="http://schemas.microsoft.com/office/word/2016/wordml/cid" xmlns:w16="http://schemas.microsoft.com/office/word/2018/wordml" xmlns:w16du="http://schemas.microsoft.com/office/word/2023/wordml/word16du" xmlns:w16sdtdh="http://schemas.microsoft.com/office/word/2020/wordml/sdtdatahash" xmlns:w16sdtfl="http://schemas.microsoft.com/office/word/2024/wordml/sdtformatlock" xmlns:w16se="http://schemas.microsoft.com/office/word/2015/wordml/symex" xmlns:wpg="http://schemas.microsoft.com/office/word/2010/wordprocessingGroup" xmlns:wpi="http://schemas.microsoft.com/office/word/2010/wordprocessingInk" xmlns:wne="http://schemas.microsoft.com/office/word/2006/wordml" xmlns:wps="http://schemas.microsoft.com/office/word/2010/wordprocessingShape" mc:Ignorable="w14 w15 w16se w16cid w16 w16cex w16sdtdh w16sdtfl w16du wp14">
+<w:hdr xmlns:wpc="http://schemas.microsoft.com/office/word/2010/wordprocessingCanvas" xmlns:cx="http://schemas.microsoft.com/office/drawing/2014/chartex" xmlns:mc="http://schemas.openxmlformats.org/markup-compatibility/2006" xmlns:o="urn:schemas-microsoft-com:office:office" xmlns:r="http://schemas.openxmlformats.org/officeDocument/2006/relationships" xmlns:m="http://schemas.openxmlformats.org/officeDocument/2006/math" xmlns:v="urn:schemas-microsoft-com:vml" xmlns:wp14="http://schemas.microsoft.com/office/word/2010/wordprocessingDrawing" xmlns:wp="http://schemas.openxmlformats.org/drawingml/2006/wordprocessingDrawing" xmlns:w10="urn:schemas-microsoft-com:office:word" xmlns:w="http://schemas.openxmlformats.org/wordprocessingml/2006/main" xmlns:w14="http://schemas.microsoft.com/office/word/2010/wordml" xmlns:w15="http://schemas.microsoft.com/office/word/2012/wordml" xmlns:w16se="http://schemas.microsoft.com/office/word/2015/wordml/symex" xmlns:wpg="http://schemas.microsoft.com/office/word/2010/wordprocessingGroup" xmlns:wpi="http://schemas.microsoft.com/office/word/2010/wordprocessingInk" xmlns:wne="http://schemas.microsoft.com/office/word/2006/wordml" xmlns:wps="http://schemas.microsoft.com/office/word/2010/wordprocessingShape" mc:Ignorable="w14 w15 w16se wp14">
   <w:p>
     <w:pPr>
-      <w:pStyle w:val="Header"/>
+      <w:pStyle w:val="Cabealho"/>
     </w:pPr>
   </w:p>
   <w:tbl>
@@ -16196,6 +15786,7 @@
           <w:r>
             <w:rPr>
               <w:noProof/>
+              <w:lang w:val="pt-BR" w:eastAsia="pt-BR"/>
             </w:rPr>
             <w:drawing>
               <wp:inline distT="0" distB="0" distL="0" distR="0" wp14:anchorId="258E1D6E" wp14:editId="580BDDD3">
@@ -16265,7 +15856,7 @@
 </file>
 
 <file path=word/numbering.xml><?xml version="1.0" encoding="utf-8"?>
-<w:numbering xmlns:wpc="http://schemas.microsoft.com/office/word/2010/wordprocessingCanvas" xmlns:cx="http://schemas.microsoft.com/office/drawing/2014/chartex" xmlns:cx1="http://schemas.microsoft.com/office/drawing/2015/9/8/chartex" xmlns:cx2="http://schemas.microsoft.com/office/drawing/2015/10/21/chartex" xmlns:cx3="http://schemas.microsoft.com/office/drawing/2016/5/9/chartex" xmlns:cx4="http://schemas.microsoft.com/office/drawing/2016/5/10/chartex" xmlns:cx5="http://schemas.microsoft.com/office/drawing/2016/5/11/chartex" xmlns:cx6="http://schemas.microsoft.com/office/drawing/2016/5/12/chartex" xmlns:cx7="http://schemas.microsoft.com/office/drawing/2016/5/13/chartex" xmlns:cx8="http://schemas.microsoft.com/office/drawing/2016/5/14/chartex" xmlns:mc="http://schemas.openxmlformats.org/markup-compatibility/2006" xmlns:aink="http://schemas.microsoft.com/office/drawing/2016/ink" xmlns:am3d="http://schemas.microsoft.com/office/drawing/2017/model3d" xmlns:o="urn:schemas-microsoft-com:office:office" xmlns:oel="http://schemas.microsoft.com/office/2019/extlst" xmlns:r="http://schemas.openxmlformats.org/officeDocument/2006/relationships" xmlns:m="http://schemas.openxmlformats.org/officeDocument/2006/math" xmlns:v="urn:schemas-microsoft-com:vml" xmlns:wp14="http://schemas.microsoft.com/office/word/2010/wordprocessingDrawing" xmlns:wp="http://schemas.openxmlformats.org/drawingml/2006/wordprocessingDrawing" xmlns:w10="urn:schemas-microsoft-com:office:word" xmlns:w="http://schemas.openxmlformats.org/wordprocessingml/2006/main" xmlns:w14="http://schemas.microsoft.com/office/word/2010/wordml" xmlns:w15="http://schemas.microsoft.com/office/word/2012/wordml" xmlns:w16cex="http://schemas.microsoft.com/office/word/2018/wordml/cex" xmlns:w16cid="http://schemas.microsoft.com/office/word/2016/wordml/cid" xmlns:w16="http://schemas.microsoft.com/office/word/2018/wordml" xmlns:w16du="http://schemas.microsoft.com/office/word/2023/wordml/word16du" xmlns:w16sdtdh="http://schemas.microsoft.com/office/word/2020/wordml/sdtdatahash" xmlns:w16sdtfl="http://schemas.microsoft.com/office/word/2024/wordml/sdtformatlock" xmlns:w16se="http://schemas.microsoft.com/office/word/2015/wordml/symex" xmlns:wpg="http://schemas.microsoft.com/office/word/2010/wordprocessingGroup" xmlns:wpi="http://schemas.microsoft.com/office/word/2010/wordprocessingInk" xmlns:wne="http://schemas.microsoft.com/office/word/2006/wordml" xmlns:wps="http://schemas.microsoft.com/office/word/2010/wordprocessingShape" mc:Ignorable="w14 w15 w16se w16cid w16 w16cex w16sdtdh w16sdtfl w16du wp14">
+<w:numbering xmlns:wpc="http://schemas.microsoft.com/office/word/2010/wordprocessingCanvas" xmlns:cx="http://schemas.microsoft.com/office/drawing/2014/chartex" xmlns:mc="http://schemas.openxmlformats.org/markup-compatibility/2006" xmlns:o="urn:schemas-microsoft-com:office:office" xmlns:r="http://schemas.openxmlformats.org/officeDocument/2006/relationships" xmlns:m="http://schemas.openxmlformats.org/officeDocument/2006/math" xmlns:v="urn:schemas-microsoft-com:vml" xmlns:wp14="http://schemas.microsoft.com/office/word/2010/wordprocessingDrawing" xmlns:wp="http://schemas.openxmlformats.org/drawingml/2006/wordprocessingDrawing" xmlns:w10="urn:schemas-microsoft-com:office:word" xmlns:w="http://schemas.openxmlformats.org/wordprocessingml/2006/main" xmlns:w14="http://schemas.microsoft.com/office/word/2010/wordml" xmlns:w15="http://schemas.microsoft.com/office/word/2012/wordml" xmlns:w16se="http://schemas.microsoft.com/office/word/2015/wordml/symex" xmlns:wpg="http://schemas.microsoft.com/office/word/2010/wordprocessingGroup" xmlns:wpi="http://schemas.microsoft.com/office/word/2010/wordprocessingInk" xmlns:wne="http://schemas.microsoft.com/office/word/2006/wordml" xmlns:wps="http://schemas.microsoft.com/office/word/2010/wordprocessingShape" mc:Ignorable="w14 w15 w16se wp14">
   <w:abstractNum w:abstractNumId="0" w15:restartNumberingAfterBreak="0">
     <w:nsid w:val="FFFFFF7C"/>
     <w:multiLevelType w:val="singleLevel"/>
@@ -16307,7 +15898,7 @@
     <w:lvl w:ilvl="0">
       <w:start w:val="1"/>
       <w:numFmt w:val="decimal"/>
-      <w:pStyle w:val="ListNumber3"/>
+      <w:pStyle w:val="Numerada3"/>
       <w:lvlText w:val="%1."/>
       <w:lvlJc w:val="left"/>
       <w:pPr>
@@ -16325,7 +15916,7 @@
     <w:lvl w:ilvl="0">
       <w:start w:val="1"/>
       <w:numFmt w:val="decimal"/>
-      <w:pStyle w:val="ListNumber2"/>
+      <w:pStyle w:val="Numerada2"/>
       <w:lvlText w:val="%1."/>
       <w:lvlJc w:val="left"/>
       <w:pPr>
@@ -16363,7 +15954,7 @@
     <w:lvl w:ilvl="0">
       <w:start w:val="1"/>
       <w:numFmt w:val="bullet"/>
-      <w:pStyle w:val="ListBullet3"/>
+      <w:pStyle w:val="Commarcadores3"/>
       <w:lvlText w:val=""/>
       <w:lvlJc w:val="left"/>
       <w:pPr>
@@ -16384,7 +15975,7 @@
     <w:lvl w:ilvl="0">
       <w:start w:val="1"/>
       <w:numFmt w:val="bullet"/>
-      <w:pStyle w:val="ListBullet2"/>
+      <w:pStyle w:val="Commarcadores2"/>
       <w:lvlText w:val=""/>
       <w:lvlJc w:val="left"/>
       <w:pPr>
@@ -16405,7 +15996,7 @@
     <w:lvl w:ilvl="0">
       <w:start w:val="1"/>
       <w:numFmt w:val="decimal"/>
-      <w:pStyle w:val="ListNumber"/>
+      <w:pStyle w:val="Numerada"/>
       <w:lvlText w:val="%1."/>
       <w:lvlJc w:val="left"/>
       <w:pPr>
@@ -16423,7 +16014,7 @@
     <w:lvl w:ilvl="0">
       <w:start w:val="1"/>
       <w:numFmt w:val="bullet"/>
-      <w:pStyle w:val="ListBullet"/>
+      <w:pStyle w:val="Commarcadores"/>
       <w:lvlText w:val=""/>
       <w:lvlJc w:val="left"/>
       <w:pPr>
@@ -16437,38 +16028,38 @@
       </w:rPr>
     </w:lvl>
   </w:abstractNum>
-  <w:num w:numId="1" w16cid:durableId="902563026">
+  <w:num w:numId="1">
     <w:abstractNumId w:val="8"/>
   </w:num>
-  <w:num w:numId="2" w16cid:durableId="1760640789">
+  <w:num w:numId="2">
     <w:abstractNumId w:val="6"/>
   </w:num>
-  <w:num w:numId="3" w16cid:durableId="1376856227">
+  <w:num w:numId="3">
     <w:abstractNumId w:val="5"/>
   </w:num>
-  <w:num w:numId="4" w16cid:durableId="98181608">
+  <w:num w:numId="4">
     <w:abstractNumId w:val="4"/>
   </w:num>
-  <w:num w:numId="5" w16cid:durableId="690037504">
+  <w:num w:numId="5">
     <w:abstractNumId w:val="7"/>
   </w:num>
-  <w:num w:numId="6" w16cid:durableId="1787577074">
+  <w:num w:numId="6">
     <w:abstractNumId w:val="3"/>
   </w:num>
-  <w:num w:numId="7" w16cid:durableId="1813402344">
+  <w:num w:numId="7">
     <w:abstractNumId w:val="2"/>
   </w:num>
-  <w:num w:numId="8" w16cid:durableId="1221794312">
+  <w:num w:numId="8">
     <w:abstractNumId w:val="1"/>
   </w:num>
-  <w:num w:numId="9" w16cid:durableId="1109272836">
+  <w:num w:numId="9">
     <w:abstractNumId w:val="0"/>
   </w:num>
 </w:numbering>
 </file>
 
 <file path=word/styles.xml><?xml version="1.0" encoding="utf-8"?>
-<w:styles xmlns:mc="http://schemas.openxmlformats.org/markup-compatibility/2006" xmlns:r="http://schemas.openxmlformats.org/officeDocument/2006/relationships" xmlns:w="http://schemas.openxmlformats.org/wordprocessingml/2006/main" xmlns:w14="http://schemas.microsoft.com/office/word/2010/wordml" xmlns:w15="http://schemas.microsoft.com/office/word/2012/wordml" xmlns:w16cex="http://schemas.microsoft.com/office/word/2018/wordml/cex" xmlns:w16cid="http://schemas.microsoft.com/office/word/2016/wordml/cid" xmlns:w16="http://schemas.microsoft.com/office/word/2018/wordml" xmlns:w16du="http://schemas.microsoft.com/office/word/2023/wordml/word16du" xmlns:w16sdtdh="http://schemas.microsoft.com/office/word/2020/wordml/sdtdatahash" xmlns:w16sdtfl="http://schemas.microsoft.com/office/word/2024/wordml/sdtformatlock" xmlns:w16se="http://schemas.microsoft.com/office/word/2015/wordml/symex" mc:Ignorable="w14 w15 w16se w16cid w16 w16cex w16sdtdh w16sdtfl w16du">
+<w:styles xmlns:mc="http://schemas.openxmlformats.org/markup-compatibility/2006" xmlns:r="http://schemas.openxmlformats.org/officeDocument/2006/relationships" xmlns:w="http://schemas.openxmlformats.org/wordprocessingml/2006/main" xmlns:w14="http://schemas.microsoft.com/office/word/2010/wordml" xmlns:w15="http://schemas.microsoft.com/office/word/2012/wordml" xmlns:w16se="http://schemas.microsoft.com/office/word/2015/wordml/symex" mc:Ignorable="w14 w15 w16se">
   <w:docDefaults>
     <w:rPrDefault>
       <w:rPr>
@@ -16484,7 +16075,7 @@
       </w:pPr>
     </w:pPrDefault>
   </w:docDefaults>
-  <w:latentStyles w:defLockedState="0" w:defUIPriority="99" w:defSemiHidden="0" w:defUnhideWhenUsed="0" w:defQFormat="0" w:count="376">
+  <w:latentStyles w:defLockedState="0" w:defUIPriority="99" w:defSemiHidden="0" w:defUnhideWhenUsed="0" w:defQFormat="0" w:count="371">
     <w:lsdException w:name="Normal" w:uiPriority="0" w:qFormat="1"/>
     <w:lsdException w:name="heading 1" w:uiPriority="9" w:qFormat="1"/>
     <w:lsdException w:name="heading 2" w:semiHidden="1" w:uiPriority="9" w:unhideWhenUsed="1" w:qFormat="1"/>
@@ -16847,11 +16438,6 @@
     <w:lsdException w:name="List Table 5 Dark Accent 6" w:uiPriority="50"/>
     <w:lsdException w:name="List Table 6 Colorful Accent 6" w:uiPriority="51"/>
     <w:lsdException w:name="List Table 7 Colorful Accent 6" w:uiPriority="52"/>
-    <w:lsdException w:name="Mention" w:semiHidden="1" w:unhideWhenUsed="1"/>
-    <w:lsdException w:name="Smart Hyperlink" w:semiHidden="1" w:unhideWhenUsed="1"/>
-    <w:lsdException w:name="Hashtag" w:semiHidden="1" w:unhideWhenUsed="1"/>
-    <w:lsdException w:name="Unresolved Mention" w:semiHidden="1" w:unhideWhenUsed="1"/>
-    <w:lsdException w:name="Smart Link" w:semiHidden="1" w:unhideWhenUsed="1"/>
   </w:latentStyles>
   <w:style w:type="paragraph" w:default="1" w:styleId="Normal">
     <w:name w:val="Normal"/>
@@ -16865,11 +16451,11 @@
       <w:sz w:val="20"/>
     </w:rPr>
   </w:style>
-  <w:style w:type="paragraph" w:styleId="Heading1">
+  <w:style w:type="paragraph" w:styleId="Ttulo1">
     <w:name w:val="heading 1"/>
     <w:basedOn w:val="Normal"/>
     <w:next w:val="Normal"/>
-    <w:link w:val="Heading1Char"/>
+    <w:link w:val="Ttulo1Char"/>
     <w:uiPriority w:val="9"/>
     <w:qFormat/>
     <w:rsid w:val="00FC693F"/>
@@ -16888,11 +16474,11 @@
       <w:szCs w:val="28"/>
     </w:rPr>
   </w:style>
-  <w:style w:type="paragraph" w:styleId="Heading2">
+  <w:style w:type="paragraph" w:styleId="Ttulo2">
     <w:name w:val="heading 2"/>
     <w:basedOn w:val="Normal"/>
     <w:next w:val="Normal"/>
-    <w:link w:val="Heading2Char"/>
+    <w:link w:val="Ttulo2Char"/>
     <w:uiPriority w:val="9"/>
     <w:unhideWhenUsed/>
     <w:qFormat/>
@@ -16912,11 +16498,11 @@
       <w:szCs w:val="26"/>
     </w:rPr>
   </w:style>
-  <w:style w:type="paragraph" w:styleId="Heading3">
+  <w:style w:type="paragraph" w:styleId="Ttulo3">
     <w:name w:val="heading 3"/>
     <w:basedOn w:val="Normal"/>
     <w:next w:val="Normal"/>
-    <w:link w:val="Heading3Char"/>
+    <w:link w:val="Ttulo3Char"/>
     <w:uiPriority w:val="9"/>
     <w:unhideWhenUsed/>
     <w:qFormat/>
@@ -16935,11 +16521,11 @@
       <w:sz w:val="23"/>
     </w:rPr>
   </w:style>
-  <w:style w:type="paragraph" w:styleId="Heading4">
+  <w:style w:type="paragraph" w:styleId="Ttulo4">
     <w:name w:val="heading 4"/>
     <w:basedOn w:val="Normal"/>
     <w:next w:val="Normal"/>
-    <w:link w:val="Heading4Char"/>
+    <w:link w:val="Ttulo4Char"/>
     <w:uiPriority w:val="9"/>
     <w:semiHidden/>
     <w:unhideWhenUsed/>
@@ -16960,11 +16546,11 @@
       <w:color w:val="4F81BD" w:themeColor="accent1"/>
     </w:rPr>
   </w:style>
-  <w:style w:type="paragraph" w:styleId="Heading5">
+  <w:style w:type="paragraph" w:styleId="Ttulo5">
     <w:name w:val="heading 5"/>
     <w:basedOn w:val="Normal"/>
     <w:next w:val="Normal"/>
-    <w:link w:val="Heading5Char"/>
+    <w:link w:val="Ttulo5Char"/>
     <w:uiPriority w:val="9"/>
     <w:semiHidden/>
     <w:unhideWhenUsed/>
@@ -16981,11 +16567,11 @@
       <w:color w:val="243F60" w:themeColor="accent1" w:themeShade="7F"/>
     </w:rPr>
   </w:style>
-  <w:style w:type="paragraph" w:styleId="Heading6">
+  <w:style w:type="paragraph" w:styleId="Ttulo6">
     <w:name w:val="heading 6"/>
     <w:basedOn w:val="Normal"/>
     <w:next w:val="Normal"/>
-    <w:link w:val="Heading6Char"/>
+    <w:link w:val="Ttulo6Char"/>
     <w:uiPriority w:val="9"/>
     <w:semiHidden/>
     <w:unhideWhenUsed/>
@@ -17004,11 +16590,11 @@
       <w:color w:val="243F60" w:themeColor="accent1" w:themeShade="7F"/>
     </w:rPr>
   </w:style>
-  <w:style w:type="paragraph" w:styleId="Heading7">
+  <w:style w:type="paragraph" w:styleId="Ttulo7">
     <w:name w:val="heading 7"/>
     <w:basedOn w:val="Normal"/>
     <w:next w:val="Normal"/>
-    <w:link w:val="Heading7Char"/>
+    <w:link w:val="Ttulo7Char"/>
     <w:uiPriority w:val="9"/>
     <w:semiHidden/>
     <w:unhideWhenUsed/>
@@ -17027,11 +16613,11 @@
       <w:color w:val="404040" w:themeColor="text1" w:themeTint="BF"/>
     </w:rPr>
   </w:style>
-  <w:style w:type="paragraph" w:styleId="Heading8">
+  <w:style w:type="paragraph" w:styleId="Ttulo8">
     <w:name w:val="heading 8"/>
     <w:basedOn w:val="Normal"/>
     <w:next w:val="Normal"/>
-    <w:link w:val="Heading8Char"/>
+    <w:link w:val="Ttulo8Char"/>
     <w:uiPriority w:val="9"/>
     <w:semiHidden/>
     <w:unhideWhenUsed/>
@@ -17049,11 +16635,11 @@
       <w:szCs w:val="20"/>
     </w:rPr>
   </w:style>
-  <w:style w:type="paragraph" w:styleId="Heading9">
+  <w:style w:type="paragraph" w:styleId="Ttulo9">
     <w:name w:val="heading 9"/>
     <w:basedOn w:val="Normal"/>
     <w:next w:val="Normal"/>
-    <w:link w:val="Heading9Char"/>
+    <w:link w:val="Ttulo9Char"/>
     <w:uiPriority w:val="9"/>
     <w:semiHidden/>
     <w:unhideWhenUsed/>
@@ -17073,13 +16659,13 @@
       <w:szCs w:val="20"/>
     </w:rPr>
   </w:style>
-  <w:style w:type="character" w:default="1" w:styleId="DefaultParagraphFont">
+  <w:style w:type="character" w:default="1" w:styleId="Fontepargpadro">
     <w:name w:val="Default Paragraph Font"/>
     <w:uiPriority w:val="1"/>
     <w:semiHidden/>
     <w:unhideWhenUsed/>
   </w:style>
-  <w:style w:type="table" w:default="1" w:styleId="TableNormal">
+  <w:style w:type="table" w:default="1" w:styleId="Tabelanormal">
     <w:name w:val="Normal Table"/>
     <w:uiPriority w:val="99"/>
     <w:semiHidden/>
@@ -17094,16 +16680,16 @@
       </w:tblCellMar>
     </w:tblPr>
   </w:style>
-  <w:style w:type="numbering" w:default="1" w:styleId="NoList">
+  <w:style w:type="numbering" w:default="1" w:styleId="Semlista">
     <w:name w:val="No List"/>
     <w:uiPriority w:val="99"/>
     <w:semiHidden/>
     <w:unhideWhenUsed/>
   </w:style>
-  <w:style w:type="paragraph" w:styleId="Header">
+  <w:style w:type="paragraph" w:styleId="Cabealho">
     <w:name w:val="header"/>
     <w:basedOn w:val="Normal"/>
-    <w:link w:val="HeaderChar"/>
+    <w:link w:val="CabealhoChar"/>
     <w:uiPriority w:val="99"/>
     <w:unhideWhenUsed/>
     <w:rsid w:val="00E618BF"/>
@@ -17115,17 +16701,17 @@
       <w:spacing w:after="0" w:line="240" w:lineRule="auto"/>
     </w:pPr>
   </w:style>
-  <w:style w:type="character" w:customStyle="1" w:styleId="HeaderChar">
-    <w:name w:val="Header Char"/>
-    <w:basedOn w:val="DefaultParagraphFont"/>
-    <w:link w:val="Header"/>
+  <w:style w:type="character" w:customStyle="1" w:styleId="CabealhoChar">
+    <w:name w:val="Cabeçalho Char"/>
+    <w:basedOn w:val="Fontepargpadro"/>
+    <w:link w:val="Cabealho"/>
     <w:uiPriority w:val="99"/>
     <w:rsid w:val="00E618BF"/>
   </w:style>
-  <w:style w:type="paragraph" w:styleId="Footer">
+  <w:style w:type="paragraph" w:styleId="Rodap">
     <w:name w:val="footer"/>
     <w:basedOn w:val="Normal"/>
-    <w:link w:val="FooterChar"/>
+    <w:link w:val="RodapChar"/>
     <w:uiPriority w:val="99"/>
     <w:unhideWhenUsed/>
     <w:rsid w:val="00E618BF"/>
@@ -17137,14 +16723,14 @@
       <w:spacing w:after="0" w:line="240" w:lineRule="auto"/>
     </w:pPr>
   </w:style>
-  <w:style w:type="character" w:customStyle="1" w:styleId="FooterChar">
-    <w:name w:val="Footer Char"/>
-    <w:basedOn w:val="DefaultParagraphFont"/>
-    <w:link w:val="Footer"/>
+  <w:style w:type="character" w:customStyle="1" w:styleId="RodapChar">
+    <w:name w:val="Rodapé Char"/>
+    <w:basedOn w:val="Fontepargpadro"/>
+    <w:link w:val="Rodap"/>
     <w:uiPriority w:val="99"/>
     <w:rsid w:val="00E618BF"/>
   </w:style>
-  <w:style w:type="paragraph" w:styleId="NoSpacing">
+  <w:style w:type="paragraph" w:styleId="SemEspaamento">
     <w:name w:val="No Spacing"/>
     <w:uiPriority w:val="1"/>
     <w:qFormat/>
@@ -17153,10 +16739,10 @@
       <w:spacing w:after="0" w:line="240" w:lineRule="auto"/>
     </w:pPr>
   </w:style>
-  <w:style w:type="character" w:customStyle="1" w:styleId="Heading1Char">
-    <w:name w:val="Heading 1 Char"/>
-    <w:basedOn w:val="DefaultParagraphFont"/>
-    <w:link w:val="Heading1"/>
+  <w:style w:type="character" w:customStyle="1" w:styleId="Ttulo1Char">
+    <w:name w:val="Título 1 Char"/>
+    <w:basedOn w:val="Fontepargpadro"/>
+    <w:link w:val="Ttulo1"/>
     <w:uiPriority w:val="9"/>
     <w:rsid w:val="00FC693F"/>
     <w:rPr>
@@ -17168,10 +16754,10 @@
       <w:szCs w:val="28"/>
     </w:rPr>
   </w:style>
-  <w:style w:type="character" w:customStyle="1" w:styleId="Heading2Char">
-    <w:name w:val="Heading 2 Char"/>
-    <w:basedOn w:val="DefaultParagraphFont"/>
-    <w:link w:val="Heading2"/>
+  <w:style w:type="character" w:customStyle="1" w:styleId="Ttulo2Char">
+    <w:name w:val="Título 2 Char"/>
+    <w:basedOn w:val="Fontepargpadro"/>
+    <w:link w:val="Ttulo2"/>
     <w:uiPriority w:val="9"/>
     <w:rsid w:val="00FC693F"/>
     <w:rPr>
@@ -17183,10 +16769,10 @@
       <w:szCs w:val="26"/>
     </w:rPr>
   </w:style>
-  <w:style w:type="character" w:customStyle="1" w:styleId="Heading3Char">
-    <w:name w:val="Heading 3 Char"/>
-    <w:basedOn w:val="DefaultParagraphFont"/>
-    <w:link w:val="Heading3"/>
+  <w:style w:type="character" w:customStyle="1" w:styleId="Ttulo3Char">
+    <w:name w:val="Título 3 Char"/>
+    <w:basedOn w:val="Fontepargpadro"/>
+    <w:link w:val="Ttulo3"/>
     <w:uiPriority w:val="9"/>
     <w:rsid w:val="00FC693F"/>
     <w:rPr>
@@ -17196,11 +16782,11 @@
       <w:color w:val="4F81BD" w:themeColor="accent1"/>
     </w:rPr>
   </w:style>
-  <w:style w:type="paragraph" w:styleId="Title">
+  <w:style w:type="paragraph" w:styleId="Ttulo">
     <w:name w:val="Title"/>
     <w:basedOn w:val="Normal"/>
     <w:next w:val="Normal"/>
-    <w:link w:val="TitleChar"/>
+    <w:link w:val="TtuloChar"/>
     <w:uiPriority w:val="10"/>
     <w:qFormat/>
     <w:rsid w:val="00FC693F"/>
@@ -17222,10 +16808,10 @@
       <w:szCs w:val="52"/>
     </w:rPr>
   </w:style>
-  <w:style w:type="character" w:customStyle="1" w:styleId="TitleChar">
-    <w:name w:val="Title Char"/>
-    <w:basedOn w:val="DefaultParagraphFont"/>
-    <w:link w:val="Title"/>
+  <w:style w:type="character" w:customStyle="1" w:styleId="TtuloChar">
+    <w:name w:val="Título Char"/>
+    <w:basedOn w:val="Fontepargpadro"/>
+    <w:link w:val="Ttulo"/>
     <w:uiPriority w:val="10"/>
     <w:rsid w:val="00FC693F"/>
     <w:rPr>
@@ -17237,11 +16823,11 @@
       <w:szCs w:val="52"/>
     </w:rPr>
   </w:style>
-  <w:style w:type="paragraph" w:styleId="Subtitle">
+  <w:style w:type="paragraph" w:styleId="Subttulo">
     <w:name w:val="Subtitle"/>
     <w:basedOn w:val="Normal"/>
     <w:next w:val="Normal"/>
-    <w:link w:val="SubtitleChar"/>
+    <w:link w:val="SubttuloChar"/>
     <w:uiPriority w:val="11"/>
     <w:qFormat/>
     <w:rsid w:val="00FC693F"/>
@@ -17260,10 +16846,10 @@
       <w:szCs w:val="24"/>
     </w:rPr>
   </w:style>
-  <w:style w:type="character" w:customStyle="1" w:styleId="SubtitleChar">
-    <w:name w:val="Subtitle Char"/>
-    <w:basedOn w:val="DefaultParagraphFont"/>
-    <w:link w:val="Subtitle"/>
+  <w:style w:type="character" w:customStyle="1" w:styleId="SubttuloChar">
+    <w:name w:val="Subtítulo Char"/>
+    <w:basedOn w:val="Fontepargpadro"/>
+    <w:link w:val="Subttulo"/>
     <w:uiPriority w:val="11"/>
     <w:rsid w:val="00FC693F"/>
     <w:rPr>
@@ -17276,7 +16862,7 @@
       <w:szCs w:val="24"/>
     </w:rPr>
   </w:style>
-  <w:style w:type="paragraph" w:styleId="ListParagraph">
+  <w:style w:type="paragraph" w:styleId="PargrafodaLista">
     <w:name w:val="List Paragraph"/>
     <w:basedOn w:val="Normal"/>
     <w:uiPriority w:val="34"/>
@@ -17287,10 +16873,10 @@
       <w:contextualSpacing/>
     </w:pPr>
   </w:style>
-  <w:style w:type="paragraph" w:styleId="BodyText">
+  <w:style w:type="paragraph" w:styleId="Corpodetexto">
     <w:name w:val="Body Text"/>
     <w:basedOn w:val="Normal"/>
-    <w:link w:val="BodyTextChar"/>
+    <w:link w:val="CorpodetextoChar"/>
     <w:uiPriority w:val="99"/>
     <w:unhideWhenUsed/>
     <w:rsid w:val="00AA1D8D"/>
@@ -17298,17 +16884,17 @@
       <w:spacing w:after="120"/>
     </w:pPr>
   </w:style>
-  <w:style w:type="character" w:customStyle="1" w:styleId="BodyTextChar">
-    <w:name w:val="Body Text Char"/>
-    <w:basedOn w:val="DefaultParagraphFont"/>
-    <w:link w:val="BodyText"/>
+  <w:style w:type="character" w:customStyle="1" w:styleId="CorpodetextoChar">
+    <w:name w:val="Corpo de texto Char"/>
+    <w:basedOn w:val="Fontepargpadro"/>
+    <w:link w:val="Corpodetexto"/>
     <w:uiPriority w:val="99"/>
     <w:rsid w:val="00AA1D8D"/>
   </w:style>
-  <w:style w:type="paragraph" w:styleId="BodyText2">
+  <w:style w:type="paragraph" w:styleId="Corpodetexto2">
     <w:name w:val="Body Text 2"/>
     <w:basedOn w:val="Normal"/>
-    <w:link w:val="BodyText2Char"/>
+    <w:link w:val="Corpodetexto2Char"/>
     <w:uiPriority w:val="99"/>
     <w:unhideWhenUsed/>
     <w:rsid w:val="00AA1D8D"/>
@@ -17316,17 +16902,17 @@
       <w:spacing w:after="120" w:line="480" w:lineRule="auto"/>
     </w:pPr>
   </w:style>
-  <w:style w:type="character" w:customStyle="1" w:styleId="BodyText2Char">
-    <w:name w:val="Body Text 2 Char"/>
-    <w:basedOn w:val="DefaultParagraphFont"/>
-    <w:link w:val="BodyText2"/>
+  <w:style w:type="character" w:customStyle="1" w:styleId="Corpodetexto2Char">
+    <w:name w:val="Corpo de texto 2 Char"/>
+    <w:basedOn w:val="Fontepargpadro"/>
+    <w:link w:val="Corpodetexto2"/>
     <w:uiPriority w:val="99"/>
     <w:rsid w:val="00AA1D8D"/>
   </w:style>
-  <w:style w:type="paragraph" w:styleId="BodyText3">
+  <w:style w:type="paragraph" w:styleId="Corpodetexto3">
     <w:name w:val="Body Text 3"/>
     <w:basedOn w:val="Normal"/>
-    <w:link w:val="BodyText3Char"/>
+    <w:link w:val="Corpodetexto3Char"/>
     <w:uiPriority w:val="99"/>
     <w:unhideWhenUsed/>
     <w:rsid w:val="00AA1D8D"/>
@@ -17338,10 +16924,10 @@
       <w:szCs w:val="16"/>
     </w:rPr>
   </w:style>
-  <w:style w:type="character" w:customStyle="1" w:styleId="BodyText3Char">
-    <w:name w:val="Body Text 3 Char"/>
-    <w:basedOn w:val="DefaultParagraphFont"/>
-    <w:link w:val="BodyText3"/>
+  <w:style w:type="character" w:customStyle="1" w:styleId="Corpodetexto3Char">
+    <w:name w:val="Corpo de texto 3 Char"/>
+    <w:basedOn w:val="Fontepargpadro"/>
+    <w:link w:val="Corpodetexto3"/>
     <w:uiPriority w:val="99"/>
     <w:rsid w:val="00AA1D8D"/>
     <w:rPr>
@@ -17349,7 +16935,7 @@
       <w:szCs w:val="16"/>
     </w:rPr>
   </w:style>
-  <w:style w:type="paragraph" w:styleId="List">
+  <w:style w:type="paragraph" w:styleId="Lista">
     <w:name w:val="List"/>
     <w:basedOn w:val="Normal"/>
     <w:uiPriority w:val="99"/>
@@ -17360,7 +16946,7 @@
       <w:contextualSpacing/>
     </w:pPr>
   </w:style>
-  <w:style w:type="paragraph" w:styleId="List2">
+  <w:style w:type="paragraph" w:styleId="Lista2">
     <w:name w:val="List 2"/>
     <w:basedOn w:val="Normal"/>
     <w:uiPriority w:val="99"/>
@@ -17371,7 +16957,7 @@
       <w:contextualSpacing/>
     </w:pPr>
   </w:style>
-  <w:style w:type="paragraph" w:styleId="List3">
+  <w:style w:type="paragraph" w:styleId="Lista3">
     <w:name w:val="List 3"/>
     <w:basedOn w:val="Normal"/>
     <w:uiPriority w:val="99"/>
@@ -17382,7 +16968,7 @@
       <w:contextualSpacing/>
     </w:pPr>
   </w:style>
-  <w:style w:type="paragraph" w:styleId="ListBullet">
+  <w:style w:type="paragraph" w:styleId="Commarcadores">
     <w:name w:val="List Bullet"/>
     <w:basedOn w:val="Normal"/>
     <w:uiPriority w:val="99"/>
@@ -17395,7 +16981,7 @@
       <w:contextualSpacing/>
     </w:pPr>
   </w:style>
-  <w:style w:type="paragraph" w:styleId="ListBullet2">
+  <w:style w:type="paragraph" w:styleId="Commarcadores2">
     <w:name w:val="List Bullet 2"/>
     <w:basedOn w:val="Normal"/>
     <w:uiPriority w:val="99"/>
@@ -17408,7 +16994,7 @@
       <w:contextualSpacing/>
     </w:pPr>
   </w:style>
-  <w:style w:type="paragraph" w:styleId="ListBullet3">
+  <w:style w:type="paragraph" w:styleId="Commarcadores3">
     <w:name w:val="List Bullet 3"/>
     <w:basedOn w:val="Normal"/>
     <w:uiPriority w:val="99"/>
@@ -17421,7 +17007,7 @@
       <w:contextualSpacing/>
     </w:pPr>
   </w:style>
-  <w:style w:type="paragraph" w:styleId="ListNumber">
+  <w:style w:type="paragraph" w:styleId="Numerada">
     <w:name w:val="List Number"/>
     <w:basedOn w:val="Normal"/>
     <w:uiPriority w:val="99"/>
@@ -17434,7 +17020,7 @@
       <w:contextualSpacing/>
     </w:pPr>
   </w:style>
-  <w:style w:type="paragraph" w:styleId="ListNumber2">
+  <w:style w:type="paragraph" w:styleId="Numerada2">
     <w:name w:val="List Number 2"/>
     <w:basedOn w:val="Normal"/>
     <w:uiPriority w:val="99"/>
@@ -17447,7 +17033,7 @@
       <w:contextualSpacing/>
     </w:pPr>
   </w:style>
-  <w:style w:type="paragraph" w:styleId="ListNumber3">
+  <w:style w:type="paragraph" w:styleId="Numerada3">
     <w:name w:val="List Number 3"/>
     <w:basedOn w:val="Normal"/>
     <w:uiPriority w:val="99"/>
@@ -17460,7 +17046,7 @@
       <w:contextualSpacing/>
     </w:pPr>
   </w:style>
-  <w:style w:type="paragraph" w:styleId="ListContinue">
+  <w:style w:type="paragraph" w:styleId="Listadecontinuao">
     <w:name w:val="List Continue"/>
     <w:basedOn w:val="Normal"/>
     <w:uiPriority w:val="99"/>
@@ -17472,7 +17058,7 @@
       <w:contextualSpacing/>
     </w:pPr>
   </w:style>
-  <w:style w:type="paragraph" w:styleId="ListContinue2">
+  <w:style w:type="paragraph" w:styleId="Listadecontinuao2">
     <w:name w:val="List Continue 2"/>
     <w:basedOn w:val="Normal"/>
     <w:uiPriority w:val="99"/>
@@ -17484,7 +17070,7 @@
       <w:contextualSpacing/>
     </w:pPr>
   </w:style>
-  <w:style w:type="paragraph" w:styleId="ListContinue3">
+  <w:style w:type="paragraph" w:styleId="Listadecontinuao3">
     <w:name w:val="List Continue 3"/>
     <w:basedOn w:val="Normal"/>
     <w:uiPriority w:val="99"/>
@@ -17496,9 +17082,9 @@
       <w:contextualSpacing/>
     </w:pPr>
   </w:style>
-  <w:style w:type="paragraph" w:styleId="MacroText">
+  <w:style w:type="paragraph" w:styleId="Textodemacro">
     <w:name w:val="macro"/>
-    <w:link w:val="MacroTextChar"/>
+    <w:link w:val="TextodemacroChar"/>
     <w:uiPriority w:val="99"/>
     <w:unhideWhenUsed/>
     <w:rsid w:val="0029639D"/>
@@ -17519,10 +17105,10 @@
       <w:szCs w:val="20"/>
     </w:rPr>
   </w:style>
-  <w:style w:type="character" w:customStyle="1" w:styleId="MacroTextChar">
-    <w:name w:val="Macro Text Char"/>
-    <w:basedOn w:val="DefaultParagraphFont"/>
-    <w:link w:val="MacroText"/>
+  <w:style w:type="character" w:customStyle="1" w:styleId="TextodemacroChar">
+    <w:name w:val="Texto de macro Char"/>
+    <w:basedOn w:val="Fontepargpadro"/>
+    <w:link w:val="Textodemacro"/>
     <w:uiPriority w:val="99"/>
     <w:rsid w:val="0029639D"/>
     <w:rPr>
@@ -17531,11 +17117,11 @@
       <w:szCs w:val="20"/>
     </w:rPr>
   </w:style>
-  <w:style w:type="paragraph" w:styleId="Quote">
+  <w:style w:type="paragraph" w:styleId="Citao">
     <w:name w:val="Quote"/>
     <w:basedOn w:val="Normal"/>
     <w:next w:val="Normal"/>
-    <w:link w:val="QuoteChar"/>
+    <w:link w:val="CitaoChar"/>
     <w:uiPriority w:val="29"/>
     <w:qFormat/>
     <w:rsid w:val="00FC693F"/>
@@ -17545,10 +17131,10 @@
       <w:color w:val="000000" w:themeColor="text1"/>
     </w:rPr>
   </w:style>
-  <w:style w:type="character" w:customStyle="1" w:styleId="QuoteChar">
-    <w:name w:val="Quote Char"/>
-    <w:basedOn w:val="DefaultParagraphFont"/>
-    <w:link w:val="Quote"/>
+  <w:style w:type="character" w:customStyle="1" w:styleId="CitaoChar">
+    <w:name w:val="Citação Char"/>
+    <w:basedOn w:val="Fontepargpadro"/>
+    <w:link w:val="Citao"/>
     <w:uiPriority w:val="29"/>
     <w:rsid w:val="00FC693F"/>
     <w:rPr>
@@ -17557,10 +17143,10 @@
       <w:color w:val="000000" w:themeColor="text1"/>
     </w:rPr>
   </w:style>
-  <w:style w:type="character" w:customStyle="1" w:styleId="Heading4Char">
-    <w:name w:val="Heading 4 Char"/>
-    <w:basedOn w:val="DefaultParagraphFont"/>
-    <w:link w:val="Heading4"/>
+  <w:style w:type="character" w:customStyle="1" w:styleId="Ttulo4Char">
+    <w:name w:val="Título 4 Char"/>
+    <w:basedOn w:val="Fontepargpadro"/>
+    <w:link w:val="Ttulo4"/>
     <w:uiPriority w:val="9"/>
     <w:semiHidden/>
     <w:rsid w:val="00FC693F"/>
@@ -17573,10 +17159,10 @@
       <w:color w:val="4F81BD" w:themeColor="accent1"/>
     </w:rPr>
   </w:style>
-  <w:style w:type="character" w:customStyle="1" w:styleId="Heading5Char">
-    <w:name w:val="Heading 5 Char"/>
-    <w:basedOn w:val="DefaultParagraphFont"/>
-    <w:link w:val="Heading5"/>
+  <w:style w:type="character" w:customStyle="1" w:styleId="Ttulo5Char">
+    <w:name w:val="Título 5 Char"/>
+    <w:basedOn w:val="Fontepargpadro"/>
+    <w:link w:val="Ttulo5"/>
     <w:uiPriority w:val="9"/>
     <w:semiHidden/>
     <w:rsid w:val="00FC693F"/>
@@ -17585,10 +17171,10 @@
       <w:color w:val="243F60" w:themeColor="accent1" w:themeShade="7F"/>
     </w:rPr>
   </w:style>
-  <w:style w:type="character" w:customStyle="1" w:styleId="Heading6Char">
-    <w:name w:val="Heading 6 Char"/>
-    <w:basedOn w:val="DefaultParagraphFont"/>
-    <w:link w:val="Heading6"/>
+  <w:style w:type="character" w:customStyle="1" w:styleId="Ttulo6Char">
+    <w:name w:val="Título 6 Char"/>
+    <w:basedOn w:val="Fontepargpadro"/>
+    <w:link w:val="Ttulo6"/>
     <w:uiPriority w:val="9"/>
     <w:semiHidden/>
     <w:rsid w:val="00FC693F"/>
@@ -17599,10 +17185,10 @@
       <w:color w:val="243F60" w:themeColor="accent1" w:themeShade="7F"/>
     </w:rPr>
   </w:style>
-  <w:style w:type="character" w:customStyle="1" w:styleId="Heading7Char">
-    <w:name w:val="Heading 7 Char"/>
-    <w:basedOn w:val="DefaultParagraphFont"/>
-    <w:link w:val="Heading7"/>
+  <w:style w:type="character" w:customStyle="1" w:styleId="Ttulo7Char">
+    <w:name w:val="Título 7 Char"/>
+    <w:basedOn w:val="Fontepargpadro"/>
+    <w:link w:val="Ttulo7"/>
     <w:uiPriority w:val="9"/>
     <w:semiHidden/>
     <w:rsid w:val="00FC693F"/>
@@ -17613,10 +17199,10 @@
       <w:color w:val="404040" w:themeColor="text1" w:themeTint="BF"/>
     </w:rPr>
   </w:style>
-  <w:style w:type="character" w:customStyle="1" w:styleId="Heading8Char">
-    <w:name w:val="Heading 8 Char"/>
-    <w:basedOn w:val="DefaultParagraphFont"/>
-    <w:link w:val="Heading8"/>
+  <w:style w:type="character" w:customStyle="1" w:styleId="Ttulo8Char">
+    <w:name w:val="Título 8 Char"/>
+    <w:basedOn w:val="Fontepargpadro"/>
+    <w:link w:val="Ttulo8"/>
     <w:uiPriority w:val="9"/>
     <w:semiHidden/>
     <w:rsid w:val="00FC693F"/>
@@ -17627,10 +17213,10 @@
       <w:szCs w:val="20"/>
     </w:rPr>
   </w:style>
-  <w:style w:type="character" w:customStyle="1" w:styleId="Heading9Char">
-    <w:name w:val="Heading 9 Char"/>
-    <w:basedOn w:val="DefaultParagraphFont"/>
-    <w:link w:val="Heading9"/>
+  <w:style w:type="character" w:customStyle="1" w:styleId="Ttulo9Char">
+    <w:name w:val="Título 9 Char"/>
+    <w:basedOn w:val="Fontepargpadro"/>
+    <w:link w:val="Ttulo9"/>
     <w:uiPriority w:val="9"/>
     <w:semiHidden/>
     <w:rsid w:val="00FC693F"/>
@@ -17643,7 +17229,7 @@
       <w:szCs w:val="20"/>
     </w:rPr>
   </w:style>
-  <w:style w:type="paragraph" w:styleId="Caption">
+  <w:style w:type="paragraph" w:styleId="Legenda">
     <w:name w:val="caption"/>
     <w:basedOn w:val="Normal"/>
     <w:next w:val="Normal"/>
@@ -17663,9 +17249,9 @@
       <w:szCs w:val="18"/>
     </w:rPr>
   </w:style>
-  <w:style w:type="character" w:styleId="Strong">
+  <w:style w:type="character" w:styleId="Forte">
     <w:name w:val="Strong"/>
-    <w:basedOn w:val="DefaultParagraphFont"/>
+    <w:basedOn w:val="Fontepargpadro"/>
     <w:uiPriority w:val="22"/>
     <w:qFormat/>
     <w:rsid w:val="00FC693F"/>
@@ -17674,9 +17260,9 @@
       <w:bCs/>
     </w:rPr>
   </w:style>
-  <w:style w:type="character" w:styleId="Emphasis">
+  <w:style w:type="character" w:styleId="nfase">
     <w:name w:val="Emphasis"/>
-    <w:basedOn w:val="DefaultParagraphFont"/>
+    <w:basedOn w:val="Fontepargpadro"/>
     <w:uiPriority w:val="20"/>
     <w:qFormat/>
     <w:rsid w:val="00FC693F"/>
@@ -17685,11 +17271,11 @@
       <w:iCs/>
     </w:rPr>
   </w:style>
-  <w:style w:type="paragraph" w:styleId="IntenseQuote">
+  <w:style w:type="paragraph" w:styleId="CitaoIntensa">
     <w:name w:val="Intense Quote"/>
     <w:basedOn w:val="Normal"/>
     <w:next w:val="Normal"/>
-    <w:link w:val="IntenseQuoteChar"/>
+    <w:link w:val="CitaoIntensaChar"/>
     <w:uiPriority w:val="30"/>
     <w:qFormat/>
     <w:rsid w:val="00FC693F"/>
@@ -17708,10 +17294,10 @@
       <w:color w:val="4F81BD" w:themeColor="accent1"/>
     </w:rPr>
   </w:style>
-  <w:style w:type="character" w:customStyle="1" w:styleId="IntenseQuoteChar">
-    <w:name w:val="Intense Quote Char"/>
-    <w:basedOn w:val="DefaultParagraphFont"/>
-    <w:link w:val="IntenseQuote"/>
+  <w:style w:type="character" w:customStyle="1" w:styleId="CitaoIntensaChar">
+    <w:name w:val="Citação Intensa Char"/>
+    <w:basedOn w:val="Fontepargpadro"/>
+    <w:link w:val="CitaoIntensa"/>
     <w:uiPriority w:val="30"/>
     <w:rsid w:val="00FC693F"/>
     <w:rPr>
@@ -17722,9 +17308,9 @@
       <w:color w:val="4F81BD" w:themeColor="accent1"/>
     </w:rPr>
   </w:style>
-  <w:style w:type="character" w:styleId="SubtleEmphasis">
+  <w:style w:type="character" w:styleId="nfaseSutil">
     <w:name w:val="Subtle Emphasis"/>
-    <w:basedOn w:val="DefaultParagraphFont"/>
+    <w:basedOn w:val="Fontepargpadro"/>
     <w:uiPriority w:val="19"/>
     <w:qFormat/>
     <w:rsid w:val="00FC693F"/>
@@ -17734,9 +17320,9 @@
       <w:color w:val="808080" w:themeColor="text1" w:themeTint="7F"/>
     </w:rPr>
   </w:style>
-  <w:style w:type="character" w:styleId="IntenseEmphasis">
+  <w:style w:type="character" w:styleId="nfaseIntensa">
     <w:name w:val="Intense Emphasis"/>
-    <w:basedOn w:val="DefaultParagraphFont"/>
+    <w:basedOn w:val="Fontepargpadro"/>
     <w:uiPriority w:val="21"/>
     <w:qFormat/>
     <w:rsid w:val="00FC693F"/>
@@ -17748,9 +17334,9 @@
       <w:color w:val="4F81BD" w:themeColor="accent1"/>
     </w:rPr>
   </w:style>
-  <w:style w:type="character" w:styleId="SubtleReference">
+  <w:style w:type="character" w:styleId="RefernciaSutil">
     <w:name w:val="Subtle Reference"/>
-    <w:basedOn w:val="DefaultParagraphFont"/>
+    <w:basedOn w:val="Fontepargpadro"/>
     <w:uiPriority w:val="31"/>
     <w:qFormat/>
     <w:rsid w:val="00FC693F"/>
@@ -17760,9 +17346,9 @@
       <w:u w:val="single"/>
     </w:rPr>
   </w:style>
-  <w:style w:type="character" w:styleId="IntenseReference">
+  <w:style w:type="character" w:styleId="RefernciaIntensa">
     <w:name w:val="Intense Reference"/>
-    <w:basedOn w:val="DefaultParagraphFont"/>
+    <w:basedOn w:val="Fontepargpadro"/>
     <w:uiPriority w:val="32"/>
     <w:qFormat/>
     <w:rsid w:val="00FC693F"/>
@@ -17775,9 +17361,9 @@
       <w:u w:val="single"/>
     </w:rPr>
   </w:style>
-  <w:style w:type="character" w:styleId="BookTitle">
+  <w:style w:type="character" w:styleId="TtulodoLivro">
     <w:name w:val="Book Title"/>
-    <w:basedOn w:val="DefaultParagraphFont"/>
+    <w:basedOn w:val="Fontepargpadro"/>
     <w:uiPriority w:val="33"/>
     <w:qFormat/>
     <w:rsid w:val="00FC693F"/>
@@ -17788,9 +17374,9 @@
       <w:spacing w:val="5"/>
     </w:rPr>
   </w:style>
-  <w:style w:type="paragraph" w:styleId="TOCHeading">
+  <w:style w:type="paragraph" w:styleId="CabealhodoSumrio">
     <w:name w:val="TOC Heading"/>
-    <w:basedOn w:val="Heading1"/>
+    <w:basedOn w:val="Ttulo1"/>
     <w:next w:val="Normal"/>
     <w:uiPriority w:val="39"/>
     <w:semiHidden/>
@@ -17801,9 +17387,9 @@
       <w:outlineLvl w:val="9"/>
     </w:pPr>
   </w:style>
-  <w:style w:type="table" w:styleId="TableGrid">
+  <w:style w:type="table" w:styleId="Tabelacomgrade">
     <w:name w:val="Table Grid"/>
-    <w:basedOn w:val="TableNormal"/>
+    <w:basedOn w:val="Tabelanormal"/>
     <w:uiPriority w:val="59"/>
     <w:rsid w:val="00FC693F"/>
     <w:pPr>
@@ -17820,9 +17406,9 @@
       </w:tblBorders>
     </w:tblPr>
   </w:style>
-  <w:style w:type="table" w:styleId="LightShading">
+  <w:style w:type="table" w:styleId="SombreamentoClaro">
     <w:name w:val="Light Shading"/>
-    <w:basedOn w:val="TableNormal"/>
+    <w:basedOn w:val="Tabelanormal"/>
     <w:uiPriority w:val="60"/>
     <w:rsid w:val="00FC693F"/>
     <w:pPr>
@@ -17916,9 +17502,9 @@
       </w:tcPr>
     </w:tblStylePr>
   </w:style>
-  <w:style w:type="table" w:styleId="LightShading-Accent1">
+  <w:style w:type="table" w:styleId="SombreamentoClaro-nfase1">
     <w:name w:val="Light Shading Accent 1"/>
-    <w:basedOn w:val="TableNormal"/>
+    <w:basedOn w:val="Tabelanormal"/>
     <w:uiPriority w:val="60"/>
     <w:rsid w:val="00FC693F"/>
     <w:pPr>
@@ -18012,9 +17598,9 @@
       </w:tcPr>
     </w:tblStylePr>
   </w:style>
-  <w:style w:type="table" w:styleId="LightShading-Accent2">
+  <w:style w:type="table" w:styleId="SombreamentoClaro-nfase2">
     <w:name w:val="Light Shading Accent 2"/>
-    <w:basedOn w:val="TableNormal"/>
+    <w:basedOn w:val="Tabelanormal"/>
     <w:uiPriority w:val="60"/>
     <w:rsid w:val="00FC693F"/>
     <w:pPr>
@@ -18108,9 +17694,9 @@
       </w:tcPr>
     </w:tblStylePr>
   </w:style>
-  <w:style w:type="table" w:styleId="LightShading-Accent3">
+  <w:style w:type="table" w:styleId="SombreamentoClaro-nfase3">
     <w:name w:val="Light Shading Accent 3"/>
-    <w:basedOn w:val="TableNormal"/>
+    <w:basedOn w:val="Tabelanormal"/>
     <w:uiPriority w:val="60"/>
     <w:rsid w:val="00FC693F"/>
     <w:pPr>
@@ -18204,9 +17790,9 @@
       </w:tcPr>
     </w:tblStylePr>
   </w:style>
-  <w:style w:type="table" w:styleId="LightShading-Accent4">
+  <w:style w:type="table" w:styleId="SombreamentoClaro-nfase4">
     <w:name w:val="Light Shading Accent 4"/>
-    <w:basedOn w:val="TableNormal"/>
+    <w:basedOn w:val="Tabelanormal"/>
     <w:uiPriority w:val="60"/>
     <w:rsid w:val="00FC693F"/>
     <w:pPr>
@@ -18300,9 +17886,9 @@
       </w:tcPr>
     </w:tblStylePr>
   </w:style>
-  <w:style w:type="table" w:styleId="LightShading-Accent5">
+  <w:style w:type="table" w:styleId="SombreamentoClaro-nfase5">
     <w:name w:val="Light Shading Accent 5"/>
-    <w:basedOn w:val="TableNormal"/>
+    <w:basedOn w:val="Tabelanormal"/>
     <w:uiPriority w:val="60"/>
     <w:rsid w:val="00FC693F"/>
     <w:pPr>
@@ -18396,9 +17982,9 @@
       </w:tcPr>
     </w:tblStylePr>
   </w:style>
-  <w:style w:type="table" w:styleId="LightShading-Accent6">
+  <w:style w:type="table" w:styleId="SombreamentoClaro-nfase6">
     <w:name w:val="Light Shading Accent 6"/>
-    <w:basedOn w:val="TableNormal"/>
+    <w:basedOn w:val="Tabelanormal"/>
     <w:uiPriority w:val="60"/>
     <w:rsid w:val="00FC693F"/>
     <w:pPr>
@@ -18492,9 +18078,9 @@
       </w:tcPr>
     </w:tblStylePr>
   </w:style>
-  <w:style w:type="table" w:styleId="LightList">
+  <w:style w:type="table" w:styleId="ListaClara">
     <w:name w:val="Light List"/>
-    <w:basedOn w:val="TableNormal"/>
+    <w:basedOn w:val="Tabelanormal"/>
     <w:uiPriority w:val="61"/>
     <w:rsid w:val="00FC693F"/>
     <w:pPr>
@@ -18577,9 +18163,9 @@
       </w:tcPr>
     </w:tblStylePr>
   </w:style>
-  <w:style w:type="table" w:styleId="LightList-Accent1">
+  <w:style w:type="table" w:styleId="ListaClara-nfase1">
     <w:name w:val="Light List Accent 1"/>
-    <w:basedOn w:val="TableNormal"/>
+    <w:basedOn w:val="Tabelanormal"/>
     <w:uiPriority w:val="61"/>
     <w:rsid w:val="00FC693F"/>
     <w:pPr>
@@ -18662,9 +18248,9 @@
       </w:tcPr>
     </w:tblStylePr>
   </w:style>
-  <w:style w:type="table" w:styleId="LightList-Accent2">
+  <w:style w:type="table" w:styleId="ListaClara-nfase2">
     <w:name w:val="Light List Accent 2"/>
-    <w:basedOn w:val="TableNormal"/>
+    <w:basedOn w:val="Tabelanormal"/>
     <w:uiPriority w:val="61"/>
     <w:rsid w:val="00CB0664"/>
     <w:pPr>
@@ -18747,9 +18333,9 @@
       </w:tcPr>
     </w:tblStylePr>
   </w:style>
-  <w:style w:type="table" w:styleId="LightList-Accent3">
+  <w:style w:type="table" w:styleId="ListaClara-nfase3">
     <w:name w:val="Light List Accent 3"/>
-    <w:basedOn w:val="TableNormal"/>
+    <w:basedOn w:val="Tabelanormal"/>
     <w:uiPriority w:val="61"/>
     <w:rsid w:val="00CB0664"/>
     <w:pPr>
@@ -18832,9 +18418,9 @@
       </w:tcPr>
     </w:tblStylePr>
   </w:style>
-  <w:style w:type="table" w:styleId="LightList-Accent4">
+  <w:style w:type="table" w:styleId="ListaClara-nfase4">
     <w:name w:val="Light List Accent 4"/>
-    <w:basedOn w:val="TableNormal"/>
+    <w:basedOn w:val="Tabelanormal"/>
     <w:uiPriority w:val="61"/>
     <w:rsid w:val="00CB0664"/>
     <w:pPr>
@@ -18917,9 +18503,9 @@
       </w:tcPr>
     </w:tblStylePr>
   </w:style>
-  <w:style w:type="table" w:styleId="LightList-Accent5">
+  <w:style w:type="table" w:styleId="ListaClara-nfase5">
     <w:name w:val="Light List Accent 5"/>
-    <w:basedOn w:val="TableNormal"/>
+    <w:basedOn w:val="Tabelanormal"/>
     <w:uiPriority w:val="61"/>
     <w:rsid w:val="00CB0664"/>
     <w:pPr>
@@ -19002,9 +18588,9 @@
       </w:tcPr>
     </w:tblStylePr>
   </w:style>
-  <w:style w:type="table" w:styleId="LightList-Accent6">
+  <w:style w:type="table" w:styleId="ListaClara-nfase6">
     <w:name w:val="Light List Accent 6"/>
-    <w:basedOn w:val="TableNormal"/>
+    <w:basedOn w:val="Tabelanormal"/>
     <w:uiPriority w:val="61"/>
     <w:rsid w:val="00CB0664"/>
     <w:pPr>
@@ -19087,9 +18673,9 @@
       </w:tcPr>
     </w:tblStylePr>
   </w:style>
-  <w:style w:type="table" w:styleId="LightGrid">
+  <w:style w:type="table" w:styleId="GradeClara">
     <w:name w:val="Light Grid"/>
-    <w:basedOn w:val="TableNormal"/>
+    <w:basedOn w:val="Tabelanormal"/>
     <w:uiPriority w:val="62"/>
     <w:rsid w:val="00CB0664"/>
     <w:pPr>
@@ -19210,9 +18796,9 @@
       </w:tcPr>
     </w:tblStylePr>
   </w:style>
-  <w:style w:type="table" w:styleId="LightGrid-Accent1">
+  <w:style w:type="table" w:styleId="GradeClara-nfase1">
     <w:name w:val="Light Grid Accent 1"/>
-    <w:basedOn w:val="TableNormal"/>
+    <w:basedOn w:val="Tabelanormal"/>
     <w:uiPriority w:val="62"/>
     <w:rsid w:val="00CB0664"/>
     <w:pPr>
@@ -19333,9 +18919,9 @@
       </w:tcPr>
     </w:tblStylePr>
   </w:style>
-  <w:style w:type="table" w:styleId="LightGrid-Accent2">
+  <w:style w:type="table" w:styleId="GradeClara-nfase2">
     <w:name w:val="Light Grid Accent 2"/>
-    <w:basedOn w:val="TableNormal"/>
+    <w:basedOn w:val="Tabelanormal"/>
     <w:uiPriority w:val="62"/>
     <w:rsid w:val="00CB0664"/>
     <w:pPr>
@@ -19456,9 +19042,9 @@
       </w:tcPr>
     </w:tblStylePr>
   </w:style>
-  <w:style w:type="table" w:styleId="LightGrid-Accent3">
+  <w:style w:type="table" w:styleId="GradeClara-nfase3">
     <w:name w:val="Light Grid Accent 3"/>
-    <w:basedOn w:val="TableNormal"/>
+    <w:basedOn w:val="Tabelanormal"/>
     <w:uiPriority w:val="62"/>
     <w:rsid w:val="00CB0664"/>
     <w:pPr>
@@ -19579,9 +19165,9 @@
       </w:tcPr>
     </w:tblStylePr>
   </w:style>
-  <w:style w:type="table" w:styleId="LightGrid-Accent4">
+  <w:style w:type="table" w:styleId="GradeClara-nfase4">
     <w:name w:val="Light Grid Accent 4"/>
-    <w:basedOn w:val="TableNormal"/>
+    <w:basedOn w:val="Tabelanormal"/>
     <w:uiPriority w:val="62"/>
     <w:rsid w:val="00CB0664"/>
     <w:pPr>
@@ -19702,9 +19288,9 @@
       </w:tcPr>
     </w:tblStylePr>
   </w:style>
-  <w:style w:type="table" w:styleId="LightGrid-Accent5">
+  <w:style w:type="table" w:styleId="GradeClara-nfase5">
     <w:name w:val="Light Grid Accent 5"/>
-    <w:basedOn w:val="TableNormal"/>
+    <w:basedOn w:val="Tabelanormal"/>
     <w:uiPriority w:val="62"/>
     <w:rsid w:val="00CB0664"/>
     <w:pPr>
@@ -19825,9 +19411,9 @@
       </w:tcPr>
     </w:tblStylePr>
   </w:style>
-  <w:style w:type="table" w:styleId="LightGrid-Accent6">
+  <w:style w:type="table" w:styleId="GradeClara-nfase6">
     <w:name w:val="Light Grid Accent 6"/>
-    <w:basedOn w:val="TableNormal"/>
+    <w:basedOn w:val="Tabelanormal"/>
     <w:uiPriority w:val="62"/>
     <w:rsid w:val="00CB0664"/>
     <w:pPr>
@@ -19948,9 +19534,9 @@
       </w:tcPr>
     </w:tblStylePr>
   </w:style>
-  <w:style w:type="table" w:styleId="MediumShading1">
+  <w:style w:type="table" w:styleId="SombreamentoMdio1">
     <w:name w:val="Medium Shading 1"/>
-    <w:basedOn w:val="TableNormal"/>
+    <w:basedOn w:val="Tabelanormal"/>
     <w:uiPriority w:val="63"/>
     <w:rsid w:val="00CB0664"/>
     <w:pPr>
@@ -20047,9 +19633,9 @@
       </w:tcPr>
     </w:tblStylePr>
   </w:style>
-  <w:style w:type="table" w:styleId="MediumShading1-Accent1">
+  <w:style w:type="table" w:styleId="SombreamentoMdio1-nfase1">
     <w:name w:val="Medium Shading 1 Accent 1"/>
-    <w:basedOn w:val="TableNormal"/>
+    <w:basedOn w:val="Tabelanormal"/>
     <w:uiPriority w:val="63"/>
     <w:rsid w:val="00CB0664"/>
     <w:pPr>
@@ -20146,9 +19732,9 @@
       </w:tcPr>
     </w:tblStylePr>
   </w:style>
-  <w:style w:type="table" w:styleId="MediumShading1-Accent2">
+  <w:style w:type="table" w:styleId="SombreamentoMdio1-nfase2">
     <w:name w:val="Medium Shading 1 Accent 2"/>
-    <w:basedOn w:val="TableNormal"/>
+    <w:basedOn w:val="Tabelanormal"/>
     <w:uiPriority w:val="63"/>
     <w:rsid w:val="00CB0664"/>
     <w:pPr>
@@ -20245,9 +19831,9 @@
       </w:tcPr>
     </w:tblStylePr>
   </w:style>
-  <w:style w:type="table" w:styleId="MediumShading1-Accent3">
+  <w:style w:type="table" w:styleId="SombreamentoMdio1-nfase3">
     <w:name w:val="Medium Shading 1 Accent 3"/>
-    <w:basedOn w:val="TableNormal"/>
+    <w:basedOn w:val="Tabelanormal"/>
     <w:uiPriority w:val="63"/>
     <w:rsid w:val="00CB0664"/>
     <w:pPr>
@@ -20344,9 +19930,9 @@
       </w:tcPr>
     </w:tblStylePr>
   </w:style>
-  <w:style w:type="table" w:styleId="MediumShading1-Accent4">
+  <w:style w:type="table" w:styleId="SombreamentoMdio1-nfase4">
     <w:name w:val="Medium Shading 1 Accent 4"/>
-    <w:basedOn w:val="TableNormal"/>
+    <w:basedOn w:val="Tabelanormal"/>
     <w:uiPriority w:val="63"/>
     <w:rsid w:val="00CB0664"/>
     <w:pPr>
@@ -20443,9 +20029,9 @@
       </w:tcPr>
     </w:tblStylePr>
   </w:style>
-  <w:style w:type="table" w:styleId="MediumShading1-Accent5">
+  <w:style w:type="table" w:styleId="SombreamentoMdio1-nfase5">
     <w:name w:val="Medium Shading 1 Accent 5"/>
-    <w:basedOn w:val="TableNormal"/>
+    <w:basedOn w:val="Tabelanormal"/>
     <w:uiPriority w:val="63"/>
     <w:rsid w:val="00CB0664"/>
     <w:pPr>
@@ -20542,9 +20128,9 @@
       </w:tcPr>
     </w:tblStylePr>
   </w:style>
-  <w:style w:type="table" w:styleId="MediumShading1-Accent6">
+  <w:style w:type="table" w:styleId="SombreamentoMdio1-nfase6">
     <w:name w:val="Medium Shading 1 Accent 6"/>
-    <w:basedOn w:val="TableNormal"/>
+    <w:basedOn w:val="Tabelanormal"/>
     <w:uiPriority w:val="63"/>
     <w:rsid w:val="00CB0664"/>
     <w:pPr>
@@ -20641,9 +20227,9 @@
       </w:tcPr>
     </w:tblStylePr>
   </w:style>
-  <w:style w:type="table" w:styleId="MediumShading2">
+  <w:style w:type="table" w:styleId="SombreamentoMdio2">
     <w:name w:val="Medium Shading 2"/>
-    <w:basedOn w:val="TableNormal"/>
+    <w:basedOn w:val="Tabelanormal"/>
     <w:uiPriority w:val="64"/>
     <w:rsid w:val="00CB0664"/>
     <w:pPr>
@@ -20783,9 +20369,9 @@
       </w:tcPr>
     </w:tblStylePr>
   </w:style>
-  <w:style w:type="table" w:styleId="MediumShading2-Accent1">
+  <w:style w:type="table" w:styleId="SombreamentoMdio2-nfase1">
     <w:name w:val="Medium Shading 2 Accent 1"/>
-    <w:basedOn w:val="TableNormal"/>
+    <w:basedOn w:val="Tabelanormal"/>
     <w:uiPriority w:val="64"/>
     <w:rsid w:val="00CB0664"/>
     <w:pPr>
@@ -20925,9 +20511,9 @@
       </w:tcPr>
     </w:tblStylePr>
   </w:style>
-  <w:style w:type="table" w:styleId="MediumShading2-Accent2">
+  <w:style w:type="table" w:styleId="SombreamentoMdio2-nfase2">
     <w:name w:val="Medium Shading 2 Accent 2"/>
-    <w:basedOn w:val="TableNormal"/>
+    <w:basedOn w:val="Tabelanormal"/>
     <w:uiPriority w:val="64"/>
     <w:rsid w:val="00CB0664"/>
     <w:pPr>
@@ -21067,9 +20653,9 @@
       </w:tcPr>
     </w:tblStylePr>
   </w:style>
-  <w:style w:type="table" w:styleId="MediumShading2-Accent3">
+  <w:style w:type="table" w:styleId="SombreamentoMdio2-nfase3">
     <w:name w:val="Medium Shading 2 Accent 3"/>
-    <w:basedOn w:val="TableNormal"/>
+    <w:basedOn w:val="Tabelanormal"/>
     <w:uiPriority w:val="64"/>
     <w:rsid w:val="00CB0664"/>
     <w:pPr>
@@ -21209,9 +20795,9 @@
       </w:tcPr>
     </w:tblStylePr>
   </w:style>
-  <w:style w:type="table" w:styleId="MediumShading2-Accent4">
+  <w:style w:type="table" w:styleId="SombreamentoMdio2-nfase4">
     <w:name w:val="Medium Shading 2 Accent 4"/>
-    <w:basedOn w:val="TableNormal"/>
+    <w:basedOn w:val="Tabelanormal"/>
     <w:uiPriority w:val="64"/>
     <w:rsid w:val="00CB0664"/>
     <w:pPr>
@@ -21351,9 +20937,9 @@
       </w:tcPr>
     </w:tblStylePr>
   </w:style>
-  <w:style w:type="table" w:styleId="MediumShading2-Accent5">
+  <w:style w:type="table" w:styleId="SombreamentoMdio2-nfase5">
     <w:name w:val="Medium Shading 2 Accent 5"/>
-    <w:basedOn w:val="TableNormal"/>
+    <w:basedOn w:val="Tabelanormal"/>
     <w:uiPriority w:val="64"/>
     <w:rsid w:val="00CB0664"/>
     <w:pPr>
@@ -21493,9 +21079,9 @@
       </w:tcPr>
     </w:tblStylePr>
   </w:style>
-  <w:style w:type="table" w:styleId="MediumShading2-Accent6">
+  <w:style w:type="table" w:styleId="SombreamentoMdio2-nfase6">
     <w:name w:val="Medium Shading 2 Accent 6"/>
-    <w:basedOn w:val="TableNormal"/>
+    <w:basedOn w:val="Tabelanormal"/>
     <w:uiPriority w:val="64"/>
     <w:rsid w:val="00CB0664"/>
     <w:pPr>
@@ -21635,9 +21221,9 @@
       </w:tcPr>
     </w:tblStylePr>
   </w:style>
-  <w:style w:type="table" w:styleId="MediumList1">
+  <w:style w:type="table" w:styleId="ListaMdia1">
     <w:name w:val="Medium List 1"/>
-    <w:basedOn w:val="TableNormal"/>
+    <w:basedOn w:val="Tabelanormal"/>
     <w:uiPriority w:val="65"/>
     <w:rsid w:val="00CB0664"/>
     <w:pPr>
@@ -21712,9 +21298,9 @@
       </w:tcPr>
     </w:tblStylePr>
   </w:style>
-  <w:style w:type="table" w:styleId="MediumList1-Accent1">
+  <w:style w:type="table" w:styleId="ListaMdia1-nfase1">
     <w:name w:val="Medium List 1 Accent 1"/>
-    <w:basedOn w:val="TableNormal"/>
+    <w:basedOn w:val="Tabelanormal"/>
     <w:uiPriority w:val="65"/>
     <w:rsid w:val="00CB0664"/>
     <w:pPr>
@@ -21789,9 +21375,9 @@
       </w:tcPr>
     </w:tblStylePr>
   </w:style>
-  <w:style w:type="table" w:styleId="MediumList1-Accent2">
+  <w:style w:type="table" w:styleId="ListaMdia1-nfase2">
     <w:name w:val="Medium List 1 Accent 2"/>
-    <w:basedOn w:val="TableNormal"/>
+    <w:basedOn w:val="Tabelanormal"/>
     <w:uiPriority w:val="65"/>
     <w:rsid w:val="00CB0664"/>
     <w:pPr>
@@ -21866,9 +21452,9 @@
       </w:tcPr>
     </w:tblStylePr>
   </w:style>
-  <w:style w:type="table" w:styleId="MediumList1-Accent3">
+  <w:style w:type="table" w:styleId="ListaMdia1-nfase3">
     <w:name w:val="Medium List 1 Accent 3"/>
-    <w:basedOn w:val="TableNormal"/>
+    <w:basedOn w:val="Tabelanormal"/>
     <w:uiPriority w:val="65"/>
     <w:rsid w:val="00CB0664"/>
     <w:pPr>
@@ -21943,9 +21529,9 @@
       </w:tcPr>
     </w:tblStylePr>
   </w:style>
-  <w:style w:type="table" w:styleId="MediumList1-Accent4">
+  <w:style w:type="table" w:styleId="ListaMdia1-nfase4">
     <w:name w:val="Medium List 1 Accent 4"/>
-    <w:basedOn w:val="TableNormal"/>
+    <w:basedOn w:val="Tabelanormal"/>
     <w:uiPriority w:val="65"/>
     <w:rsid w:val="00CB0664"/>
     <w:pPr>
@@ -22020,9 +21606,9 @@
       </w:tcPr>
     </w:tblStylePr>
   </w:style>
-  <w:style w:type="table" w:styleId="MediumList1-Accent5">
+  <w:style w:type="table" w:styleId="ListaMdia1-nfase5">
     <w:name w:val="Medium List 1 Accent 5"/>
-    <w:basedOn w:val="TableNormal"/>
+    <w:basedOn w:val="Tabelanormal"/>
     <w:uiPriority w:val="65"/>
     <w:rsid w:val="00CB0664"/>
     <w:pPr>
@@ -22097,9 +21683,9 @@
       </w:tcPr>
     </w:tblStylePr>
   </w:style>
-  <w:style w:type="table" w:styleId="MediumList1-Accent6">
+  <w:style w:type="table" w:styleId="ListaMdia1-nfase6">
     <w:name w:val="Medium List 1 Accent 6"/>
-    <w:basedOn w:val="TableNormal"/>
+    <w:basedOn w:val="Tabelanormal"/>
     <w:uiPriority w:val="65"/>
     <w:rsid w:val="00CB0664"/>
     <w:pPr>
@@ -22174,9 +21760,9 @@
       </w:tcPr>
     </w:tblStylePr>
   </w:style>
-  <w:style w:type="table" w:styleId="MediumList2">
+  <w:style w:type="table" w:styleId="ListaMdia2">
     <w:name w:val="Medium List 2"/>
-    <w:basedOn w:val="TableNormal"/>
+    <w:basedOn w:val="Tabelanormal"/>
     <w:uiPriority w:val="66"/>
     <w:rsid w:val="00CB0664"/>
     <w:pPr>
@@ -22295,9 +21881,9 @@
       </w:tcPr>
     </w:tblStylePr>
   </w:style>
-  <w:style w:type="table" w:styleId="MediumList2-Accent1">
+  <w:style w:type="table" w:styleId="ListaMdia2-nfase1">
     <w:name w:val="Medium List 2 Accent 1"/>
-    <w:basedOn w:val="TableNormal"/>
+    <w:basedOn w:val="Tabelanormal"/>
     <w:uiPriority w:val="66"/>
     <w:rsid w:val="00CB0664"/>
     <w:pPr>
@@ -22416,9 +22002,9 @@
       </w:tcPr>
     </w:tblStylePr>
   </w:style>
-  <w:style w:type="table" w:styleId="MediumList2-Accent2">
+  <w:style w:type="table" w:styleId="ListaMdia2-nfase2">
     <w:name w:val="Medium List 2 Accent 2"/>
-    <w:basedOn w:val="TableNormal"/>
+    <w:basedOn w:val="Tabelanormal"/>
     <w:uiPriority w:val="66"/>
     <w:rsid w:val="00CB0664"/>
     <w:pPr>
@@ -22537,9 +22123,9 @@
       </w:tcPr>
     </w:tblStylePr>
   </w:style>
-  <w:style w:type="table" w:styleId="MediumList2-Accent3">
+  <w:style w:type="table" w:styleId="ListaMdia2-nfase3">
     <w:name w:val="Medium List 2 Accent 3"/>
-    <w:basedOn w:val="TableNormal"/>
+    <w:basedOn w:val="Tabelanormal"/>
     <w:uiPriority w:val="66"/>
     <w:rsid w:val="00CB0664"/>
     <w:pPr>
@@ -22658,9 +22244,9 @@
       </w:tcPr>
     </w:tblStylePr>
   </w:style>
-  <w:style w:type="table" w:styleId="MediumList2-Accent4">
+  <w:style w:type="table" w:styleId="ListaMdia2-nfase4">
     <w:name w:val="Medium List 2 Accent 4"/>
-    <w:basedOn w:val="TableNormal"/>
+    <w:basedOn w:val="Tabelanormal"/>
     <w:uiPriority w:val="66"/>
     <w:rsid w:val="00CB0664"/>
     <w:pPr>
@@ -22779,9 +22365,9 @@
       </w:tcPr>
     </w:tblStylePr>
   </w:style>
-  <w:style w:type="table" w:styleId="MediumList2-Accent5">
+  <w:style w:type="table" w:styleId="ListaMdia2-nfase5">
     <w:name w:val="Medium List 2 Accent 5"/>
-    <w:basedOn w:val="TableNormal"/>
+    <w:basedOn w:val="Tabelanormal"/>
     <w:uiPriority w:val="66"/>
     <w:rsid w:val="00CB0664"/>
     <w:pPr>
@@ -22900,9 +22486,9 @@
       </w:tcPr>
     </w:tblStylePr>
   </w:style>
-  <w:style w:type="table" w:styleId="MediumList2-Accent6">
+  <w:style w:type="table" w:styleId="ListaMdia2-nfase6">
     <w:name w:val="Medium List 2 Accent 6"/>
-    <w:basedOn w:val="TableNormal"/>
+    <w:basedOn w:val="Tabelanormal"/>
     <w:uiPriority w:val="66"/>
     <w:rsid w:val="00CB0664"/>
     <w:pPr>
@@ -23021,9 +22607,9 @@
       </w:tcPr>
     </w:tblStylePr>
   </w:style>
-  <w:style w:type="table" w:styleId="MediumGrid1">
+  <w:style w:type="table" w:styleId="GradeMdia1">
     <w:name w:val="Medium Grid 1"/>
-    <w:basedOn w:val="TableNormal"/>
+    <w:basedOn w:val="Tabelanormal"/>
     <w:uiPriority w:val="67"/>
     <w:rsid w:val="00CB0664"/>
     <w:pPr>
@@ -23087,9 +22673,9 @@
       </w:tcPr>
     </w:tblStylePr>
   </w:style>
-  <w:style w:type="table" w:styleId="MediumGrid1-Accent1">
+  <w:style w:type="table" w:styleId="GradeMdia1-nfase1">
     <w:name w:val="Medium Grid 1 Accent 1"/>
-    <w:basedOn w:val="TableNormal"/>
+    <w:basedOn w:val="Tabelanormal"/>
     <w:uiPriority w:val="67"/>
     <w:rsid w:val="00CB0664"/>
     <w:pPr>
@@ -23153,9 +22739,9 @@
       </w:tcPr>
     </w:tblStylePr>
   </w:style>
-  <w:style w:type="table" w:styleId="MediumGrid1-Accent2">
+  <w:style w:type="table" w:styleId="GradeMdia1-nfase2">
     <w:name w:val="Medium Grid 1 Accent 2"/>
-    <w:basedOn w:val="TableNormal"/>
+    <w:basedOn w:val="Tabelanormal"/>
     <w:uiPriority w:val="67"/>
     <w:rsid w:val="00CB0664"/>
     <w:pPr>
@@ -23219,9 +22805,9 @@
       </w:tcPr>
     </w:tblStylePr>
   </w:style>
-  <w:style w:type="table" w:styleId="MediumGrid1-Accent3">
+  <w:style w:type="table" w:styleId="GradeMdia1-nfase3">
     <w:name w:val="Medium Grid 1 Accent 3"/>
-    <w:basedOn w:val="TableNormal"/>
+    <w:basedOn w:val="Tabelanormal"/>
     <w:uiPriority w:val="67"/>
     <w:rsid w:val="00CB0664"/>
     <w:pPr>
@@ -23285,9 +22871,9 @@
       </w:tcPr>
     </w:tblStylePr>
   </w:style>
-  <w:style w:type="table" w:styleId="MediumGrid1-Accent4">
+  <w:style w:type="table" w:styleId="GradeMdia1-nfase4">
     <w:name w:val="Medium Grid 1 Accent 4"/>
-    <w:basedOn w:val="TableNormal"/>
+    <w:basedOn w:val="Tabelanormal"/>
     <w:uiPriority w:val="67"/>
     <w:rsid w:val="00CB0664"/>
     <w:pPr>
@@ -23351,9 +22937,9 @@
       </w:tcPr>
     </w:tblStylePr>
   </w:style>
-  <w:style w:type="table" w:styleId="MediumGrid1-Accent5">
+  <w:style w:type="table" w:styleId="GradeMdia1-nfase5">
     <w:name w:val="Medium Grid 1 Accent 5"/>
-    <w:basedOn w:val="TableNormal"/>
+    <w:basedOn w:val="Tabelanormal"/>
     <w:uiPriority w:val="67"/>
     <w:rsid w:val="00CB0664"/>
     <w:pPr>
@@ -23417,9 +23003,9 @@
       </w:tcPr>
     </w:tblStylePr>
   </w:style>
-  <w:style w:type="table" w:styleId="MediumGrid1-Accent6">
+  <w:style w:type="table" w:styleId="GradeMdia1-nfase6">
     <w:name w:val="Medium Grid 1 Accent 6"/>
-    <w:basedOn w:val="TableNormal"/>
+    <w:basedOn w:val="Tabelanormal"/>
     <w:uiPriority w:val="67"/>
     <w:rsid w:val="00CB0664"/>
     <w:pPr>
@@ -23483,9 +23069,9 @@
       </w:tcPr>
     </w:tblStylePr>
   </w:style>
-  <w:style w:type="table" w:styleId="MediumGrid2">
+  <w:style w:type="table" w:styleId="GradeMdia2">
     <w:name w:val="Medium Grid 2"/>
-    <w:basedOn w:val="TableNormal"/>
+    <w:basedOn w:val="Tabelanormal"/>
     <w:uiPriority w:val="68"/>
     <w:rsid w:val="00CB0664"/>
     <w:pPr>
@@ -23601,9 +23187,9 @@
       </w:tcPr>
     </w:tblStylePr>
   </w:style>
-  <w:style w:type="table" w:styleId="MediumGrid2-Accent1">
+  <w:style w:type="table" w:styleId="GradeMdia2-nfase1">
     <w:name w:val="Medium Grid 2 Accent 1"/>
-    <w:basedOn w:val="TableNormal"/>
+    <w:basedOn w:val="Tabelanormal"/>
     <w:uiPriority w:val="68"/>
     <w:rsid w:val="00CB0664"/>
     <w:pPr>
@@ -23719,9 +23305,9 @@
       </w:tcPr>
     </w:tblStylePr>
   </w:style>
-  <w:style w:type="table" w:styleId="MediumGrid2-Accent2">
+  <w:style w:type="table" w:styleId="GradeMdia2-nfase2">
     <w:name w:val="Medium Grid 2 Accent 2"/>
-    <w:basedOn w:val="TableNormal"/>
+    <w:basedOn w:val="Tabelanormal"/>
     <w:uiPriority w:val="68"/>
     <w:rsid w:val="00CB0664"/>
     <w:pPr>
@@ -23837,9 +23423,9 @@
       </w:tcPr>
     </w:tblStylePr>
   </w:style>
-  <w:style w:type="table" w:styleId="MediumGrid2-Accent3">
+  <w:style w:type="table" w:styleId="GradeMdia2-nfase3">
     <w:name w:val="Medium Grid 2 Accent 3"/>
-    <w:basedOn w:val="TableNormal"/>
+    <w:basedOn w:val="Tabelanormal"/>
     <w:uiPriority w:val="68"/>
     <w:rsid w:val="00CB0664"/>
     <w:pPr>
@@ -23955,9 +23541,9 @@
       </w:tcPr>
     </w:tblStylePr>
   </w:style>
-  <w:style w:type="table" w:styleId="MediumGrid2-Accent4">
+  <w:style w:type="table" w:styleId="GradeMdia2-nfase4">
     <w:name w:val="Medium Grid 2 Accent 4"/>
-    <w:basedOn w:val="TableNormal"/>
+    <w:basedOn w:val="Tabelanormal"/>
     <w:uiPriority w:val="68"/>
     <w:rsid w:val="00CB0664"/>
     <w:pPr>
@@ -24073,9 +23659,9 @@
       </w:tcPr>
     </w:tblStylePr>
   </w:style>
-  <w:style w:type="table" w:styleId="MediumGrid2-Accent5">
+  <w:style w:type="table" w:styleId="GradeMdia2-nfase5">
     <w:name w:val="Medium Grid 2 Accent 5"/>
-    <w:basedOn w:val="TableNormal"/>
+    <w:basedOn w:val="Tabelanormal"/>
     <w:uiPriority w:val="68"/>
     <w:rsid w:val="00CB0664"/>
     <w:pPr>
@@ -24191,9 +23777,9 @@
       </w:tcPr>
     </w:tblStylePr>
   </w:style>
-  <w:style w:type="table" w:styleId="MediumGrid2-Accent6">
+  <w:style w:type="table" w:styleId="GradeMdia2-nfase6">
     <w:name w:val="Medium Grid 2 Accent 6"/>
-    <w:basedOn w:val="TableNormal"/>
+    <w:basedOn w:val="Tabelanormal"/>
     <w:uiPriority w:val="68"/>
     <w:rsid w:val="00CB0664"/>
     <w:pPr>
@@ -24309,9 +23895,9 @@
       </w:tcPr>
     </w:tblStylePr>
   </w:style>
-  <w:style w:type="table" w:styleId="MediumGrid3">
+  <w:style w:type="table" w:styleId="GradeMdia3">
     <w:name w:val="Medium Grid 3"/>
-    <w:basedOn w:val="TableNormal"/>
+    <w:basedOn w:val="Tabelanormal"/>
     <w:uiPriority w:val="69"/>
     <w:rsid w:val="00CB0664"/>
     <w:pPr>
@@ -24443,9 +24029,9 @@
       </w:tcPr>
     </w:tblStylePr>
   </w:style>
-  <w:style w:type="table" w:styleId="MediumGrid3-Accent1">
+  <w:style w:type="table" w:styleId="GradeMdia3-nfase1">
     <w:name w:val="Medium Grid 3 Accent 1"/>
-    <w:basedOn w:val="TableNormal"/>
+    <w:basedOn w:val="Tabelanormal"/>
     <w:uiPriority w:val="69"/>
     <w:rsid w:val="00CB0664"/>
     <w:pPr>
@@ -24577,9 +24163,9 @@
       </w:tcPr>
     </w:tblStylePr>
   </w:style>
-  <w:style w:type="table" w:styleId="MediumGrid3-Accent2">
+  <w:style w:type="table" w:styleId="GradeMdia3-nfase2">
     <w:name w:val="Medium Grid 3 Accent 2"/>
-    <w:basedOn w:val="TableNormal"/>
+    <w:basedOn w:val="Tabelanormal"/>
     <w:uiPriority w:val="69"/>
     <w:rsid w:val="00CB0664"/>
     <w:pPr>
@@ -24711,9 +24297,9 @@
       </w:tcPr>
     </w:tblStylePr>
   </w:style>
-  <w:style w:type="table" w:styleId="MediumGrid3-Accent3">
+  <w:style w:type="table" w:styleId="GradeMdia3-nfase3">
     <w:name w:val="Medium Grid 3 Accent 3"/>
-    <w:basedOn w:val="TableNormal"/>
+    <w:basedOn w:val="Tabelanormal"/>
     <w:uiPriority w:val="69"/>
     <w:rsid w:val="00CB0664"/>
     <w:pPr>
@@ -24845,9 +24431,9 @@
       </w:tcPr>
     </w:tblStylePr>
   </w:style>
-  <w:style w:type="table" w:styleId="MediumGrid3-Accent4">
+  <w:style w:type="table" w:styleId="GradeMdia3-nfase4">
     <w:name w:val="Medium Grid 3 Accent 4"/>
-    <w:basedOn w:val="TableNormal"/>
+    <w:basedOn w:val="Tabelanormal"/>
     <w:uiPriority w:val="69"/>
     <w:rsid w:val="00CB0664"/>
     <w:pPr>
@@ -24979,9 +24565,9 @@
       </w:tcPr>
     </w:tblStylePr>
   </w:style>
-  <w:style w:type="table" w:styleId="MediumGrid3-Accent5">
+  <w:style w:type="table" w:styleId="GradeMdia3-nfase5">
     <w:name w:val="Medium Grid 3 Accent 5"/>
-    <w:basedOn w:val="TableNormal"/>
+    <w:basedOn w:val="Tabelanormal"/>
     <w:uiPriority w:val="69"/>
     <w:rsid w:val="00CB0664"/>
     <w:pPr>
@@ -25113,9 +24699,9 @@
       </w:tcPr>
     </w:tblStylePr>
   </w:style>
-  <w:style w:type="table" w:styleId="MediumGrid3-Accent6">
+  <w:style w:type="table" w:styleId="GradeMdia3-nfase6">
     <w:name w:val="Medium Grid 3 Accent 6"/>
-    <w:basedOn w:val="TableNormal"/>
+    <w:basedOn w:val="Tabelanormal"/>
     <w:uiPriority w:val="69"/>
     <w:rsid w:val="00CB0664"/>
     <w:pPr>
@@ -25247,9 +24833,9 @@
       </w:tcPr>
     </w:tblStylePr>
   </w:style>
-  <w:style w:type="table" w:styleId="DarkList">
+  <w:style w:type="table" w:styleId="ListaEscura">
     <w:name w:val="Dark List"/>
-    <w:basedOn w:val="TableNormal"/>
+    <w:basedOn w:val="Tabelanormal"/>
     <w:uiPriority w:val="70"/>
     <w:rsid w:val="00CB0664"/>
     <w:pPr>
@@ -25354,9 +24940,9 @@
       </w:tcPr>
     </w:tblStylePr>
   </w:style>
-  <w:style w:type="table" w:styleId="DarkList-Accent1">
+  <w:style w:type="table" w:styleId="ListaEscura-nfase1">
     <w:name w:val="Dark List Accent 1"/>
-    <w:basedOn w:val="TableNormal"/>
+    <w:basedOn w:val="Tabelanormal"/>
     <w:uiPriority w:val="70"/>
     <w:rsid w:val="00CB0664"/>
     <w:pPr>
@@ -25461,9 +25047,9 @@
       </w:tcPr>
     </w:tblStylePr>
   </w:style>
-  <w:style w:type="table" w:styleId="DarkList-Accent2">
+  <w:style w:type="table" w:styleId="ListaEscura-nfase2">
     <w:name w:val="Dark List Accent 2"/>
-    <w:basedOn w:val="TableNormal"/>
+    <w:basedOn w:val="Tabelanormal"/>
     <w:uiPriority w:val="70"/>
     <w:rsid w:val="00CB0664"/>
     <w:pPr>
@@ -25568,9 +25154,9 @@
       </w:tcPr>
     </w:tblStylePr>
   </w:style>
-  <w:style w:type="table" w:styleId="DarkList-Accent3">
+  <w:style w:type="table" w:styleId="ListaEscura-nfase3">
     <w:name w:val="Dark List Accent 3"/>
-    <w:basedOn w:val="TableNormal"/>
+    <w:basedOn w:val="Tabelanormal"/>
     <w:uiPriority w:val="70"/>
     <w:rsid w:val="00CB0664"/>
     <w:pPr>
@@ -25675,9 +25261,9 @@
       </w:tcPr>
     </w:tblStylePr>
   </w:style>
-  <w:style w:type="table" w:styleId="DarkList-Accent4">
+  <w:style w:type="table" w:styleId="ListaEscura-nfase4">
     <w:name w:val="Dark List Accent 4"/>
-    <w:basedOn w:val="TableNormal"/>
+    <w:basedOn w:val="Tabelanormal"/>
     <w:uiPriority w:val="70"/>
     <w:rsid w:val="00CB0664"/>
     <w:pPr>
@@ -25782,9 +25368,9 @@
       </w:tcPr>
     </w:tblStylePr>
   </w:style>
-  <w:style w:type="table" w:styleId="DarkList-Accent5">
+  <w:style w:type="table" w:styleId="ListaEscura-nfase5">
     <w:name w:val="Dark List Accent 5"/>
-    <w:basedOn w:val="TableNormal"/>
+    <w:basedOn w:val="Tabelanormal"/>
     <w:uiPriority w:val="70"/>
     <w:rsid w:val="00CB0664"/>
     <w:pPr>
@@ -25889,9 +25475,9 @@
       </w:tcPr>
     </w:tblStylePr>
   </w:style>
-  <w:style w:type="table" w:styleId="DarkList-Accent6">
+  <w:style w:type="table" w:styleId="ListaEscura-nfase6">
     <w:name w:val="Dark List Accent 6"/>
-    <w:basedOn w:val="TableNormal"/>
+    <w:basedOn w:val="Tabelanormal"/>
     <w:uiPriority w:val="70"/>
     <w:rsid w:val="00CB0664"/>
     <w:pPr>
@@ -25996,9 +25582,9 @@
       </w:tcPr>
     </w:tblStylePr>
   </w:style>
-  <w:style w:type="table" w:styleId="ColorfulShading">
+  <w:style w:type="table" w:styleId="SombreamentoColorido">
     <w:name w:val="Colorful Shading"/>
-    <w:basedOn w:val="TableNormal"/>
+    <w:basedOn w:val="Tabelanormal"/>
     <w:uiPriority w:val="71"/>
     <w:rsid w:val="00CB0664"/>
     <w:pPr>
@@ -26111,9 +25697,9 @@
       </w:rPr>
     </w:tblStylePr>
   </w:style>
-  <w:style w:type="table" w:styleId="ColorfulShading-Accent1">
+  <w:style w:type="table" w:styleId="SombreamentoEscuro-nfase1">
     <w:name w:val="Colorful Shading Accent 1"/>
-    <w:basedOn w:val="TableNormal"/>
+    <w:basedOn w:val="Tabelanormal"/>
     <w:uiPriority w:val="71"/>
     <w:rsid w:val="00CB0664"/>
     <w:pPr>
@@ -26226,9 +25812,9 @@
       </w:rPr>
     </w:tblStylePr>
   </w:style>
-  <w:style w:type="table" w:styleId="ColorfulShading-Accent2">
+  <w:style w:type="table" w:styleId="SombreamentoColorido-nfase2">
     <w:name w:val="Colorful Shading Accent 2"/>
-    <w:basedOn w:val="TableNormal"/>
+    <w:basedOn w:val="Tabelanormal"/>
     <w:uiPriority w:val="71"/>
     <w:rsid w:val="00CB0664"/>
     <w:pPr>
@@ -26341,9 +25927,9 @@
       </w:rPr>
     </w:tblStylePr>
   </w:style>
-  <w:style w:type="table" w:styleId="ColorfulShading-Accent3">
+  <w:style w:type="table" w:styleId="SombreamentoColorido-nfase3">
     <w:name w:val="Colorful Shading Accent 3"/>
-    <w:basedOn w:val="TableNormal"/>
+    <w:basedOn w:val="Tabelanormal"/>
     <w:uiPriority w:val="71"/>
     <w:rsid w:val="00CB0664"/>
     <w:pPr>
@@ -26446,9 +26032,9 @@
       </w:tcPr>
     </w:tblStylePr>
   </w:style>
-  <w:style w:type="table" w:styleId="ColorfulShading-Accent4">
+  <w:style w:type="table" w:styleId="SombreamentoColorido-nfase4">
     <w:name w:val="Colorful Shading Accent 4"/>
-    <w:basedOn w:val="TableNormal"/>
+    <w:basedOn w:val="Tabelanormal"/>
     <w:uiPriority w:val="71"/>
     <w:rsid w:val="00CB0664"/>
     <w:pPr>
@@ -26561,9 +26147,9 @@
       </w:rPr>
     </w:tblStylePr>
   </w:style>
-  <w:style w:type="table" w:styleId="ColorfulShading-Accent5">
+  <w:style w:type="table" w:styleId="SombreamentoColorido-nfase5">
     <w:name w:val="Colorful Shading Accent 5"/>
-    <w:basedOn w:val="TableNormal"/>
+    <w:basedOn w:val="Tabelanormal"/>
     <w:uiPriority w:val="71"/>
     <w:rsid w:val="00CB0664"/>
     <w:pPr>
@@ -26676,9 +26262,9 @@
       </w:rPr>
     </w:tblStylePr>
   </w:style>
-  <w:style w:type="table" w:styleId="ColorfulShading-Accent6">
+  <w:style w:type="table" w:styleId="SombreamentoColorido-nfase6">
     <w:name w:val="Colorful Shading Accent 6"/>
-    <w:basedOn w:val="TableNormal"/>
+    <w:basedOn w:val="Tabelanormal"/>
     <w:uiPriority w:val="71"/>
     <w:rsid w:val="00CB0664"/>
     <w:pPr>
@@ -26791,9 +26377,9 @@
       </w:rPr>
     </w:tblStylePr>
   </w:style>
-  <w:style w:type="table" w:styleId="ColorfulList">
+  <w:style w:type="table" w:styleId="ListaColorida">
     <w:name w:val="Colorful List"/>
-    <w:basedOn w:val="TableNormal"/>
+    <w:basedOn w:val="Tabelanormal"/>
     <w:uiPriority w:val="72"/>
     <w:rsid w:val="00CB0664"/>
     <w:pPr>
@@ -26870,9 +26456,9 @@
       </w:tcPr>
     </w:tblStylePr>
   </w:style>
-  <w:style w:type="table" w:styleId="ColorfulList-Accent1">
+  <w:style w:type="table" w:styleId="ListaColorida-nfase1">
     <w:name w:val="Colorful List Accent 1"/>
-    <w:basedOn w:val="TableNormal"/>
+    <w:basedOn w:val="Tabelanormal"/>
     <w:uiPriority w:val="72"/>
     <w:rsid w:val="00CB0664"/>
     <w:pPr>
@@ -26949,9 +26535,9 @@
       </w:tcPr>
     </w:tblStylePr>
   </w:style>
-  <w:style w:type="table" w:styleId="ColorfulList-Accent2">
+  <w:style w:type="table" w:styleId="ListaColorida-nfase2">
     <w:name w:val="Colorful List Accent 2"/>
-    <w:basedOn w:val="TableNormal"/>
+    <w:basedOn w:val="Tabelanormal"/>
     <w:uiPriority w:val="72"/>
     <w:rsid w:val="00CB0664"/>
     <w:pPr>
@@ -27028,9 +26614,9 @@
       </w:tcPr>
     </w:tblStylePr>
   </w:style>
-  <w:style w:type="table" w:styleId="ColorfulList-Accent3">
+  <w:style w:type="table" w:styleId="ListaColorida-nfase3">
     <w:name w:val="Colorful List Accent 3"/>
-    <w:basedOn w:val="TableNormal"/>
+    <w:basedOn w:val="Tabelanormal"/>
     <w:uiPriority w:val="72"/>
     <w:rsid w:val="00CB0664"/>
     <w:pPr>
@@ -27107,9 +26693,9 @@
       </w:tcPr>
     </w:tblStylePr>
   </w:style>
-  <w:style w:type="table" w:styleId="ColorfulList-Accent4">
+  <w:style w:type="table" w:styleId="ListaColorida-nfase4">
     <w:name w:val="Colorful List Accent 4"/>
-    <w:basedOn w:val="TableNormal"/>
+    <w:basedOn w:val="Tabelanormal"/>
     <w:uiPriority w:val="72"/>
     <w:rsid w:val="00CB0664"/>
     <w:pPr>
@@ -27186,9 +26772,9 @@
       </w:tcPr>
     </w:tblStylePr>
   </w:style>
-  <w:style w:type="table" w:styleId="ColorfulList-Accent5">
+  <w:style w:type="table" w:styleId="ListaColorida-nfase5">
     <w:name w:val="Colorful List Accent 5"/>
-    <w:basedOn w:val="TableNormal"/>
+    <w:basedOn w:val="Tabelanormal"/>
     <w:uiPriority w:val="72"/>
     <w:rsid w:val="00CB0664"/>
     <w:pPr>
@@ -27265,9 +26851,9 @@
       </w:tcPr>
     </w:tblStylePr>
   </w:style>
-  <w:style w:type="table" w:styleId="ColorfulList-Accent6">
+  <w:style w:type="table" w:styleId="ListaColorida-nfase6">
     <w:name w:val="Colorful List Accent 6"/>
-    <w:basedOn w:val="TableNormal"/>
+    <w:basedOn w:val="Tabelanormal"/>
     <w:uiPriority w:val="72"/>
     <w:rsid w:val="00CB0664"/>
     <w:pPr>
@@ -27344,9 +26930,9 @@
       </w:tcPr>
     </w:tblStylePr>
   </w:style>
-  <w:style w:type="table" w:styleId="ColorfulGrid">
+  <w:style w:type="table" w:styleId="GradeColorida">
     <w:name w:val="Colorful Grid"/>
-    <w:basedOn w:val="TableNormal"/>
+    <w:basedOn w:val="Tabelanormal"/>
     <w:uiPriority w:val="73"/>
     <w:rsid w:val="00CB0664"/>
     <w:pPr>
@@ -27417,9 +27003,9 @@
       </w:tcPr>
     </w:tblStylePr>
   </w:style>
-  <w:style w:type="table" w:styleId="ColorfulGrid-Accent1">
+  <w:style w:type="table" w:styleId="GradeColorida-nfase1">
     <w:name w:val="Colorful Grid Accent 1"/>
-    <w:basedOn w:val="TableNormal"/>
+    <w:basedOn w:val="Tabelanormal"/>
     <w:uiPriority w:val="73"/>
     <w:rsid w:val="00CB0664"/>
     <w:pPr>
@@ -27490,9 +27076,9 @@
       </w:tcPr>
     </w:tblStylePr>
   </w:style>
-  <w:style w:type="table" w:styleId="ColorfulGrid-Accent2">
+  <w:style w:type="table" w:styleId="GradeColorida-nfase2">
     <w:name w:val="Colorful Grid Accent 2"/>
-    <w:basedOn w:val="TableNormal"/>
+    <w:basedOn w:val="Tabelanormal"/>
     <w:uiPriority w:val="73"/>
     <w:rsid w:val="00CB0664"/>
     <w:pPr>
@@ -27563,9 +27149,9 @@
       </w:tcPr>
     </w:tblStylePr>
   </w:style>
-  <w:style w:type="table" w:styleId="ColorfulGrid-Accent3">
+  <w:style w:type="table" w:styleId="GradeColorida-nfase3">
     <w:name w:val="Colorful Grid Accent 3"/>
-    <w:basedOn w:val="TableNormal"/>
+    <w:basedOn w:val="Tabelanormal"/>
     <w:uiPriority w:val="73"/>
     <w:rsid w:val="00CB0664"/>
     <w:pPr>
@@ -27636,9 +27222,9 @@
       </w:tcPr>
     </w:tblStylePr>
   </w:style>
-  <w:style w:type="table" w:styleId="ColorfulGrid-Accent4">
+  <w:style w:type="table" w:styleId="GradeColorida-nfase4">
     <w:name w:val="Colorful Grid Accent 4"/>
-    <w:basedOn w:val="TableNormal"/>
+    <w:basedOn w:val="Tabelanormal"/>
     <w:uiPriority w:val="73"/>
     <w:rsid w:val="00CB0664"/>
     <w:pPr>
@@ -27709,9 +27295,9 @@
       </w:tcPr>
     </w:tblStylePr>
   </w:style>
-  <w:style w:type="table" w:styleId="ColorfulGrid-Accent5">
+  <w:style w:type="table" w:styleId="GradeColorida-nfase5">
     <w:name w:val="Colorful Grid Accent 5"/>
-    <w:basedOn w:val="TableNormal"/>
+    <w:basedOn w:val="Tabelanormal"/>
     <w:uiPriority w:val="73"/>
     <w:rsid w:val="00CB0664"/>
     <w:pPr>
@@ -27782,9 +27368,9 @@
       </w:tcPr>
     </w:tblStylePr>
   </w:style>
-  <w:style w:type="table" w:styleId="ColorfulGrid-Accent6">
+  <w:style w:type="table" w:styleId="GradeColorida-nfase6">
     <w:name w:val="Colorful Grid Accent 6"/>
-    <w:basedOn w:val="TableNormal"/>
+    <w:basedOn w:val="Tabelanormal"/>
     <w:uiPriority w:val="73"/>
     <w:rsid w:val="00CB0664"/>
     <w:pPr>
@@ -28195,10 +27781,9 @@
 </file>
 
 <file path=customXml/itemProps1.xml><?xml version="1.0" encoding="utf-8"?>
-<ds:datastoreItem xmlns:ds="http://schemas.openxmlformats.org/officeDocument/2006/customXml" ds:itemID="{EF278816-EC6F-A645-907D-7F25AECB1D4A}">
+<ds:datastoreItem xmlns:ds="http://schemas.openxmlformats.org/officeDocument/2006/customXml" ds:itemID="{4771FCAE-39D6-4FC5-BA61-A2A183EF7606}">
   <ds:schemaRefs>
     <ds:schemaRef ds:uri="http://schemas.openxmlformats.org/officeDocument/2006/bibliography"/>
-    <ds:schemaRef ds:uri="http://www.w3.org/2000/xmlns/"/>
   </ds:schemaRefs>
 </ds:datastoreItem>
 </file>